--- a/borrador_articulo_trad.docx
+++ b/borrador_articulo_trad.docx
@@ -3367,7 +3367,7 @@
           <w:szCs w:val="20"/>
         </w:rPr>
         <w:drawing>
-          <wp:anchor behindDoc="0" distT="0" distB="0" distL="0" distR="0" simplePos="0" locked="0" layoutInCell="0" allowOverlap="1" relativeHeight="3">
+          <wp:anchor behindDoc="0" distT="0" distB="0" distL="0" distR="0" simplePos="0" locked="0" layoutInCell="0" allowOverlap="1" relativeHeight="20">
             <wp:simplePos x="0" y="0"/>
             <wp:positionH relativeFrom="column">
               <wp:align>center</wp:align>
@@ -3375,7 +3375,7 @@
             <wp:positionV relativeFrom="paragraph">
               <wp:posOffset>635</wp:posOffset>
             </wp:positionV>
-            <wp:extent cx="6120130" cy="3055620"/>
+            <wp:extent cx="6332220" cy="3161665"/>
             <wp:effectExtent l="0" t="0" r="0" b="0"/>
             <wp:wrapSquare wrapText="largest"/>
             <wp:docPr id="2" name="Imagen2" descr=""/>
@@ -3400,7 +3400,7 @@
                   <pic:spPr bwMode="auto">
                     <a:xfrm>
                       <a:off x="0" y="0"/>
-                      <a:ext cx="6120130" cy="3055620"/>
+                      <a:ext cx="6332220" cy="3161665"/>
                     </a:xfrm>
                     <a:prstGeom prst="rect">
                       <a:avLst/>
@@ -5261,7 +5261,7 @@
           <w:szCs w:val="20"/>
         </w:rPr>
         <w:drawing>
-          <wp:anchor behindDoc="0" distT="0" distB="0" distL="0" distR="0" simplePos="0" locked="0" layoutInCell="0" allowOverlap="1" relativeHeight="4">
+          <wp:anchor behindDoc="0" distT="0" distB="0" distL="0" distR="0" simplePos="0" locked="0" layoutInCell="0" allowOverlap="1" relativeHeight="3">
             <wp:simplePos x="0" y="0"/>
             <wp:positionH relativeFrom="column">
               <wp:align>center</wp:align>
@@ -7132,7 +7132,17 @@
         </w:rPr>
       </w:pPr>
       <w:r>
-        <w:rPr/>
+        <w:rPr>
+          <w:b w:val="false"/>
+          <w:bCs w:val="false"/>
+          <w:i w:val="false"/>
+          <w:caps w:val="false"/>
+          <w:smallCaps w:val="false"/>
+          <w:color w:val="000000"/>
+          <w:spacing w:val="0"/>
+          <w:sz w:val="24"/>
+          <w:szCs w:val="24"/>
+        </w:rPr>
       </w:r>
     </w:p>
     <w:p>
@@ -7156,9 +7166,19 @@
         </w:rPr>
       </w:pPr>
       <w:r>
-        <w:rPr/>
+        <w:rPr>
+          <w:b w:val="false"/>
+          <w:bCs w:val="false"/>
+          <w:i w:val="false"/>
+          <w:caps w:val="false"/>
+          <w:smallCaps w:val="false"/>
+          <w:color w:val="000000"/>
+          <w:spacing w:val="0"/>
+          <w:sz w:val="24"/>
+          <w:szCs w:val="24"/>
+        </w:rPr>
         <w:drawing>
-          <wp:anchor behindDoc="0" distT="0" distB="0" distL="0" distR="0" simplePos="0" locked="0" layoutInCell="0" allowOverlap="1" relativeHeight="20">
+          <wp:anchor behindDoc="0" distT="0" distB="0" distL="0" distR="0" simplePos="0" locked="0" layoutInCell="0" allowOverlap="1" relativeHeight="4">
             <wp:simplePos x="0" y="0"/>
             <wp:positionH relativeFrom="column">
               <wp:align>center</wp:align>
@@ -7445,10 +7465,10 @@
       </w:tblPr>
       <w:tblGrid>
         <w:gridCol w:w="1987"/>
+        <w:gridCol w:w="1995"/>
+        <w:gridCol w:w="1994"/>
         <w:gridCol w:w="1996"/>
-        <w:gridCol w:w="1993"/>
-        <w:gridCol w:w="1997"/>
-        <w:gridCol w:w="1999"/>
+        <w:gridCol w:w="2000"/>
       </w:tblGrid>
       <w:tr>
         <w:trPr/>
@@ -7628,6 +7648,116 @@
             </w:pPr>
             <w:r>
               <w:rPr/>
+            </w:r>
+          </w:p>
+        </w:tc>
+        <w:tc>
+          <w:tcPr>
+            <w:tcW w:w="1995" w:type="dxa"/>
+            <w:tcBorders>
+              <w:bottom w:val="single" w:sz="4" w:space="0" w:color="000000"/>
+            </w:tcBorders>
+            <w:tcMar>
+              <w:top w:w="55" w:type="dxa"/>
+              <w:left w:w="55" w:type="dxa"/>
+              <w:bottom w:w="55" w:type="dxa"/>
+              <w:right w:w="55" w:type="dxa"/>
+            </w:tcMar>
+          </w:tcPr>
+          <w:p>
+            <w:pPr>
+              <w:pStyle w:val="Contenidodelatabla"/>
+              <w:widowControl w:val="false"/>
+              <w:bidi w:val="0"/>
+              <w:jc w:val="center"/>
+              <w:rPr>
+                <w:b/>
+                <w:b/>
+                <w:bCs/>
+                <w:i w:val="false"/>
+                <w:i w:val="false"/>
+                <w:iCs w:val="false"/>
+                <w:strike w:val="false"/>
+                <w:dstrike w:val="false"/>
+                <w:outline w:val="false"/>
+                <w:shadow w:val="false"/>
+                <w:color w:val="000000"/>
+                <w:sz w:val="24"/>
+                <w:szCs w:val="24"/>
+                <w:u w:val="none"/>
+              </w:rPr>
+            </w:pPr>
+            <w:r>
+              <w:rPr>
+                <w:b/>
+                <w:bCs/>
+                <w:i w:val="false"/>
+                <w:iCs w:val="false"/>
+                <w:strike w:val="false"/>
+                <w:dstrike w:val="false"/>
+                <w:outline w:val="false"/>
+                <w:shadow w:val="false"/>
+                <w:color w:val="000000"/>
+                <w:sz w:val="24"/>
+                <w:szCs w:val="24"/>
+                <w:u w:val="none"/>
+              </w:rPr>
+              <w:t>Bias</w:t>
+            </w:r>
+          </w:p>
+        </w:tc>
+        <w:tc>
+          <w:tcPr>
+            <w:tcW w:w="1994" w:type="dxa"/>
+            <w:tcBorders>
+              <w:bottom w:val="single" w:sz="4" w:space="0" w:color="000000"/>
+            </w:tcBorders>
+            <w:tcMar>
+              <w:top w:w="55" w:type="dxa"/>
+              <w:left w:w="55" w:type="dxa"/>
+              <w:bottom w:w="55" w:type="dxa"/>
+              <w:right w:w="55" w:type="dxa"/>
+            </w:tcMar>
+          </w:tcPr>
+          <w:p>
+            <w:pPr>
+              <w:pStyle w:val="Contenidodelatabla"/>
+              <w:widowControl w:val="false"/>
+              <w:bidi w:val="0"/>
+              <w:jc w:val="center"/>
+              <w:rPr>
+                <w:b/>
+                <w:b/>
+                <w:bCs/>
+                <w:i w:val="false"/>
+                <w:i w:val="false"/>
+                <w:iCs w:val="false"/>
+                <w:strike w:val="false"/>
+                <w:dstrike w:val="false"/>
+                <w:outline w:val="false"/>
+                <w:shadow w:val="false"/>
+                <w:color w:val="000000"/>
+                <w:sz w:val="24"/>
+                <w:szCs w:val="24"/>
+                <w:u w:val="none"/>
+              </w:rPr>
+            </w:pPr>
+            <w:r>
+              <w:rPr>
+                <w:b/>
+                <w:bCs/>
+                <w:i w:val="false"/>
+                <w:iCs w:val="false"/>
+                <w:strike w:val="false"/>
+                <w:dstrike w:val="false"/>
+                <w:outline w:val="false"/>
+                <w:shadow w:val="false"/>
+                <w:color w:val="000000"/>
+                <w:sz w:val="24"/>
+                <w:szCs w:val="24"/>
+                <w:u w:val="none"/>
+              </w:rPr>
+              <w:t>Dispersion</w:t>
             </w:r>
           </w:p>
         </w:tc>
@@ -7688,7 +7818,7 @@
         </w:tc>
         <w:tc>
           <w:tcPr>
-            <w:tcW w:w="1993" w:type="dxa"/>
+            <w:tcW w:w="2000" w:type="dxa"/>
             <w:tcBorders>
               <w:bottom w:val="single" w:sz="4" w:space="0" w:color="000000"/>
             </w:tcBorders>
@@ -7741,116 +7871,6 @@
             </w:r>
           </w:p>
         </w:tc>
-        <w:tc>
-          <w:tcPr>
-            <w:tcW w:w="1997" w:type="dxa"/>
-            <w:tcBorders>
-              <w:bottom w:val="single" w:sz="4" w:space="0" w:color="000000"/>
-            </w:tcBorders>
-            <w:tcMar>
-              <w:top w:w="55" w:type="dxa"/>
-              <w:left w:w="55" w:type="dxa"/>
-              <w:bottom w:w="55" w:type="dxa"/>
-              <w:right w:w="55" w:type="dxa"/>
-            </w:tcMar>
-          </w:tcPr>
-          <w:p>
-            <w:pPr>
-              <w:pStyle w:val="Contenidodelatabla"/>
-              <w:widowControl w:val="false"/>
-              <w:bidi w:val="0"/>
-              <w:jc w:val="center"/>
-              <w:rPr>
-                <w:b/>
-                <w:b/>
-                <w:bCs/>
-                <w:i w:val="false"/>
-                <w:i w:val="false"/>
-                <w:iCs w:val="false"/>
-                <w:strike w:val="false"/>
-                <w:dstrike w:val="false"/>
-                <w:outline w:val="false"/>
-                <w:shadow w:val="false"/>
-                <w:color w:val="000000"/>
-                <w:sz w:val="24"/>
-                <w:szCs w:val="24"/>
-                <w:u w:val="none"/>
-              </w:rPr>
-            </w:pPr>
-            <w:r>
-              <w:rPr>
-                <w:b/>
-                <w:bCs/>
-                <w:i w:val="false"/>
-                <w:iCs w:val="false"/>
-                <w:strike w:val="false"/>
-                <w:dstrike w:val="false"/>
-                <w:outline w:val="false"/>
-                <w:shadow w:val="false"/>
-                <w:color w:val="000000"/>
-                <w:sz w:val="24"/>
-                <w:szCs w:val="24"/>
-                <w:u w:val="none"/>
-              </w:rPr>
-              <w:t>Bias</w:t>
-            </w:r>
-          </w:p>
-        </w:tc>
-        <w:tc>
-          <w:tcPr>
-            <w:tcW w:w="1999" w:type="dxa"/>
-            <w:tcBorders>
-              <w:bottom w:val="single" w:sz="4" w:space="0" w:color="000000"/>
-            </w:tcBorders>
-            <w:tcMar>
-              <w:top w:w="55" w:type="dxa"/>
-              <w:left w:w="55" w:type="dxa"/>
-              <w:bottom w:w="55" w:type="dxa"/>
-              <w:right w:w="55" w:type="dxa"/>
-            </w:tcMar>
-          </w:tcPr>
-          <w:p>
-            <w:pPr>
-              <w:pStyle w:val="Contenidodelatabla"/>
-              <w:widowControl w:val="false"/>
-              <w:bidi w:val="0"/>
-              <w:jc w:val="center"/>
-              <w:rPr>
-                <w:b/>
-                <w:b/>
-                <w:bCs/>
-                <w:i w:val="false"/>
-                <w:i w:val="false"/>
-                <w:iCs w:val="false"/>
-                <w:strike w:val="false"/>
-                <w:dstrike w:val="false"/>
-                <w:outline w:val="false"/>
-                <w:shadow w:val="false"/>
-                <w:color w:val="000000"/>
-                <w:sz w:val="24"/>
-                <w:szCs w:val="24"/>
-                <w:u w:val="none"/>
-              </w:rPr>
-            </w:pPr>
-            <w:r>
-              <w:rPr>
-                <w:b/>
-                <w:bCs/>
-                <w:i w:val="false"/>
-                <w:iCs w:val="false"/>
-                <w:strike w:val="false"/>
-                <w:dstrike w:val="false"/>
-                <w:outline w:val="false"/>
-                <w:shadow w:val="false"/>
-                <w:color w:val="000000"/>
-                <w:sz w:val="24"/>
-                <w:szCs w:val="24"/>
-                <w:u w:val="none"/>
-              </w:rPr>
-              <w:t>Dispersion</w:t>
-            </w:r>
-          </w:p>
-        </w:tc>
       </w:tr>
       <w:tr>
         <w:trPr/>
@@ -7903,6 +7923,74 @@
         </w:tc>
         <w:tc>
           <w:tcPr>
+            <w:tcW w:w="1995" w:type="dxa"/>
+            <w:tcBorders/>
+          </w:tcPr>
+          <w:p>
+            <w:pPr>
+              <w:pStyle w:val="Contenidodelatabla"/>
+              <w:widowControl w:val="false"/>
+              <w:bidi w:val="0"/>
+              <w:jc w:val="center"/>
+              <w:rPr>
+                <w:color w:val="000000"/>
+              </w:rPr>
+            </w:pPr>
+            <w:r>
+              <w:rPr>
+                <w:b w:val="false"/>
+                <w:bCs w:val="false"/>
+                <w:i w:val="false"/>
+                <w:iCs w:val="false"/>
+                <w:strike w:val="false"/>
+                <w:dstrike w:val="false"/>
+                <w:outline w:val="false"/>
+                <w:shadow w:val="false"/>
+                <w:color w:val="000000"/>
+                <w:sz w:val="24"/>
+                <w:szCs w:val="24"/>
+                <w:u w:val="none"/>
+              </w:rPr>
+              <w:t>0.05584</w:t>
+            </w:r>
+          </w:p>
+        </w:tc>
+        <w:tc>
+          <w:tcPr>
+            <w:tcW w:w="1994" w:type="dxa"/>
+            <w:tcBorders/>
+          </w:tcPr>
+          <w:p>
+            <w:pPr>
+              <w:pStyle w:val="Contenidodelatabla"/>
+              <w:widowControl w:val="false"/>
+              <w:bidi w:val="0"/>
+              <w:jc w:val="center"/>
+              <w:rPr>
+                <w:color w:val="000000"/>
+              </w:rPr>
+            </w:pPr>
+            <w:r>
+              <w:rPr>
+                <w:b w:val="false"/>
+                <w:bCs w:val="false"/>
+                <w:i w:val="false"/>
+                <w:iCs w:val="false"/>
+                <w:strike w:val="false"/>
+                <w:dstrike w:val="false"/>
+                <w:outline w:val="false"/>
+                <w:shadow w:val="false"/>
+                <w:color w:val="000000"/>
+                <w:sz w:val="24"/>
+                <w:szCs w:val="24"/>
+                <w:u w:val="none"/>
+              </w:rPr>
+              <w:t>0.81701</w:t>
+            </w:r>
+          </w:p>
+        </w:tc>
+        <w:tc>
+          <w:tcPr>
             <w:tcW w:w="1996" w:type="dxa"/>
             <w:tcBorders/>
           </w:tcPr>
@@ -7931,81 +8019,13 @@
                 <w:szCs w:val="24"/>
                 <w:u w:val="none"/>
               </w:rPr>
-              <w:t>0.05584</w:t>
-            </w:r>
-          </w:p>
-        </w:tc>
-        <w:tc>
-          <w:tcPr>
-            <w:tcW w:w="1993" w:type="dxa"/>
-            <w:tcBorders/>
-          </w:tcPr>
-          <w:p>
-            <w:pPr>
-              <w:pStyle w:val="Contenidodelatabla"/>
-              <w:widowControl w:val="false"/>
-              <w:bidi w:val="0"/>
-              <w:jc w:val="center"/>
-              <w:rPr>
-                <w:color w:val="000000"/>
-              </w:rPr>
-            </w:pPr>
-            <w:r>
-              <w:rPr>
-                <w:b w:val="false"/>
-                <w:bCs w:val="false"/>
-                <w:i w:val="false"/>
-                <w:iCs w:val="false"/>
-                <w:strike w:val="false"/>
-                <w:dstrike w:val="false"/>
-                <w:outline w:val="false"/>
-                <w:shadow w:val="false"/>
-                <w:color w:val="000000"/>
-                <w:sz w:val="24"/>
-                <w:szCs w:val="24"/>
-                <w:u w:val="none"/>
-              </w:rPr>
-              <w:t>0.81701</w:t>
-            </w:r>
-          </w:p>
-        </w:tc>
-        <w:tc>
-          <w:tcPr>
-            <w:tcW w:w="1997" w:type="dxa"/>
-            <w:tcBorders/>
-          </w:tcPr>
-          <w:p>
-            <w:pPr>
-              <w:pStyle w:val="Contenidodelatabla"/>
-              <w:widowControl w:val="false"/>
-              <w:bidi w:val="0"/>
-              <w:jc w:val="center"/>
-              <w:rPr>
-                <w:color w:val="000000"/>
-              </w:rPr>
-            </w:pPr>
-            <w:r>
-              <w:rPr>
-                <w:b w:val="false"/>
-                <w:bCs w:val="false"/>
-                <w:i w:val="false"/>
-                <w:iCs w:val="false"/>
-                <w:strike w:val="false"/>
-                <w:dstrike w:val="false"/>
-                <w:outline w:val="false"/>
-                <w:shadow w:val="false"/>
-                <w:color w:val="000000"/>
-                <w:sz w:val="24"/>
-                <w:szCs w:val="24"/>
-                <w:u w:val="none"/>
-              </w:rPr>
               <w:t>0.01641</w:t>
             </w:r>
           </w:p>
         </w:tc>
         <w:tc>
           <w:tcPr>
-            <w:tcW w:w="1999" w:type="dxa"/>
+            <w:tcW w:w="2000" w:type="dxa"/>
             <w:tcBorders/>
           </w:tcPr>
           <w:p>
@@ -8089,6 +8109,74 @@
         </w:tc>
         <w:tc>
           <w:tcPr>
+            <w:tcW w:w="1995" w:type="dxa"/>
+            <w:tcBorders/>
+          </w:tcPr>
+          <w:p>
+            <w:pPr>
+              <w:pStyle w:val="Contenidodelatabla"/>
+              <w:widowControl w:val="false"/>
+              <w:bidi w:val="0"/>
+              <w:jc w:val="center"/>
+              <w:rPr>
+                <w:color w:val="000000"/>
+              </w:rPr>
+            </w:pPr>
+            <w:r>
+              <w:rPr>
+                <w:b w:val="false"/>
+                <w:bCs w:val="false"/>
+                <w:i w:val="false"/>
+                <w:iCs w:val="false"/>
+                <w:strike w:val="false"/>
+                <w:dstrike w:val="false"/>
+                <w:outline w:val="false"/>
+                <w:shadow w:val="false"/>
+                <w:color w:val="000000"/>
+                <w:sz w:val="24"/>
+                <w:szCs w:val="24"/>
+                <w:u w:val="none"/>
+              </w:rPr>
+              <w:t>0.05908</w:t>
+            </w:r>
+          </w:p>
+        </w:tc>
+        <w:tc>
+          <w:tcPr>
+            <w:tcW w:w="1994" w:type="dxa"/>
+            <w:tcBorders/>
+          </w:tcPr>
+          <w:p>
+            <w:pPr>
+              <w:pStyle w:val="Contenidodelatabla"/>
+              <w:widowControl w:val="false"/>
+              <w:bidi w:val="0"/>
+              <w:jc w:val="center"/>
+              <w:rPr>
+                <w:color w:val="000000"/>
+              </w:rPr>
+            </w:pPr>
+            <w:r>
+              <w:rPr>
+                <w:b w:val="false"/>
+                <w:bCs w:val="false"/>
+                <w:i w:val="false"/>
+                <w:iCs w:val="false"/>
+                <w:strike w:val="false"/>
+                <w:dstrike w:val="false"/>
+                <w:outline w:val="false"/>
+                <w:shadow w:val="false"/>
+                <w:color w:val="000000"/>
+                <w:sz w:val="24"/>
+                <w:szCs w:val="24"/>
+                <w:u w:val="none"/>
+              </w:rPr>
+              <w:t>0.92092</w:t>
+            </w:r>
+          </w:p>
+        </w:tc>
+        <w:tc>
+          <w:tcPr>
             <w:tcW w:w="1996" w:type="dxa"/>
             <w:tcBorders/>
           </w:tcPr>
@@ -8117,81 +8205,13 @@
                 <w:szCs w:val="24"/>
                 <w:u w:val="none"/>
               </w:rPr>
-              <w:t>0.05908</w:t>
-            </w:r>
-          </w:p>
-        </w:tc>
-        <w:tc>
-          <w:tcPr>
-            <w:tcW w:w="1993" w:type="dxa"/>
-            <w:tcBorders/>
-          </w:tcPr>
-          <w:p>
-            <w:pPr>
-              <w:pStyle w:val="Contenidodelatabla"/>
-              <w:widowControl w:val="false"/>
-              <w:bidi w:val="0"/>
-              <w:jc w:val="center"/>
-              <w:rPr>
-                <w:color w:val="000000"/>
-              </w:rPr>
-            </w:pPr>
-            <w:r>
-              <w:rPr>
-                <w:b w:val="false"/>
-                <w:bCs w:val="false"/>
-                <w:i w:val="false"/>
-                <w:iCs w:val="false"/>
-                <w:strike w:val="false"/>
-                <w:dstrike w:val="false"/>
-                <w:outline w:val="false"/>
-                <w:shadow w:val="false"/>
-                <w:color w:val="000000"/>
-                <w:sz w:val="24"/>
-                <w:szCs w:val="24"/>
-                <w:u w:val="none"/>
-              </w:rPr>
-              <w:t>0.92092</w:t>
-            </w:r>
-          </w:p>
-        </w:tc>
-        <w:tc>
-          <w:tcPr>
-            <w:tcW w:w="1997" w:type="dxa"/>
-            <w:tcBorders/>
-          </w:tcPr>
-          <w:p>
-            <w:pPr>
-              <w:pStyle w:val="Contenidodelatabla"/>
-              <w:widowControl w:val="false"/>
-              <w:bidi w:val="0"/>
-              <w:jc w:val="center"/>
-              <w:rPr>
-                <w:color w:val="000000"/>
-              </w:rPr>
-            </w:pPr>
-            <w:r>
-              <w:rPr>
-                <w:b w:val="false"/>
-                <w:bCs w:val="false"/>
-                <w:i w:val="false"/>
-                <w:iCs w:val="false"/>
-                <w:strike w:val="false"/>
-                <w:dstrike w:val="false"/>
-                <w:outline w:val="false"/>
-                <w:shadow w:val="false"/>
-                <w:color w:val="000000"/>
-                <w:sz w:val="24"/>
-                <w:szCs w:val="24"/>
-                <w:u w:val="none"/>
-              </w:rPr>
               <w:t>-0.03365</w:t>
             </w:r>
           </w:p>
         </w:tc>
         <w:tc>
           <w:tcPr>
-            <w:tcW w:w="1999" w:type="dxa"/>
+            <w:tcW w:w="2000" w:type="dxa"/>
             <w:tcBorders/>
           </w:tcPr>
           <w:p>
@@ -8275,6 +8295,74 @@
         </w:tc>
         <w:tc>
           <w:tcPr>
+            <w:tcW w:w="1995" w:type="dxa"/>
+            <w:tcBorders/>
+          </w:tcPr>
+          <w:p>
+            <w:pPr>
+              <w:pStyle w:val="Contenidodelatabla"/>
+              <w:widowControl w:val="false"/>
+              <w:bidi w:val="0"/>
+              <w:jc w:val="center"/>
+              <w:rPr>
+                <w:color w:val="000000"/>
+              </w:rPr>
+            </w:pPr>
+            <w:r>
+              <w:rPr>
+                <w:b w:val="false"/>
+                <w:bCs w:val="false"/>
+                <w:i w:val="false"/>
+                <w:iCs w:val="false"/>
+                <w:strike w:val="false"/>
+                <w:dstrike w:val="false"/>
+                <w:outline w:val="false"/>
+                <w:shadow w:val="false"/>
+                <w:color w:val="000000"/>
+                <w:sz w:val="24"/>
+                <w:szCs w:val="24"/>
+                <w:u w:val="none"/>
+              </w:rPr>
+              <w:t>0.06447</w:t>
+            </w:r>
+          </w:p>
+        </w:tc>
+        <w:tc>
+          <w:tcPr>
+            <w:tcW w:w="1994" w:type="dxa"/>
+            <w:tcBorders/>
+          </w:tcPr>
+          <w:p>
+            <w:pPr>
+              <w:pStyle w:val="Contenidodelatabla"/>
+              <w:widowControl w:val="false"/>
+              <w:bidi w:val="0"/>
+              <w:jc w:val="center"/>
+              <w:rPr>
+                <w:color w:val="000000"/>
+              </w:rPr>
+            </w:pPr>
+            <w:r>
+              <w:rPr>
+                <w:b w:val="false"/>
+                <w:bCs w:val="false"/>
+                <w:i w:val="false"/>
+                <w:iCs w:val="false"/>
+                <w:strike w:val="false"/>
+                <w:dstrike w:val="false"/>
+                <w:outline w:val="false"/>
+                <w:shadow w:val="false"/>
+                <w:color w:val="000000"/>
+                <w:sz w:val="24"/>
+                <w:szCs w:val="24"/>
+                <w:u w:val="none"/>
+              </w:rPr>
+              <w:t>0.97738</w:t>
+            </w:r>
+          </w:p>
+        </w:tc>
+        <w:tc>
+          <w:tcPr>
             <w:tcW w:w="1996" w:type="dxa"/>
             <w:tcBorders/>
           </w:tcPr>
@@ -8303,81 +8391,13 @@
                 <w:szCs w:val="24"/>
                 <w:u w:val="none"/>
               </w:rPr>
-              <w:t>0.06447</w:t>
-            </w:r>
-          </w:p>
-        </w:tc>
-        <w:tc>
-          <w:tcPr>
-            <w:tcW w:w="1993" w:type="dxa"/>
-            <w:tcBorders/>
-          </w:tcPr>
-          <w:p>
-            <w:pPr>
-              <w:pStyle w:val="Contenidodelatabla"/>
-              <w:widowControl w:val="false"/>
-              <w:bidi w:val="0"/>
-              <w:jc w:val="center"/>
-              <w:rPr>
-                <w:color w:val="000000"/>
-              </w:rPr>
-            </w:pPr>
-            <w:r>
-              <w:rPr>
-                <w:b w:val="false"/>
-                <w:bCs w:val="false"/>
-                <w:i w:val="false"/>
-                <w:iCs w:val="false"/>
-                <w:strike w:val="false"/>
-                <w:dstrike w:val="false"/>
-                <w:outline w:val="false"/>
-                <w:shadow w:val="false"/>
-                <w:color w:val="000000"/>
-                <w:sz w:val="24"/>
-                <w:szCs w:val="24"/>
-                <w:u w:val="none"/>
-              </w:rPr>
-              <w:t>0.97738</w:t>
-            </w:r>
-          </w:p>
-        </w:tc>
-        <w:tc>
-          <w:tcPr>
-            <w:tcW w:w="1997" w:type="dxa"/>
-            <w:tcBorders/>
-          </w:tcPr>
-          <w:p>
-            <w:pPr>
-              <w:pStyle w:val="Contenidodelatabla"/>
-              <w:widowControl w:val="false"/>
-              <w:bidi w:val="0"/>
-              <w:jc w:val="center"/>
-              <w:rPr>
-                <w:color w:val="000000"/>
-              </w:rPr>
-            </w:pPr>
-            <w:r>
-              <w:rPr>
-                <w:b w:val="false"/>
-                <w:bCs w:val="false"/>
-                <w:i w:val="false"/>
-                <w:iCs w:val="false"/>
-                <w:strike w:val="false"/>
-                <w:dstrike w:val="false"/>
-                <w:outline w:val="false"/>
-                <w:shadow w:val="false"/>
-                <w:color w:val="000000"/>
-                <w:sz w:val="24"/>
-                <w:szCs w:val="24"/>
-                <w:u w:val="none"/>
-              </w:rPr>
               <w:t>-0.03582</w:t>
             </w:r>
           </w:p>
         </w:tc>
         <w:tc>
           <w:tcPr>
-            <w:tcW w:w="1999" w:type="dxa"/>
+            <w:tcW w:w="2000" w:type="dxa"/>
             <w:tcBorders/>
           </w:tcPr>
           <w:p>
@@ -8461,6 +8481,74 @@
         </w:tc>
         <w:tc>
           <w:tcPr>
+            <w:tcW w:w="1995" w:type="dxa"/>
+            <w:tcBorders/>
+          </w:tcPr>
+          <w:p>
+            <w:pPr>
+              <w:pStyle w:val="Contenidodelatabla"/>
+              <w:widowControl w:val="false"/>
+              <w:bidi w:val="0"/>
+              <w:jc w:val="center"/>
+              <w:rPr>
+                <w:color w:val="000000"/>
+              </w:rPr>
+            </w:pPr>
+            <w:r>
+              <w:rPr>
+                <w:b w:val="false"/>
+                <w:bCs w:val="false"/>
+                <w:i w:val="false"/>
+                <w:iCs w:val="false"/>
+                <w:strike w:val="false"/>
+                <w:dstrike w:val="false"/>
+                <w:outline w:val="false"/>
+                <w:shadow w:val="false"/>
+                <w:color w:val="000000"/>
+                <w:sz w:val="24"/>
+                <w:szCs w:val="24"/>
+                <w:u w:val="none"/>
+              </w:rPr>
+              <w:t>0.04949</w:t>
+            </w:r>
+          </w:p>
+        </w:tc>
+        <w:tc>
+          <w:tcPr>
+            <w:tcW w:w="1994" w:type="dxa"/>
+            <w:tcBorders/>
+          </w:tcPr>
+          <w:p>
+            <w:pPr>
+              <w:pStyle w:val="Contenidodelatabla"/>
+              <w:widowControl w:val="false"/>
+              <w:bidi w:val="0"/>
+              <w:jc w:val="center"/>
+              <w:rPr>
+                <w:color w:val="000000"/>
+              </w:rPr>
+            </w:pPr>
+            <w:r>
+              <w:rPr>
+                <w:b w:val="false"/>
+                <w:bCs w:val="false"/>
+                <w:i w:val="false"/>
+                <w:iCs w:val="false"/>
+                <w:strike w:val="false"/>
+                <w:dstrike w:val="false"/>
+                <w:outline w:val="false"/>
+                <w:shadow w:val="false"/>
+                <w:color w:val="000000"/>
+                <w:sz w:val="24"/>
+                <w:szCs w:val="24"/>
+                <w:u w:val="none"/>
+              </w:rPr>
+              <w:t>0.99295</w:t>
+            </w:r>
+          </w:p>
+        </w:tc>
+        <w:tc>
+          <w:tcPr>
             <w:tcW w:w="1996" w:type="dxa"/>
             <w:tcBorders/>
           </w:tcPr>
@@ -8489,81 +8577,13 @@
                 <w:szCs w:val="24"/>
                 <w:u w:val="none"/>
               </w:rPr>
-              <w:t>0.04949</w:t>
-            </w:r>
-          </w:p>
-        </w:tc>
-        <w:tc>
-          <w:tcPr>
-            <w:tcW w:w="1993" w:type="dxa"/>
-            <w:tcBorders/>
-          </w:tcPr>
-          <w:p>
-            <w:pPr>
-              <w:pStyle w:val="Contenidodelatabla"/>
-              <w:widowControl w:val="false"/>
-              <w:bidi w:val="0"/>
-              <w:jc w:val="center"/>
-              <w:rPr>
-                <w:color w:val="000000"/>
-              </w:rPr>
-            </w:pPr>
-            <w:r>
-              <w:rPr>
-                <w:b w:val="false"/>
-                <w:bCs w:val="false"/>
-                <w:i w:val="false"/>
-                <w:iCs w:val="false"/>
-                <w:strike w:val="false"/>
-                <w:dstrike w:val="false"/>
-                <w:outline w:val="false"/>
-                <w:shadow w:val="false"/>
-                <w:color w:val="000000"/>
-                <w:sz w:val="24"/>
-                <w:szCs w:val="24"/>
-                <w:u w:val="none"/>
-              </w:rPr>
-              <w:t>0.99295</w:t>
-            </w:r>
-          </w:p>
-        </w:tc>
-        <w:tc>
-          <w:tcPr>
-            <w:tcW w:w="1997" w:type="dxa"/>
-            <w:tcBorders/>
-          </w:tcPr>
-          <w:p>
-            <w:pPr>
-              <w:pStyle w:val="Contenidodelatabla"/>
-              <w:widowControl w:val="false"/>
-              <w:bidi w:val="0"/>
-              <w:jc w:val="center"/>
-              <w:rPr>
-                <w:color w:val="000000"/>
-              </w:rPr>
-            </w:pPr>
-            <w:r>
-              <w:rPr>
-                <w:b w:val="false"/>
-                <w:bCs w:val="false"/>
-                <w:i w:val="false"/>
-                <w:iCs w:val="false"/>
-                <w:strike w:val="false"/>
-                <w:dstrike w:val="false"/>
-                <w:outline w:val="false"/>
-                <w:shadow w:val="false"/>
-                <w:color w:val="000000"/>
-                <w:sz w:val="24"/>
-                <w:szCs w:val="24"/>
-                <w:u w:val="none"/>
-              </w:rPr>
               <w:t>-0.04060</w:t>
             </w:r>
           </w:p>
         </w:tc>
         <w:tc>
           <w:tcPr>
-            <w:tcW w:w="1999" w:type="dxa"/>
+            <w:tcW w:w="2000" w:type="dxa"/>
             <w:tcBorders/>
           </w:tcPr>
           <w:p>
@@ -8647,6 +8667,74 @@
         </w:tc>
         <w:tc>
           <w:tcPr>
+            <w:tcW w:w="1995" w:type="dxa"/>
+            <w:tcBorders/>
+          </w:tcPr>
+          <w:p>
+            <w:pPr>
+              <w:pStyle w:val="Contenidodelatabla"/>
+              <w:widowControl w:val="false"/>
+              <w:bidi w:val="0"/>
+              <w:jc w:val="center"/>
+              <w:rPr>
+                <w:color w:val="000000"/>
+              </w:rPr>
+            </w:pPr>
+            <w:r>
+              <w:rPr>
+                <w:b w:val="false"/>
+                <w:bCs w:val="false"/>
+                <w:i w:val="false"/>
+                <w:iCs w:val="false"/>
+                <w:strike w:val="false"/>
+                <w:dstrike w:val="false"/>
+                <w:outline w:val="false"/>
+                <w:shadow w:val="false"/>
+                <w:color w:val="000000"/>
+                <w:sz w:val="24"/>
+                <w:szCs w:val="24"/>
+                <w:u w:val="none"/>
+              </w:rPr>
+              <w:t>0.06578</w:t>
+            </w:r>
+          </w:p>
+        </w:tc>
+        <w:tc>
+          <w:tcPr>
+            <w:tcW w:w="1994" w:type="dxa"/>
+            <w:tcBorders/>
+          </w:tcPr>
+          <w:p>
+            <w:pPr>
+              <w:pStyle w:val="Contenidodelatabla"/>
+              <w:widowControl w:val="false"/>
+              <w:bidi w:val="0"/>
+              <w:jc w:val="center"/>
+              <w:rPr>
+                <w:color w:val="000000"/>
+              </w:rPr>
+            </w:pPr>
+            <w:r>
+              <w:rPr>
+                <w:b w:val="false"/>
+                <w:bCs w:val="false"/>
+                <w:i w:val="false"/>
+                <w:iCs w:val="false"/>
+                <w:strike w:val="false"/>
+                <w:dstrike w:val="false"/>
+                <w:outline w:val="false"/>
+                <w:shadow w:val="false"/>
+                <w:color w:val="000000"/>
+                <w:sz w:val="24"/>
+                <w:szCs w:val="24"/>
+                <w:u w:val="none"/>
+              </w:rPr>
+              <w:t>0.99099</w:t>
+            </w:r>
+          </w:p>
+        </w:tc>
+        <w:tc>
+          <w:tcPr>
             <w:tcW w:w="1996" w:type="dxa"/>
             <w:tcBorders/>
           </w:tcPr>
@@ -8675,81 +8763,13 @@
                 <w:szCs w:val="24"/>
                 <w:u w:val="none"/>
               </w:rPr>
-              <w:t>0.06578</w:t>
-            </w:r>
-          </w:p>
-        </w:tc>
-        <w:tc>
-          <w:tcPr>
-            <w:tcW w:w="1993" w:type="dxa"/>
-            <w:tcBorders/>
-          </w:tcPr>
-          <w:p>
-            <w:pPr>
-              <w:pStyle w:val="Contenidodelatabla"/>
-              <w:widowControl w:val="false"/>
-              <w:bidi w:val="0"/>
-              <w:jc w:val="center"/>
-              <w:rPr>
-                <w:color w:val="000000"/>
-              </w:rPr>
-            </w:pPr>
-            <w:r>
-              <w:rPr>
-                <w:b w:val="false"/>
-                <w:bCs w:val="false"/>
-                <w:i w:val="false"/>
-                <w:iCs w:val="false"/>
-                <w:strike w:val="false"/>
-                <w:dstrike w:val="false"/>
-                <w:outline w:val="false"/>
-                <w:shadow w:val="false"/>
-                <w:color w:val="000000"/>
-                <w:sz w:val="24"/>
-                <w:szCs w:val="24"/>
-                <w:u w:val="none"/>
-              </w:rPr>
-              <w:t>0.99099</w:t>
-            </w:r>
-          </w:p>
-        </w:tc>
-        <w:tc>
-          <w:tcPr>
-            <w:tcW w:w="1997" w:type="dxa"/>
-            <w:tcBorders/>
-          </w:tcPr>
-          <w:p>
-            <w:pPr>
-              <w:pStyle w:val="Contenidodelatabla"/>
-              <w:widowControl w:val="false"/>
-              <w:bidi w:val="0"/>
-              <w:jc w:val="center"/>
-              <w:rPr>
-                <w:color w:val="000000"/>
-              </w:rPr>
-            </w:pPr>
-            <w:r>
-              <w:rPr>
-                <w:b w:val="false"/>
-                <w:bCs w:val="false"/>
-                <w:i w:val="false"/>
-                <w:iCs w:val="false"/>
-                <w:strike w:val="false"/>
-                <w:dstrike w:val="false"/>
-                <w:outline w:val="false"/>
-                <w:shadow w:val="false"/>
-                <w:color w:val="000000"/>
-                <w:sz w:val="24"/>
-                <w:szCs w:val="24"/>
-                <w:u w:val="none"/>
-              </w:rPr>
               <w:t>-0.03811</w:t>
             </w:r>
           </w:p>
         </w:tc>
         <w:tc>
           <w:tcPr>
-            <w:tcW w:w="1999" w:type="dxa"/>
+            <w:tcW w:w="2000" w:type="dxa"/>
             <w:tcBorders/>
           </w:tcPr>
           <w:p>
@@ -8833,6 +8853,74 @@
         </w:tc>
         <w:tc>
           <w:tcPr>
+            <w:tcW w:w="1995" w:type="dxa"/>
+            <w:tcBorders/>
+          </w:tcPr>
+          <w:p>
+            <w:pPr>
+              <w:pStyle w:val="Contenidodelatabla"/>
+              <w:widowControl w:val="false"/>
+              <w:bidi w:val="0"/>
+              <w:jc w:val="center"/>
+              <w:rPr>
+                <w:color w:val="000000"/>
+              </w:rPr>
+            </w:pPr>
+            <w:r>
+              <w:rPr>
+                <w:b w:val="false"/>
+                <w:bCs w:val="false"/>
+                <w:i w:val="false"/>
+                <w:iCs w:val="false"/>
+                <w:strike w:val="false"/>
+                <w:dstrike w:val="false"/>
+                <w:outline w:val="false"/>
+                <w:shadow w:val="false"/>
+                <w:color w:val="000000"/>
+                <w:sz w:val="24"/>
+                <w:szCs w:val="24"/>
+                <w:u w:val="none"/>
+              </w:rPr>
+              <w:t>0.05422</w:t>
+            </w:r>
+          </w:p>
+        </w:tc>
+        <w:tc>
+          <w:tcPr>
+            <w:tcW w:w="1994" w:type="dxa"/>
+            <w:tcBorders/>
+          </w:tcPr>
+          <w:p>
+            <w:pPr>
+              <w:pStyle w:val="Contenidodelatabla"/>
+              <w:widowControl w:val="false"/>
+              <w:bidi w:val="0"/>
+              <w:jc w:val="center"/>
+              <w:rPr>
+                <w:color w:val="000000"/>
+              </w:rPr>
+            </w:pPr>
+            <w:r>
+              <w:rPr>
+                <w:b w:val="false"/>
+                <w:bCs w:val="false"/>
+                <w:i w:val="false"/>
+                <w:iCs w:val="false"/>
+                <w:strike w:val="false"/>
+                <w:dstrike w:val="false"/>
+                <w:outline w:val="false"/>
+                <w:shadow w:val="false"/>
+                <w:color w:val="000000"/>
+                <w:sz w:val="24"/>
+                <w:szCs w:val="24"/>
+                <w:u w:val="none"/>
+              </w:rPr>
+              <w:t>0.92224</w:t>
+            </w:r>
+          </w:p>
+        </w:tc>
+        <w:tc>
+          <w:tcPr>
             <w:tcW w:w="1996" w:type="dxa"/>
             <w:tcBorders/>
           </w:tcPr>
@@ -8861,81 +8949,13 @@
                 <w:szCs w:val="24"/>
                 <w:u w:val="none"/>
               </w:rPr>
-              <w:t>0.05422</w:t>
-            </w:r>
-          </w:p>
-        </w:tc>
-        <w:tc>
-          <w:tcPr>
-            <w:tcW w:w="1993" w:type="dxa"/>
-            <w:tcBorders/>
-          </w:tcPr>
-          <w:p>
-            <w:pPr>
-              <w:pStyle w:val="Contenidodelatabla"/>
-              <w:widowControl w:val="false"/>
-              <w:bidi w:val="0"/>
-              <w:jc w:val="center"/>
-              <w:rPr>
-                <w:color w:val="000000"/>
-              </w:rPr>
-            </w:pPr>
-            <w:r>
-              <w:rPr>
-                <w:b w:val="false"/>
-                <w:bCs w:val="false"/>
-                <w:i w:val="false"/>
-                <w:iCs w:val="false"/>
-                <w:strike w:val="false"/>
-                <w:dstrike w:val="false"/>
-                <w:outline w:val="false"/>
-                <w:shadow w:val="false"/>
-                <w:color w:val="000000"/>
-                <w:sz w:val="24"/>
-                <w:szCs w:val="24"/>
-                <w:u w:val="none"/>
-              </w:rPr>
-              <w:t>0.92224</w:t>
-            </w:r>
-          </w:p>
-        </w:tc>
-        <w:tc>
-          <w:tcPr>
-            <w:tcW w:w="1997" w:type="dxa"/>
-            <w:tcBorders/>
-          </w:tcPr>
-          <w:p>
-            <w:pPr>
-              <w:pStyle w:val="Contenidodelatabla"/>
-              <w:widowControl w:val="false"/>
-              <w:bidi w:val="0"/>
-              <w:jc w:val="center"/>
-              <w:rPr>
-                <w:color w:val="000000"/>
-              </w:rPr>
-            </w:pPr>
-            <w:r>
-              <w:rPr>
-                <w:b w:val="false"/>
-                <w:bCs w:val="false"/>
-                <w:i w:val="false"/>
-                <w:iCs w:val="false"/>
-                <w:strike w:val="false"/>
-                <w:dstrike w:val="false"/>
-                <w:outline w:val="false"/>
-                <w:shadow w:val="false"/>
-                <w:color w:val="000000"/>
-                <w:sz w:val="24"/>
-                <w:szCs w:val="24"/>
-                <w:u w:val="none"/>
-              </w:rPr>
               <w:t>-0.02332</w:t>
             </w:r>
           </w:p>
         </w:tc>
         <w:tc>
           <w:tcPr>
-            <w:tcW w:w="1999" w:type="dxa"/>
+            <w:tcW w:w="2000" w:type="dxa"/>
             <w:tcBorders/>
           </w:tcPr>
           <w:p>
@@ -9019,6 +9039,74 @@
         </w:tc>
         <w:tc>
           <w:tcPr>
+            <w:tcW w:w="1995" w:type="dxa"/>
+            <w:tcBorders/>
+          </w:tcPr>
+          <w:p>
+            <w:pPr>
+              <w:pStyle w:val="Contenidodelatabla"/>
+              <w:widowControl w:val="false"/>
+              <w:bidi w:val="0"/>
+              <w:jc w:val="center"/>
+              <w:rPr>
+                <w:color w:val="000000"/>
+              </w:rPr>
+            </w:pPr>
+            <w:r>
+              <w:rPr>
+                <w:b w:val="false"/>
+                <w:bCs w:val="false"/>
+                <w:i w:val="false"/>
+                <w:iCs w:val="false"/>
+                <w:strike w:val="false"/>
+                <w:dstrike w:val="false"/>
+                <w:outline w:val="false"/>
+                <w:shadow w:val="false"/>
+                <w:color w:val="000000"/>
+                <w:sz w:val="24"/>
+                <w:szCs w:val="24"/>
+                <w:u w:val="none"/>
+              </w:rPr>
+              <w:t>0.06047</w:t>
+            </w:r>
+          </w:p>
+        </w:tc>
+        <w:tc>
+          <w:tcPr>
+            <w:tcW w:w="1994" w:type="dxa"/>
+            <w:tcBorders/>
+          </w:tcPr>
+          <w:p>
+            <w:pPr>
+              <w:pStyle w:val="Contenidodelatabla"/>
+              <w:widowControl w:val="false"/>
+              <w:bidi w:val="0"/>
+              <w:jc w:val="center"/>
+              <w:rPr>
+                <w:color w:val="000000"/>
+              </w:rPr>
+            </w:pPr>
+            <w:r>
+              <w:rPr>
+                <w:b w:val="false"/>
+                <w:bCs w:val="false"/>
+                <w:i w:val="false"/>
+                <w:iCs w:val="false"/>
+                <w:strike w:val="false"/>
+                <w:dstrike w:val="false"/>
+                <w:outline w:val="false"/>
+                <w:shadow w:val="false"/>
+                <w:color w:val="000000"/>
+                <w:sz w:val="24"/>
+                <w:szCs w:val="24"/>
+                <w:u w:val="none"/>
+              </w:rPr>
+              <w:t>0.98355</w:t>
+            </w:r>
+          </w:p>
+        </w:tc>
+        <w:tc>
+          <w:tcPr>
             <w:tcW w:w="1996" w:type="dxa"/>
             <w:tcBorders/>
           </w:tcPr>
@@ -9047,81 +9135,13 @@
                 <w:szCs w:val="24"/>
                 <w:u w:val="none"/>
               </w:rPr>
-              <w:t>0.06047</w:t>
-            </w:r>
-          </w:p>
-        </w:tc>
-        <w:tc>
-          <w:tcPr>
-            <w:tcW w:w="1993" w:type="dxa"/>
-            <w:tcBorders/>
-          </w:tcPr>
-          <w:p>
-            <w:pPr>
-              <w:pStyle w:val="Contenidodelatabla"/>
-              <w:widowControl w:val="false"/>
-              <w:bidi w:val="0"/>
-              <w:jc w:val="center"/>
-              <w:rPr>
-                <w:color w:val="000000"/>
-              </w:rPr>
-            </w:pPr>
-            <w:r>
-              <w:rPr>
-                <w:b w:val="false"/>
-                <w:bCs w:val="false"/>
-                <w:i w:val="false"/>
-                <w:iCs w:val="false"/>
-                <w:strike w:val="false"/>
-                <w:dstrike w:val="false"/>
-                <w:outline w:val="false"/>
-                <w:shadow w:val="false"/>
-                <w:color w:val="000000"/>
-                <w:sz w:val="24"/>
-                <w:szCs w:val="24"/>
-                <w:u w:val="none"/>
-              </w:rPr>
-              <w:t>0.98355</w:t>
-            </w:r>
-          </w:p>
-        </w:tc>
-        <w:tc>
-          <w:tcPr>
-            <w:tcW w:w="1997" w:type="dxa"/>
-            <w:tcBorders/>
-          </w:tcPr>
-          <w:p>
-            <w:pPr>
-              <w:pStyle w:val="Contenidodelatabla"/>
-              <w:widowControl w:val="false"/>
-              <w:bidi w:val="0"/>
-              <w:jc w:val="center"/>
-              <w:rPr>
-                <w:color w:val="000000"/>
-              </w:rPr>
-            </w:pPr>
-            <w:r>
-              <w:rPr>
-                <w:b w:val="false"/>
-                <w:bCs w:val="false"/>
-                <w:i w:val="false"/>
-                <w:iCs w:val="false"/>
-                <w:strike w:val="false"/>
-                <w:dstrike w:val="false"/>
-                <w:outline w:val="false"/>
-                <w:shadow w:val="false"/>
-                <w:color w:val="000000"/>
-                <w:sz w:val="24"/>
-                <w:szCs w:val="24"/>
-                <w:u w:val="none"/>
-              </w:rPr>
               <w:t>-0.03267</w:t>
             </w:r>
           </w:p>
         </w:tc>
         <w:tc>
           <w:tcPr>
-            <w:tcW w:w="1999" w:type="dxa"/>
+            <w:tcW w:w="2000" w:type="dxa"/>
             <w:tcBorders/>
           </w:tcPr>
           <w:p>
@@ -9205,6 +9225,74 @@
         </w:tc>
         <w:tc>
           <w:tcPr>
+            <w:tcW w:w="1995" w:type="dxa"/>
+            <w:tcBorders/>
+          </w:tcPr>
+          <w:p>
+            <w:pPr>
+              <w:pStyle w:val="Contenidodelatabla"/>
+              <w:widowControl w:val="false"/>
+              <w:bidi w:val="0"/>
+              <w:jc w:val="center"/>
+              <w:rPr>
+                <w:color w:val="000000"/>
+              </w:rPr>
+            </w:pPr>
+            <w:r>
+              <w:rPr>
+                <w:b w:val="false"/>
+                <w:bCs w:val="false"/>
+                <w:i w:val="false"/>
+                <w:iCs w:val="false"/>
+                <w:strike w:val="false"/>
+                <w:dstrike w:val="false"/>
+                <w:outline w:val="false"/>
+                <w:shadow w:val="false"/>
+                <w:color w:val="000000"/>
+                <w:sz w:val="24"/>
+                <w:szCs w:val="24"/>
+                <w:u w:val="none"/>
+              </w:rPr>
+              <w:t>0.07085</w:t>
+            </w:r>
+          </w:p>
+        </w:tc>
+        <w:tc>
+          <w:tcPr>
+            <w:tcW w:w="1994" w:type="dxa"/>
+            <w:tcBorders/>
+          </w:tcPr>
+          <w:p>
+            <w:pPr>
+              <w:pStyle w:val="Contenidodelatabla"/>
+              <w:widowControl w:val="false"/>
+              <w:bidi w:val="0"/>
+              <w:jc w:val="center"/>
+              <w:rPr>
+                <w:color w:val="000000"/>
+              </w:rPr>
+            </w:pPr>
+            <w:r>
+              <w:rPr>
+                <w:b w:val="false"/>
+                <w:bCs w:val="false"/>
+                <w:i w:val="false"/>
+                <w:iCs w:val="false"/>
+                <w:strike w:val="false"/>
+                <w:dstrike w:val="false"/>
+                <w:outline w:val="false"/>
+                <w:shadow w:val="false"/>
+                <w:color w:val="000000"/>
+                <w:sz w:val="24"/>
+                <w:szCs w:val="24"/>
+                <w:u w:val="none"/>
+              </w:rPr>
+              <w:t>0.87008</w:t>
+            </w:r>
+          </w:p>
+        </w:tc>
+        <w:tc>
+          <w:tcPr>
             <w:tcW w:w="1996" w:type="dxa"/>
             <w:tcBorders/>
           </w:tcPr>
@@ -9233,81 +9321,13 @@
                 <w:szCs w:val="24"/>
                 <w:u w:val="none"/>
               </w:rPr>
-              <w:t>0.07085</w:t>
-            </w:r>
-          </w:p>
-        </w:tc>
-        <w:tc>
-          <w:tcPr>
-            <w:tcW w:w="1993" w:type="dxa"/>
-            <w:tcBorders/>
-          </w:tcPr>
-          <w:p>
-            <w:pPr>
-              <w:pStyle w:val="Contenidodelatabla"/>
-              <w:widowControl w:val="false"/>
-              <w:bidi w:val="0"/>
-              <w:jc w:val="center"/>
-              <w:rPr>
-                <w:color w:val="000000"/>
-              </w:rPr>
-            </w:pPr>
-            <w:r>
-              <w:rPr>
-                <w:b w:val="false"/>
-                <w:bCs w:val="false"/>
-                <w:i w:val="false"/>
-                <w:iCs w:val="false"/>
-                <w:strike w:val="false"/>
-                <w:dstrike w:val="false"/>
-                <w:outline w:val="false"/>
-                <w:shadow w:val="false"/>
-                <w:color w:val="000000"/>
-                <w:sz w:val="24"/>
-                <w:szCs w:val="24"/>
-                <w:u w:val="none"/>
-              </w:rPr>
-              <w:t>0.87008</w:t>
-            </w:r>
-          </w:p>
-        </w:tc>
-        <w:tc>
-          <w:tcPr>
-            <w:tcW w:w="1997" w:type="dxa"/>
-            <w:tcBorders/>
-          </w:tcPr>
-          <w:p>
-            <w:pPr>
-              <w:pStyle w:val="Contenidodelatabla"/>
-              <w:widowControl w:val="false"/>
-              <w:bidi w:val="0"/>
-              <w:jc w:val="center"/>
-              <w:rPr>
-                <w:color w:val="000000"/>
-              </w:rPr>
-            </w:pPr>
-            <w:r>
-              <w:rPr>
-                <w:b w:val="false"/>
-                <w:bCs w:val="false"/>
-                <w:i w:val="false"/>
-                <w:iCs w:val="false"/>
-                <w:strike w:val="false"/>
-                <w:dstrike w:val="false"/>
-                <w:outline w:val="false"/>
-                <w:shadow w:val="false"/>
-                <w:color w:val="000000"/>
-                <w:sz w:val="24"/>
-                <w:szCs w:val="24"/>
-                <w:u w:val="none"/>
-              </w:rPr>
               <w:t>-0.04046</w:t>
             </w:r>
           </w:p>
         </w:tc>
         <w:tc>
           <w:tcPr>
-            <w:tcW w:w="1999" w:type="dxa"/>
+            <w:tcW w:w="2000" w:type="dxa"/>
             <w:tcBorders/>
           </w:tcPr>
           <w:p>
@@ -9393,6 +9413,78 @@
         </w:tc>
         <w:tc>
           <w:tcPr>
+            <w:tcW w:w="1995" w:type="dxa"/>
+            <w:tcBorders>
+              <w:bottom w:val="single" w:sz="6" w:space="0" w:color="000000"/>
+            </w:tcBorders>
+          </w:tcPr>
+          <w:p>
+            <w:pPr>
+              <w:pStyle w:val="Contenidodelatabla"/>
+              <w:widowControl w:val="false"/>
+              <w:bidi w:val="0"/>
+              <w:jc w:val="center"/>
+              <w:rPr>
+                <w:color w:val="000000"/>
+              </w:rPr>
+            </w:pPr>
+            <w:r>
+              <w:rPr>
+                <w:b w:val="false"/>
+                <w:bCs w:val="false"/>
+                <w:i w:val="false"/>
+                <w:iCs w:val="false"/>
+                <w:strike w:val="false"/>
+                <w:dstrike w:val="false"/>
+                <w:outline w:val="false"/>
+                <w:shadow w:val="false"/>
+                <w:color w:val="000000"/>
+                <w:sz w:val="24"/>
+                <w:szCs w:val="24"/>
+                <w:u w:val="none"/>
+              </w:rPr>
+              <w:t>0.05749</w:t>
+            </w:r>
+          </w:p>
+        </w:tc>
+        <w:tc>
+          <w:tcPr>
+            <w:tcW w:w="1994" w:type="dxa"/>
+            <w:tcBorders>
+              <w:bottom w:val="single" w:sz="6" w:space="0" w:color="000000"/>
+            </w:tcBorders>
+          </w:tcPr>
+          <w:p>
+            <w:pPr>
+              <w:pStyle w:val="Contenidodelatabla"/>
+              <w:widowControl w:val="false"/>
+              <w:bidi w:val="0"/>
+              <w:jc w:val="center"/>
+              <w:rPr>
+                <w:color w:val="000000"/>
+              </w:rPr>
+            </w:pPr>
+            <w:r>
+              <w:rPr>
+                <w:b w:val="false"/>
+                <w:bCs w:val="false"/>
+                <w:i w:val="false"/>
+                <w:iCs w:val="false"/>
+                <w:strike w:val="false"/>
+                <w:dstrike w:val="false"/>
+                <w:outline w:val="false"/>
+                <w:shadow w:val="false"/>
+                <w:color w:val="000000"/>
+                <w:sz w:val="24"/>
+                <w:szCs w:val="24"/>
+                <w:u w:val="none"/>
+              </w:rPr>
+              <w:t>0.90903</w:t>
+            </w:r>
+          </w:p>
+        </w:tc>
+        <w:tc>
+          <w:tcPr>
             <w:tcW w:w="1996" w:type="dxa"/>
             <w:tcBorders>
               <w:bottom w:val="single" w:sz="6" w:space="0" w:color="000000"/>
@@ -9423,85 +9515,13 @@
                 <w:szCs w:val="24"/>
                 <w:u w:val="none"/>
               </w:rPr>
-              <w:t>0.05749</w:t>
-            </w:r>
-          </w:p>
-        </w:tc>
-        <w:tc>
-          <w:tcPr>
-            <w:tcW w:w="1993" w:type="dxa"/>
-            <w:tcBorders>
-              <w:bottom w:val="single" w:sz="6" w:space="0" w:color="000000"/>
-            </w:tcBorders>
-          </w:tcPr>
-          <w:p>
-            <w:pPr>
-              <w:pStyle w:val="Contenidodelatabla"/>
-              <w:widowControl w:val="false"/>
-              <w:bidi w:val="0"/>
-              <w:jc w:val="center"/>
-              <w:rPr>
-                <w:color w:val="000000"/>
-              </w:rPr>
-            </w:pPr>
-            <w:r>
-              <w:rPr>
-                <w:b w:val="false"/>
-                <w:bCs w:val="false"/>
-                <w:i w:val="false"/>
-                <w:iCs w:val="false"/>
-                <w:strike w:val="false"/>
-                <w:dstrike w:val="false"/>
-                <w:outline w:val="false"/>
-                <w:shadow w:val="false"/>
-                <w:color w:val="000000"/>
-                <w:sz w:val="24"/>
-                <w:szCs w:val="24"/>
-                <w:u w:val="none"/>
-              </w:rPr>
-              <w:t>0.90903</w:t>
-            </w:r>
-          </w:p>
-        </w:tc>
-        <w:tc>
-          <w:tcPr>
-            <w:tcW w:w="1997" w:type="dxa"/>
-            <w:tcBorders>
-              <w:bottom w:val="single" w:sz="6" w:space="0" w:color="000000"/>
-            </w:tcBorders>
-          </w:tcPr>
-          <w:p>
-            <w:pPr>
-              <w:pStyle w:val="Contenidodelatabla"/>
-              <w:widowControl w:val="false"/>
-              <w:bidi w:val="0"/>
-              <w:jc w:val="center"/>
-              <w:rPr>
-                <w:color w:val="000000"/>
-              </w:rPr>
-            </w:pPr>
-            <w:r>
-              <w:rPr>
-                <w:b w:val="false"/>
-                <w:bCs w:val="false"/>
-                <w:i w:val="false"/>
-                <w:iCs w:val="false"/>
-                <w:strike w:val="false"/>
-                <w:dstrike w:val="false"/>
-                <w:outline w:val="false"/>
-                <w:shadow w:val="false"/>
-                <w:color w:val="000000"/>
-                <w:sz w:val="24"/>
-                <w:szCs w:val="24"/>
-                <w:u w:val="none"/>
-              </w:rPr>
               <w:t>-0.03584</w:t>
             </w:r>
           </w:p>
         </w:tc>
         <w:tc>
           <w:tcPr>
-            <w:tcW w:w="1999" w:type="dxa"/>
+            <w:tcW w:w="2000" w:type="dxa"/>
             <w:tcBorders>
               <w:bottom w:val="single" w:sz="6" w:space="0" w:color="000000"/>
             </w:tcBorders>

--- a/borrador_articulo_trad.docx
+++ b/borrador_articulo_trad.docx
@@ -3338,34 +3338,11 @@
       <w:pPr>
         <w:pStyle w:val="Normal"/>
         <w:bidi w:val="0"/>
-        <w:spacing w:before="0" w:after="0"/>
-        <w:jc w:val="both"/>
-        <w:rPr>
-          <w:b w:val="false"/>
-          <w:b w:val="false"/>
-          <w:bCs w:val="false"/>
-          <w:i w:val="false"/>
-          <w:i w:val="false"/>
-          <w:caps w:val="false"/>
-          <w:smallCaps w:val="false"/>
-          <w:color w:val="000000"/>
-          <w:spacing w:val="0"/>
-          <w:sz w:val="20"/>
-          <w:szCs w:val="20"/>
-        </w:rPr>
-      </w:pPr>
-      <w:r>
-        <w:rPr>
-          <w:b w:val="false"/>
-          <w:bCs w:val="false"/>
-          <w:i w:val="false"/>
-          <w:caps w:val="false"/>
-          <w:smallCaps w:val="false"/>
-          <w:color w:val="000000"/>
-          <w:spacing w:val="0"/>
-          <w:sz w:val="20"/>
-          <w:szCs w:val="20"/>
-        </w:rPr>
+        <w:jc w:val="both"/>
+        <w:rPr/>
+      </w:pPr>
+      <w:r>
+        <w:rPr/>
         <w:drawing>
           <wp:anchor behindDoc="0" distT="0" distB="0" distL="0" distR="0" simplePos="0" locked="0" layoutInCell="0" allowOverlap="1" relativeHeight="20">
             <wp:simplePos x="0" y="0"/>
@@ -3378,7 +3355,7 @@
             <wp:extent cx="6332220" cy="3161665"/>
             <wp:effectExtent l="0" t="0" r="0" b="0"/>
             <wp:wrapSquare wrapText="largest"/>
-            <wp:docPr id="2" name="Imagen2" descr=""/>
+            <wp:docPr id="2" name="Imagen6" descr=""/>
             <wp:cNvGraphicFramePr>
               <a:graphicFrameLocks xmlns:a="http://schemas.openxmlformats.org/drawingml/2006/main" noChangeAspect="1"/>
             </wp:cNvGraphicFramePr>
@@ -3386,7 +3363,7 @@
               <a:graphicData uri="http://schemas.openxmlformats.org/drawingml/2006/picture">
                 <pic:pic xmlns:pic="http://schemas.openxmlformats.org/drawingml/2006/picture">
                   <pic:nvPicPr>
-                    <pic:cNvPr id="2" name="Imagen2" descr=""/>
+                    <pic:cNvPr id="2" name="Imagen6" descr=""/>
                     <pic:cNvPicPr>
                       <a:picLocks noChangeAspect="1" noChangeArrowheads="1"/>
                     </pic:cNvPicPr>
@@ -3879,7 +3856,41 @@
                 <w:szCs w:val="24"/>
                 <w:u w:val="none"/>
               </w:rPr>
-              <w:t>0.11016</w:t>
+              <w:t>5</w:t>
+            </w:r>
+            <w:r>
+              <w:rPr>
+                <w:b w:val="false"/>
+                <w:bCs w:val="false"/>
+                <w:i w:val="false"/>
+                <w:iCs w:val="false"/>
+                <w:strike w:val="false"/>
+                <w:dstrike w:val="false"/>
+                <w:outline w:val="false"/>
+                <w:shadow w:val="false"/>
+                <w:color w:val="000000"/>
+                <w:sz w:val="24"/>
+                <w:szCs w:val="24"/>
+                <w:u w:val="none"/>
+              </w:rPr>
+              <w:t>.</w:t>
+            </w:r>
+            <w:r>
+              <w:rPr>
+                <w:b w:val="false"/>
+                <w:bCs w:val="false"/>
+                <w:i w:val="false"/>
+                <w:iCs w:val="false"/>
+                <w:strike w:val="false"/>
+                <w:dstrike w:val="false"/>
+                <w:outline w:val="false"/>
+                <w:shadow w:val="false"/>
+                <w:color w:val="000000"/>
+                <w:sz w:val="24"/>
+                <w:szCs w:val="24"/>
+                <w:u w:val="none"/>
+              </w:rPr>
+              <w:t>39</w:t>
             </w:r>
           </w:p>
         </w:tc>
@@ -3926,7 +3937,24 @@
                 <w:szCs w:val="24"/>
                 <w:u w:val="none"/>
               </w:rPr>
-              <w:t>1.10880</w:t>
+              <w:t>1.</w:t>
+            </w:r>
+            <w:r>
+              <w:rPr>
+                <w:b w:val="false"/>
+                <w:bCs w:val="false"/>
+                <w:i w:val="false"/>
+                <w:iCs w:val="false"/>
+                <w:strike w:val="false"/>
+                <w:dstrike w:val="false"/>
+                <w:outline w:val="false"/>
+                <w:shadow w:val="false"/>
+                <w:color w:val="000000"/>
+                <w:sz w:val="24"/>
+                <w:szCs w:val="24"/>
+                <w:u w:val="none"/>
+              </w:rPr>
+              <w:t>06</w:t>
             </w:r>
           </w:p>
         </w:tc>
@@ -4023,7 +4051,58 @@
                 <w:szCs w:val="24"/>
                 <w:u w:val="none"/>
               </w:rPr>
-              <w:t>0.10359</w:t>
+              <w:t>4</w:t>
+            </w:r>
+            <w:r>
+              <w:rPr>
+                <w:b w:val="false"/>
+                <w:bCs w:val="false"/>
+                <w:i w:val="false"/>
+                <w:iCs w:val="false"/>
+                <w:strike w:val="false"/>
+                <w:dstrike w:val="false"/>
+                <w:outline w:val="false"/>
+                <w:shadow w:val="false"/>
+                <w:color w:val="000000"/>
+                <w:sz w:val="24"/>
+                <w:szCs w:val="24"/>
+                <w:u w:val="none"/>
+              </w:rPr>
+              <w:t>.</w:t>
+            </w:r>
+            <w:r>
+              <w:rPr>
+                <w:b w:val="false"/>
+                <w:bCs w:val="false"/>
+                <w:i w:val="false"/>
+                <w:iCs w:val="false"/>
+                <w:strike w:val="false"/>
+                <w:dstrike w:val="false"/>
+                <w:outline w:val="false"/>
+                <w:shadow w:val="false"/>
+                <w:color w:val="000000"/>
+                <w:sz w:val="24"/>
+                <w:szCs w:val="24"/>
+                <w:u w:val="none"/>
+              </w:rPr>
+              <w:t>8</w:t>
+            </w:r>
+            <w:r>
+              <w:rPr>
+                <w:b w:val="false"/>
+                <w:bCs w:val="false"/>
+                <w:i w:val="false"/>
+                <w:iCs w:val="false"/>
+                <w:strike w:val="false"/>
+                <w:dstrike w:val="false"/>
+                <w:outline w:val="false"/>
+                <w:shadow w:val="false"/>
+                <w:color w:val="000000"/>
+                <w:sz w:val="24"/>
+                <w:szCs w:val="24"/>
+                <w:u w:val="none"/>
+              </w:rPr>
+              <w:t>9</w:t>
             </w:r>
           </w:p>
         </w:tc>
@@ -4070,7 +4149,24 @@
                 <w:szCs w:val="24"/>
                 <w:u w:val="none"/>
               </w:rPr>
-              <w:t>1.04775</w:t>
+              <w:t>1.0</w:t>
+            </w:r>
+            <w:r>
+              <w:rPr>
+                <w:b w:val="false"/>
+                <w:bCs w:val="false"/>
+                <w:i w:val="false"/>
+                <w:iCs w:val="false"/>
+                <w:strike w:val="false"/>
+                <w:dstrike w:val="false"/>
+                <w:outline w:val="false"/>
+                <w:shadow w:val="false"/>
+                <w:color w:val="000000"/>
+                <w:sz w:val="24"/>
+                <w:szCs w:val="24"/>
+                <w:u w:val="none"/>
+              </w:rPr>
+              <w:t>3</w:t>
             </w:r>
           </w:p>
         </w:tc>
@@ -4167,7 +4263,41 @@
                 <w:szCs w:val="24"/>
                 <w:u w:val="none"/>
               </w:rPr>
-              <w:t>0.10513</w:t>
+              <w:t>5</w:t>
+            </w:r>
+            <w:r>
+              <w:rPr>
+                <w:b w:val="false"/>
+                <w:bCs w:val="false"/>
+                <w:i w:val="false"/>
+                <w:iCs w:val="false"/>
+                <w:strike w:val="false"/>
+                <w:dstrike w:val="false"/>
+                <w:outline w:val="false"/>
+                <w:shadow w:val="false"/>
+                <w:color w:val="000000"/>
+                <w:sz w:val="24"/>
+                <w:szCs w:val="24"/>
+                <w:u w:val="none"/>
+              </w:rPr>
+              <w:t>.</w:t>
+            </w:r>
+            <w:r>
+              <w:rPr>
+                <w:b w:val="false"/>
+                <w:bCs w:val="false"/>
+                <w:i w:val="false"/>
+                <w:iCs w:val="false"/>
+                <w:strike w:val="false"/>
+                <w:dstrike w:val="false"/>
+                <w:outline w:val="false"/>
+                <w:shadow w:val="false"/>
+                <w:color w:val="000000"/>
+                <w:sz w:val="24"/>
+                <w:szCs w:val="24"/>
+                <w:u w:val="none"/>
+              </w:rPr>
+              <w:t>08</w:t>
             </w:r>
           </w:p>
         </w:tc>
@@ -4214,7 +4344,7 @@
                 <w:szCs w:val="24"/>
                 <w:u w:val="none"/>
               </w:rPr>
-              <w:t>1.09873</w:t>
+              <w:t>1.09</w:t>
             </w:r>
           </w:p>
         </w:tc>
@@ -4311,7 +4441,58 @@
                 <w:szCs w:val="24"/>
                 <w:u w:val="none"/>
               </w:rPr>
-              <w:t>0.09566</w:t>
+              <w:t>4</w:t>
+            </w:r>
+            <w:r>
+              <w:rPr>
+                <w:b w:val="false"/>
+                <w:bCs w:val="false"/>
+                <w:i w:val="false"/>
+                <w:iCs w:val="false"/>
+                <w:strike w:val="false"/>
+                <w:dstrike w:val="false"/>
+                <w:outline w:val="false"/>
+                <w:shadow w:val="false"/>
+                <w:color w:val="000000"/>
+                <w:sz w:val="24"/>
+                <w:szCs w:val="24"/>
+                <w:u w:val="none"/>
+              </w:rPr>
+              <w:t>.</w:t>
+            </w:r>
+            <w:r>
+              <w:rPr>
+                <w:b w:val="false"/>
+                <w:bCs w:val="false"/>
+                <w:i w:val="false"/>
+                <w:iCs w:val="false"/>
+                <w:strike w:val="false"/>
+                <w:dstrike w:val="false"/>
+                <w:outline w:val="false"/>
+                <w:shadow w:val="false"/>
+                <w:color w:val="000000"/>
+                <w:sz w:val="24"/>
+                <w:szCs w:val="24"/>
+                <w:u w:val="none"/>
+              </w:rPr>
+              <w:t>4</w:t>
+            </w:r>
+            <w:r>
+              <w:rPr>
+                <w:b w:val="false"/>
+                <w:bCs w:val="false"/>
+                <w:i w:val="false"/>
+                <w:iCs w:val="false"/>
+                <w:strike w:val="false"/>
+                <w:dstrike w:val="false"/>
+                <w:outline w:val="false"/>
+                <w:shadow w:val="false"/>
+                <w:color w:val="000000"/>
+                <w:sz w:val="24"/>
+                <w:szCs w:val="24"/>
+                <w:u w:val="none"/>
+              </w:rPr>
+              <w:t>6</w:t>
             </w:r>
           </w:p>
         </w:tc>
@@ -4358,7 +4539,41 @@
                 <w:szCs w:val="24"/>
                 <w:u w:val="none"/>
               </w:rPr>
-              <w:t>1.02279</w:t>
+              <w:t>1</w:t>
+            </w:r>
+            <w:r>
+              <w:rPr>
+                <w:b w:val="false"/>
+                <w:bCs w:val="false"/>
+                <w:i w:val="false"/>
+                <w:iCs w:val="false"/>
+                <w:strike w:val="false"/>
+                <w:dstrike w:val="false"/>
+                <w:outline w:val="false"/>
+                <w:shadow w:val="false"/>
+                <w:color w:val="000000"/>
+                <w:sz w:val="24"/>
+                <w:szCs w:val="24"/>
+                <w:u w:val="none"/>
+              </w:rPr>
+              <w:t>.</w:t>
+            </w:r>
+            <w:r>
+              <w:rPr>
+                <w:b w:val="false"/>
+                <w:bCs w:val="false"/>
+                <w:i w:val="false"/>
+                <w:iCs w:val="false"/>
+                <w:strike w:val="false"/>
+                <w:dstrike w:val="false"/>
+                <w:outline w:val="false"/>
+                <w:shadow w:val="false"/>
+                <w:color w:val="000000"/>
+                <w:sz w:val="24"/>
+                <w:szCs w:val="24"/>
+                <w:u w:val="none"/>
+              </w:rPr>
+              <w:t>0</w:t>
             </w:r>
           </w:p>
         </w:tc>
@@ -4455,7 +4670,41 @@
                 <w:szCs w:val="24"/>
                 <w:u w:val="none"/>
               </w:rPr>
-              <w:t>0.10318</w:t>
+              <w:t>4</w:t>
+            </w:r>
+            <w:r>
+              <w:rPr>
+                <w:b w:val="false"/>
+                <w:bCs w:val="false"/>
+                <w:i w:val="false"/>
+                <w:iCs w:val="false"/>
+                <w:strike w:val="false"/>
+                <w:dstrike w:val="false"/>
+                <w:outline w:val="false"/>
+                <w:shadow w:val="false"/>
+                <w:color w:val="000000"/>
+                <w:sz w:val="24"/>
+                <w:szCs w:val="24"/>
+                <w:u w:val="none"/>
+              </w:rPr>
+              <w:t>.</w:t>
+            </w:r>
+            <w:r>
+              <w:rPr>
+                <w:b w:val="false"/>
+                <w:bCs w:val="false"/>
+                <w:i w:val="false"/>
+                <w:iCs w:val="false"/>
+                <w:strike w:val="false"/>
+                <w:dstrike w:val="false"/>
+                <w:outline w:val="false"/>
+                <w:shadow w:val="false"/>
+                <w:color w:val="000000"/>
+                <w:sz w:val="24"/>
+                <w:szCs w:val="24"/>
+                <w:u w:val="none"/>
+              </w:rPr>
+              <w:t>96</w:t>
             </w:r>
           </w:p>
         </w:tc>
@@ -4502,7 +4751,41 @@
                 <w:szCs w:val="24"/>
                 <w:u w:val="none"/>
               </w:rPr>
-              <w:t>1.09684</w:t>
+              <w:t>1</w:t>
+            </w:r>
+            <w:r>
+              <w:rPr>
+                <w:b w:val="false"/>
+                <w:bCs w:val="false"/>
+                <w:i w:val="false"/>
+                <w:iCs w:val="false"/>
+                <w:strike w:val="false"/>
+                <w:dstrike w:val="false"/>
+                <w:outline w:val="false"/>
+                <w:shadow w:val="false"/>
+                <w:color w:val="000000"/>
+                <w:sz w:val="24"/>
+                <w:szCs w:val="24"/>
+                <w:u w:val="none"/>
+              </w:rPr>
+              <w:t>.0</w:t>
+            </w:r>
+            <w:r>
+              <w:rPr>
+                <w:b w:val="false"/>
+                <w:bCs w:val="false"/>
+                <w:i w:val="false"/>
+                <w:iCs w:val="false"/>
+                <w:strike w:val="false"/>
+                <w:dstrike w:val="false"/>
+                <w:outline w:val="false"/>
+                <w:shadow w:val="false"/>
+                <w:color w:val="000000"/>
+                <w:sz w:val="24"/>
+                <w:szCs w:val="24"/>
+                <w:u w:val="none"/>
+              </w:rPr>
+              <w:t>8</w:t>
             </w:r>
           </w:p>
         </w:tc>
@@ -4599,7 +4882,41 @@
                 <w:szCs w:val="24"/>
                 <w:u w:val="none"/>
               </w:rPr>
-              <w:t>0.10350</w:t>
+              <w:t>4</w:t>
+            </w:r>
+            <w:r>
+              <w:rPr>
+                <w:b w:val="false"/>
+                <w:bCs w:val="false"/>
+                <w:i w:val="false"/>
+                <w:iCs w:val="false"/>
+                <w:strike w:val="false"/>
+                <w:dstrike w:val="false"/>
+                <w:outline w:val="false"/>
+                <w:shadow w:val="false"/>
+                <w:color w:val="000000"/>
+                <w:sz w:val="24"/>
+                <w:szCs w:val="24"/>
+                <w:u w:val="none"/>
+              </w:rPr>
+              <w:t>.</w:t>
+            </w:r>
+            <w:r>
+              <w:rPr>
+                <w:b w:val="false"/>
+                <w:bCs w:val="false"/>
+                <w:i w:val="false"/>
+                <w:iCs w:val="false"/>
+                <w:strike w:val="false"/>
+                <w:dstrike w:val="false"/>
+                <w:outline w:val="false"/>
+                <w:shadow w:val="false"/>
+                <w:color w:val="000000"/>
+                <w:sz w:val="24"/>
+                <w:szCs w:val="24"/>
+                <w:u w:val="none"/>
+              </w:rPr>
+              <w:t>87</w:t>
             </w:r>
           </w:p>
         </w:tc>
@@ -4646,7 +4963,24 @@
                 <w:szCs w:val="24"/>
                 <w:u w:val="none"/>
               </w:rPr>
-              <w:t>1.06101</w:t>
+              <w:t>1.0</w:t>
+            </w:r>
+            <w:r>
+              <w:rPr>
+                <w:b w:val="false"/>
+                <w:bCs w:val="false"/>
+                <w:i w:val="false"/>
+                <w:iCs w:val="false"/>
+                <w:strike w:val="false"/>
+                <w:dstrike w:val="false"/>
+                <w:outline w:val="false"/>
+                <w:shadow w:val="false"/>
+                <w:color w:val="000000"/>
+                <w:sz w:val="24"/>
+                <w:szCs w:val="24"/>
+                <w:u w:val="none"/>
+              </w:rPr>
+              <w:t>4</w:t>
             </w:r>
           </w:p>
         </w:tc>
@@ -4743,7 +5077,41 @@
                 <w:szCs w:val="24"/>
                 <w:u w:val="none"/>
               </w:rPr>
-              <w:t>0.10520</w:t>
+              <w:t>5</w:t>
+            </w:r>
+            <w:r>
+              <w:rPr>
+                <w:b w:val="false"/>
+                <w:bCs w:val="false"/>
+                <w:i w:val="false"/>
+                <w:iCs w:val="false"/>
+                <w:strike w:val="false"/>
+                <w:dstrike w:val="false"/>
+                <w:outline w:val="false"/>
+                <w:shadow w:val="false"/>
+                <w:color w:val="000000"/>
+                <w:sz w:val="24"/>
+                <w:szCs w:val="24"/>
+                <w:u w:val="none"/>
+              </w:rPr>
+              <w:t>.</w:t>
+            </w:r>
+            <w:r>
+              <w:rPr>
+                <w:b w:val="false"/>
+                <w:bCs w:val="false"/>
+                <w:i w:val="false"/>
+                <w:iCs w:val="false"/>
+                <w:strike w:val="false"/>
+                <w:dstrike w:val="false"/>
+                <w:outline w:val="false"/>
+                <w:shadow w:val="false"/>
+                <w:color w:val="000000"/>
+                <w:sz w:val="24"/>
+                <w:szCs w:val="24"/>
+                <w:u w:val="none"/>
+              </w:rPr>
+              <w:t>07</w:t>
             </w:r>
           </w:p>
         </w:tc>
@@ -4790,7 +5158,24 @@
                 <w:szCs w:val="24"/>
                 <w:u w:val="none"/>
               </w:rPr>
-              <w:t>1.11394</w:t>
+              <w:t>1.1</w:t>
+            </w:r>
+            <w:r>
+              <w:rPr>
+                <w:b w:val="false"/>
+                <w:bCs w:val="false"/>
+                <w:i w:val="false"/>
+                <w:iCs w:val="false"/>
+                <w:strike w:val="false"/>
+                <w:dstrike w:val="false"/>
+                <w:outline w:val="false"/>
+                <w:shadow w:val="false"/>
+                <w:color w:val="000000"/>
+                <w:sz w:val="24"/>
+                <w:szCs w:val="24"/>
+                <w:u w:val="none"/>
+              </w:rPr>
+              <w:t>0</w:t>
             </w:r>
           </w:p>
         </w:tc>
@@ -4887,7 +5272,41 @@
                 <w:szCs w:val="24"/>
                 <w:u w:val="none"/>
               </w:rPr>
-              <w:t>0.08977</w:t>
+              <w:t>4</w:t>
+            </w:r>
+            <w:r>
+              <w:rPr>
+                <w:b w:val="false"/>
+                <w:bCs w:val="false"/>
+                <w:i w:val="false"/>
+                <w:iCs w:val="false"/>
+                <w:strike w:val="false"/>
+                <w:dstrike w:val="false"/>
+                <w:outline w:val="false"/>
+                <w:shadow w:val="false"/>
+                <w:color w:val="000000"/>
+                <w:sz w:val="24"/>
+                <w:szCs w:val="24"/>
+                <w:u w:val="none"/>
+              </w:rPr>
+              <w:t>.</w:t>
+            </w:r>
+            <w:r>
+              <w:rPr>
+                <w:b w:val="false"/>
+                <w:bCs w:val="false"/>
+                <w:i w:val="false"/>
+                <w:iCs w:val="false"/>
+                <w:strike w:val="false"/>
+                <w:dstrike w:val="false"/>
+                <w:outline w:val="false"/>
+                <w:shadow w:val="false"/>
+                <w:color w:val="000000"/>
+                <w:sz w:val="24"/>
+                <w:szCs w:val="24"/>
+                <w:u w:val="none"/>
+              </w:rPr>
+              <w:t>43</w:t>
             </w:r>
           </w:p>
         </w:tc>
@@ -4934,7 +5353,41 @@
                 <w:szCs w:val="24"/>
                 <w:u w:val="none"/>
               </w:rPr>
-              <w:t>1.00012</w:t>
+              <w:t>0</w:t>
+            </w:r>
+            <w:r>
+              <w:rPr>
+                <w:b w:val="false"/>
+                <w:bCs w:val="false"/>
+                <w:i w:val="false"/>
+                <w:iCs w:val="false"/>
+                <w:strike w:val="false"/>
+                <w:dstrike w:val="false"/>
+                <w:outline w:val="false"/>
+                <w:shadow w:val="false"/>
+                <w:color w:val="000000"/>
+                <w:sz w:val="24"/>
+                <w:szCs w:val="24"/>
+                <w:u w:val="none"/>
+              </w:rPr>
+              <w:t>.</w:t>
+            </w:r>
+            <w:r>
+              <w:rPr>
+                <w:b w:val="false"/>
+                <w:bCs w:val="false"/>
+                <w:i w:val="false"/>
+                <w:iCs w:val="false"/>
+                <w:strike w:val="false"/>
+                <w:dstrike w:val="false"/>
+                <w:outline w:val="false"/>
+                <w:shadow w:val="false"/>
+                <w:color w:val="000000"/>
+                <w:sz w:val="24"/>
+                <w:szCs w:val="24"/>
+                <w:u w:val="none"/>
+              </w:rPr>
+              <w:t>99</w:t>
             </w:r>
           </w:p>
         </w:tc>
@@ -5035,7 +5488,41 @@
                 <w:szCs w:val="24"/>
                 <w:u w:val="none"/>
               </w:rPr>
-              <w:t>0.09655</w:t>
+              <w:t>4</w:t>
+            </w:r>
+            <w:r>
+              <w:rPr>
+                <w:b w:val="false"/>
+                <w:bCs w:val="false"/>
+                <w:i w:val="false"/>
+                <w:iCs w:val="false"/>
+                <w:strike w:val="false"/>
+                <w:dstrike w:val="false"/>
+                <w:outline w:val="false"/>
+                <w:shadow w:val="false"/>
+                <w:color w:val="000000"/>
+                <w:sz w:val="24"/>
+                <w:szCs w:val="24"/>
+                <w:u w:val="none"/>
+              </w:rPr>
+              <w:t>.</w:t>
+            </w:r>
+            <w:r>
+              <w:rPr>
+                <w:b w:val="false"/>
+                <w:bCs w:val="false"/>
+                <w:i w:val="false"/>
+                <w:iCs w:val="false"/>
+                <w:strike w:val="false"/>
+                <w:dstrike w:val="false"/>
+                <w:outline w:val="false"/>
+                <w:shadow w:val="false"/>
+                <w:color w:val="000000"/>
+                <w:sz w:val="24"/>
+                <w:szCs w:val="24"/>
+                <w:u w:val="none"/>
+              </w:rPr>
+              <w:t>60</w:t>
             </w:r>
           </w:p>
         </w:tc>
@@ -5084,7 +5571,24 @@
                 <w:szCs w:val="24"/>
                 <w:u w:val="none"/>
               </w:rPr>
-              <w:t>1.03032</w:t>
+              <w:t>1.0</w:t>
+            </w:r>
+            <w:r>
+              <w:rPr>
+                <w:b w:val="false"/>
+                <w:bCs w:val="false"/>
+                <w:i w:val="false"/>
+                <w:iCs w:val="false"/>
+                <w:strike w:val="false"/>
+                <w:dstrike w:val="false"/>
+                <w:outline w:val="false"/>
+                <w:shadow w:val="false"/>
+                <w:color w:val="000000"/>
+                <w:sz w:val="24"/>
+                <w:szCs w:val="24"/>
+                <w:u w:val="none"/>
+              </w:rPr>
+              <w:t>2</w:t>
             </w:r>
           </w:p>
         </w:tc>
@@ -10996,5 +11500,18 @@
     </w:pPr>
     <w:rPr/>
   </w:style>
+  <w:style w:type="paragraph" w:styleId="Ttulodelatabla">
+    <w:name w:val="Título de la tabla"/>
+    <w:basedOn w:val="Contenidodelatabla"/>
+    <w:qFormat/>
+    <w:pPr>
+      <w:suppressLineNumbers/>
+      <w:jc w:val="center"/>
+    </w:pPr>
+    <w:rPr>
+      <w:b/>
+      <w:bCs/>
+    </w:rPr>
+  </w:style>
 </w:styles>
 </file>
--- a/borrador_articulo_trad.docx
+++ b/borrador_articulo_trad.docx
@@ -3099,7 +3099,16 @@
           <w:bCs w:val="false"/>
           <w:shd w:fill="auto" w:val="clear"/>
         </w:rPr>
-        <w:t xml:space="preserve"> is the additive genetic variance of the trait. The calculation of these estimators was carried out using the function </w:t>
+        <w:t xml:space="preserve"> is the additive genetic variance of the trait. </w:t>
+      </w:r>
+      <w:r>
+        <w:rPr>
+          <w:rStyle w:val="Destaquemayor"/>
+          <w:b w:val="false"/>
+          <w:bCs w:val="false"/>
+          <w:shd w:fill="FF0000" w:val="clear"/>
+        </w:rPr>
+        <w:t xml:space="preserve">The calculation of these estimators was carried out using the function </w:t>
       </w:r>
       <w:r>
         <w:rPr>
@@ -3115,7 +3124,7 @@
           <w:sz w:val="24"/>
           <w:szCs w:val="24"/>
           <w:u w:val="none"/>
-          <w:shd w:fill="auto" w:val="clear"/>
+          <w:shd w:fill="FF0000" w:val="clear"/>
         </w:rPr>
         <w:t xml:space="preserve">compute_LR_stats </w:t>
       </w:r>
@@ -3124,27 +3133,9 @@
           <w:rStyle w:val="Destaquemayor"/>
           <w:b w:val="false"/>
           <w:bCs w:val="false"/>
-          <w:shd w:fill="auto" w:val="clear"/>
-        </w:rPr>
-        <w:t xml:space="preserve">available in the TuttiFrutty GitHub repository, developed by </w:t>
-      </w:r>
-      <w:r>
-        <w:rPr>
-          <w:rStyle w:val="Destaquemayor"/>
-          <w:b w:val="false"/>
-          <w:bCs w:val="false"/>
-          <w:shd w:fill="B2B2B2" w:val="clear"/>
-        </w:rPr>
-        <w:t>Bonifazi (2023)</w:t>
-      </w:r>
-      <w:r>
-        <w:rPr>
-          <w:rStyle w:val="Destaquemayor"/>
-          <w:b w:val="false"/>
-          <w:bCs w:val="false"/>
-          <w:shd w:fill="auto" w:val="clear"/>
-        </w:rPr>
-        <w:t>. A 95% confidence interval for the accuracy estimate was also obtained using bootstrap, generating 10,000 datasets by sampling with replacement from the focal or validation individuals.</w:t>
+          <w:shd w:fill="FF0000" w:val="clear"/>
+        </w:rPr>
+        <w:t>available in the TuttiFrutty GitHub repository, developed by Bonifazi (2023). A 95% confidence interval for the accuracy estimate was also obtained using bootstrap, generating 10,000 datasets by sampling with replacement from the focal or validation individuals.</w:t>
       </w:r>
     </w:p>
     <w:p>
@@ -3277,7 +3268,47 @@
           <w:shd w:fill="FF8000" w:val="clear"/>
           <w:lang w:val="es-ES" w:eastAsia="zh-CN" w:bidi="hi-IN"/>
         </w:rPr>
-        <w:t>NOTA: no se si sea necesario incluir un titulo de resultado al ser solo un titulo</w:t>
+        <w:t xml:space="preserve">NOTA: no se si sea necesario incluir un titulo de resultado al ser </w:t>
+      </w:r>
+      <w:r>
+        <w:rPr>
+          <w:rFonts w:eastAsia="Noto Serif CJK SC" w:cs="Lohit Devanagari"/>
+          <w:b w:val="false"/>
+          <w:bCs/>
+          <w:i w:val="false"/>
+          <w:iCs w:val="false"/>
+          <w:caps w:val="false"/>
+          <w:smallCaps w:val="false"/>
+          <w:color w:val="000000"/>
+          <w:spacing w:val="0"/>
+          <w:kern w:val="2"/>
+          <w:sz w:val="24"/>
+          <w:szCs w:val="24"/>
+          <w:u w:val="none"/>
+          <w:shd w:fill="FF8000" w:val="clear"/>
+          <w:lang w:val="es-ES" w:eastAsia="zh-CN" w:bidi="hi-IN"/>
+        </w:rPr>
+        <w:t xml:space="preserve">creo </w:t>
+      </w:r>
+      <w:r>
+        <w:rPr>
+          <w:rFonts w:eastAsia="Noto Serif CJK SC" w:cs="Lohit Devanagari"/>
+          <w:b w:val="false"/>
+          <w:bCs/>
+          <w:i w:val="false"/>
+          <w:iCs w:val="false"/>
+          <w:caps w:val="false"/>
+          <w:smallCaps w:val="false"/>
+          <w:color w:val="000000"/>
+          <w:spacing w:val="0"/>
+          <w:kern w:val="2"/>
+          <w:sz w:val="24"/>
+          <w:szCs w:val="24"/>
+          <w:u w:val="none"/>
+          <w:shd w:fill="FF8000" w:val="clear"/>
+          <w:lang w:val="es-ES" w:eastAsia="zh-CN" w:bidi="hi-IN"/>
+        </w:rPr>
+        <w:t>solo un titulo</w:t>
       </w:r>
       <w:r>
         <w:rPr>
@@ -3316,10 +3347,15 @@
         <w:pStyle w:val="Normal"/>
         <w:bidi w:val="0"/>
         <w:jc w:val="both"/>
-        <w:rPr/>
+        <w:rPr>
+          <w:highlight w:val="none"/>
+          <w:shd w:fill="FF0000" w:val="clear"/>
+        </w:rPr>
       </w:pPr>
       <w:r>
-        <w:rPr/>
+        <w:rPr>
+          <w:shd w:fill="FF0000" w:val="clear"/>
+        </w:rPr>
         <w:t>Figure 2 shows the accuracy in each of the evaluated scenarios for the trait age at first calving. In general, as expected, the accuracy of genomic prediction was higher in scenarios where pedigree and genomic information (ssGBLUP) were combined compared to scenario E0, which was based solely on pedigree information (BLUP). Specifically, scenarios E1 to E8 showed an improvement in accuracy, with scenario E7 standing out with the highest accuracy (0.47796), closely followed by E3 (0.47168). The confidence intervals provide a measure of the uncertainty associated with each estimate, being smaller in E0. This highlights that the integration of genomic data can increase the accuracy of GEBV but may also increase the variability of these estimates.</w:t>
       </w:r>
     </w:p>
@@ -3344,7 +3380,7 @@
       <w:r>
         <w:rPr/>
         <w:drawing>
-          <wp:anchor behindDoc="0" distT="0" distB="0" distL="0" distR="0" simplePos="0" locked="0" layoutInCell="0" allowOverlap="1" relativeHeight="20">
+          <wp:anchor behindDoc="0" distT="0" distB="0" distL="0" distR="0" simplePos="0" locked="0" layoutInCell="0" allowOverlap="1" relativeHeight="18">
             <wp:simplePos x="0" y="0"/>
             <wp:positionH relativeFrom="column">
               <wp:align>center</wp:align>
@@ -3355,7 +3391,7 @@
             <wp:extent cx="6332220" cy="3161665"/>
             <wp:effectExtent l="0" t="0" r="0" b="0"/>
             <wp:wrapSquare wrapText="largest"/>
-            <wp:docPr id="2" name="Imagen6" descr=""/>
+            <wp:docPr id="2" name="Imagen2" descr=""/>
             <wp:cNvGraphicFramePr>
               <a:graphicFrameLocks xmlns:a="http://schemas.openxmlformats.org/drawingml/2006/main" noChangeAspect="1"/>
             </wp:cNvGraphicFramePr>
@@ -3363,7 +3399,7 @@
               <a:graphicData uri="http://schemas.openxmlformats.org/drawingml/2006/picture">
                 <pic:pic xmlns:pic="http://schemas.openxmlformats.org/drawingml/2006/picture">
                   <pic:nvPicPr>
-                    <pic:cNvPr id="2" name="Imagen6" descr=""/>
+                    <pic:cNvPr id="2" name="Imagen2" descr=""/>
                     <pic:cNvPicPr>
                       <a:picLocks noChangeAspect="1" noChangeArrowheads="1"/>
                     </pic:cNvPicPr>
@@ -3457,10 +3493,14 @@
         <w:spacing w:before="0" w:after="0"/>
         <w:jc w:val="both"/>
         <w:rPr>
-          <w:b w:val="false"/>
-          <w:b w:val="false"/>
-          <w:bCs w:val="false"/>
-          <w:i w:val="false"/>
+          <w:highlight w:val="none"/>
+          <w:shd w:fill="FF0000" w:val="clear"/>
+        </w:rPr>
+      </w:pPr>
+      <w:r>
+        <w:rPr>
+          <w:b w:val="false"/>
+          <w:bCs w:val="false"/>
           <w:i w:val="false"/>
           <w:caps w:val="false"/>
           <w:smallCaps w:val="false"/>
@@ -3468,19 +3508,7 @@
           <w:spacing w:val="0"/>
           <w:sz w:val="24"/>
           <w:szCs w:val="24"/>
-        </w:rPr>
-      </w:pPr>
-      <w:r>
-        <w:rPr>
-          <w:b w:val="false"/>
-          <w:bCs w:val="false"/>
-          <w:i w:val="false"/>
-          <w:caps w:val="false"/>
-          <w:smallCaps w:val="false"/>
-          <w:color w:val="000000"/>
-          <w:spacing w:val="0"/>
-          <w:sz w:val="24"/>
-          <w:szCs w:val="24"/>
+          <w:shd w:fill="FF0000" w:val="clear"/>
         </w:rPr>
         <w:t>The bias and dispersion estimates for the trait of age at first calving can be seen in Table 1. Generally, across all scenarios, undesirable results were observed according to the expected measures (bias equal to 0 in the absence of bias and dispersion equal to 1 in the absence of dispersion). Comparing bias across scenarios, it was higher in E0, while in E7, the GEBV showed the least overestimation (0.08977). Regarding dispersion, there was apparent overdispersion of the GEBV, which was higher in scenarios E6 (1.11394) and E0 (1.10880), and lower in E7 (1.00012).</w:t>
       </w:r>
@@ -3856,7 +3884,7 @@
                 <w:szCs w:val="24"/>
                 <w:u w:val="none"/>
               </w:rPr>
-              <w:t>5</w:t>
+              <w:t>4</w:t>
             </w:r>
             <w:r>
               <w:rPr>
@@ -3890,7 +3918,67 @@
                 <w:szCs w:val="24"/>
                 <w:u w:val="none"/>
               </w:rPr>
-              <w:t>39</w:t>
+              <w:t xml:space="preserve">83 </w:t>
+            </w:r>
+            <w:hyperlink r:id="rId4">
+              <w:r>
+                <w:rPr>
+                  <w:rStyle w:val="EnlacedeInternet"/>
+                  <w:rFonts w:ascii="Liberation Serif" w:hAnsi="Liberation Serif"/>
+                  <w:b w:val="false"/>
+                  <w:bCs w:val="false"/>
+                  <w:i w:val="false"/>
+                  <w:iCs w:val="false"/>
+                  <w:strike w:val="false"/>
+                  <w:dstrike w:val="false"/>
+                  <w:outline w:val="false"/>
+                  <w:shadow w:val="false"/>
+                  <w:color w:val="000000"/>
+                  <w:sz w:val="24"/>
+                  <w:szCs w:val="24"/>
+                  <w:u w:val="none"/>
+                  <w:effect w:val="none"/>
+                </w:rPr>
+                <w:t>±</w:t>
+              </w:r>
+            </w:hyperlink>
+            <w:r>
+              <w:rPr>
+                <w:rFonts w:ascii="Liberation Serif" w:hAnsi="Liberation Serif"/>
+                <w:b w:val="false"/>
+                <w:bCs w:val="false"/>
+                <w:i w:val="false"/>
+                <w:iCs w:val="false"/>
+                <w:strike w:val="false"/>
+                <w:dstrike w:val="false"/>
+                <w:outline w:val="false"/>
+                <w:shadow w:val="false"/>
+                <w:color w:val="000000"/>
+                <w:sz w:val="24"/>
+                <w:szCs w:val="24"/>
+                <w:u w:val="none"/>
+                <w:effect w:val="none"/>
+              </w:rPr>
+              <w:t xml:space="preserve"> </w:t>
+            </w:r>
+            <w:r>
+              <w:rPr>
+                <w:rFonts w:ascii="Liberation Serif" w:hAnsi="Liberation Serif"/>
+                <w:b w:val="false"/>
+                <w:bCs w:val="false"/>
+                <w:i w:val="false"/>
+                <w:iCs w:val="false"/>
+                <w:strike w:val="false"/>
+                <w:dstrike w:val="false"/>
+                <w:outline w:val="false"/>
+                <w:shadow w:val="false"/>
+                <w:color w:val="000000"/>
+                <w:sz w:val="24"/>
+                <w:szCs w:val="24"/>
+                <w:u w:val="none"/>
+                <w:effect w:val="none"/>
+              </w:rPr>
+              <w:t>1.21</w:t>
             </w:r>
           </w:p>
         </w:tc>
@@ -3954,7 +4042,67 @@
                 <w:szCs w:val="24"/>
                 <w:u w:val="none"/>
               </w:rPr>
-              <w:t>06</w:t>
+              <w:t xml:space="preserve">10 </w:t>
+            </w:r>
+            <w:hyperlink r:id="rId5">
+              <w:r>
+                <w:rPr>
+                  <w:rStyle w:val="EnlacedeInternet"/>
+                  <w:rFonts w:ascii="Liberation Serif" w:hAnsi="Liberation Serif"/>
+                  <w:b w:val="false"/>
+                  <w:bCs w:val="false"/>
+                  <w:i w:val="false"/>
+                  <w:iCs w:val="false"/>
+                  <w:strike w:val="false"/>
+                  <w:dstrike w:val="false"/>
+                  <w:outline w:val="false"/>
+                  <w:shadow w:val="false"/>
+                  <w:color w:val="000000"/>
+                  <w:sz w:val="24"/>
+                  <w:szCs w:val="24"/>
+                  <w:u w:val="none"/>
+                  <w:effect w:val="none"/>
+                </w:rPr>
+                <w:t>±</w:t>
+              </w:r>
+            </w:hyperlink>
+            <w:r>
+              <w:rPr>
+                <w:rFonts w:ascii="Liberation Serif" w:hAnsi="Liberation Serif"/>
+                <w:b w:val="false"/>
+                <w:bCs w:val="false"/>
+                <w:i w:val="false"/>
+                <w:iCs w:val="false"/>
+                <w:strike w:val="false"/>
+                <w:dstrike w:val="false"/>
+                <w:outline w:val="false"/>
+                <w:shadow w:val="false"/>
+                <w:color w:val="000000"/>
+                <w:sz w:val="24"/>
+                <w:szCs w:val="24"/>
+                <w:u w:val="none"/>
+                <w:effect w:val="none"/>
+              </w:rPr>
+              <w:t xml:space="preserve"> </w:t>
+            </w:r>
+            <w:r>
+              <w:rPr>
+                <w:rFonts w:ascii="Liberation Serif" w:hAnsi="Liberation Serif"/>
+                <w:b w:val="false"/>
+                <w:bCs w:val="false"/>
+                <w:i w:val="false"/>
+                <w:iCs w:val="false"/>
+                <w:strike w:val="false"/>
+                <w:dstrike w:val="false"/>
+                <w:outline w:val="false"/>
+                <w:shadow w:val="false"/>
+                <w:color w:val="000000"/>
+                <w:sz w:val="24"/>
+                <w:szCs w:val="24"/>
+                <w:u w:val="none"/>
+                <w:effect w:val="none"/>
+              </w:rPr>
+              <w:t>0.07</w:t>
             </w:r>
           </w:p>
         </w:tc>
@@ -4051,58 +4199,101 @@
                 <w:szCs w:val="24"/>
                 <w:u w:val="none"/>
               </w:rPr>
-              <w:t>4</w:t>
-            </w:r>
-            <w:r>
-              <w:rPr>
-                <w:b w:val="false"/>
-                <w:bCs w:val="false"/>
-                <w:i w:val="false"/>
-                <w:iCs w:val="false"/>
-                <w:strike w:val="false"/>
-                <w:dstrike w:val="false"/>
-                <w:outline w:val="false"/>
-                <w:shadow w:val="false"/>
-                <w:color w:val="000000"/>
-                <w:sz w:val="24"/>
-                <w:szCs w:val="24"/>
-                <w:u w:val="none"/>
-              </w:rPr>
-              <w:t>.</w:t>
-            </w:r>
-            <w:r>
-              <w:rPr>
-                <w:b w:val="false"/>
-                <w:bCs w:val="false"/>
-                <w:i w:val="false"/>
-                <w:iCs w:val="false"/>
-                <w:strike w:val="false"/>
-                <w:dstrike w:val="false"/>
-                <w:outline w:val="false"/>
-                <w:shadow w:val="false"/>
-                <w:color w:val="000000"/>
-                <w:sz w:val="24"/>
-                <w:szCs w:val="24"/>
-                <w:u w:val="none"/>
-              </w:rPr>
-              <w:t>8</w:t>
-            </w:r>
-            <w:r>
-              <w:rPr>
-                <w:b w:val="false"/>
-                <w:bCs w:val="false"/>
-                <w:i w:val="false"/>
-                <w:iCs w:val="false"/>
-                <w:strike w:val="false"/>
-                <w:dstrike w:val="false"/>
-                <w:outline w:val="false"/>
-                <w:shadow w:val="false"/>
-                <w:color w:val="000000"/>
-                <w:sz w:val="24"/>
-                <w:szCs w:val="24"/>
-                <w:u w:val="none"/>
-              </w:rPr>
-              <w:t>9</w:t>
+              <w:t>4.</w:t>
+            </w:r>
+            <w:r>
+              <w:rPr>
+                <w:b w:val="false"/>
+                <w:bCs w:val="false"/>
+                <w:i w:val="false"/>
+                <w:iCs w:val="false"/>
+                <w:strike w:val="false"/>
+                <w:dstrike w:val="false"/>
+                <w:outline w:val="false"/>
+                <w:shadow w:val="false"/>
+                <w:color w:val="000000"/>
+                <w:sz w:val="24"/>
+                <w:szCs w:val="24"/>
+                <w:u w:val="none"/>
+              </w:rPr>
+              <w:t>5</w:t>
+            </w:r>
+            <w:r>
+              <w:rPr>
+                <w:b w:val="false"/>
+                <w:bCs w:val="false"/>
+                <w:i w:val="false"/>
+                <w:iCs w:val="false"/>
+                <w:strike w:val="false"/>
+                <w:dstrike w:val="false"/>
+                <w:outline w:val="false"/>
+                <w:shadow w:val="false"/>
+                <w:color w:val="000000"/>
+                <w:sz w:val="24"/>
+                <w:szCs w:val="24"/>
+                <w:u w:val="none"/>
+              </w:rPr>
+              <w:t xml:space="preserve">9 </w:t>
+            </w:r>
+            <w:hyperlink r:id="rId6">
+              <w:r>
+                <w:rPr>
+                  <w:rStyle w:val="EnlacedeInternet"/>
+                  <w:rFonts w:ascii="Liberation Serif" w:hAnsi="Liberation Serif"/>
+                  <w:b w:val="false"/>
+                  <w:bCs w:val="false"/>
+                  <w:i w:val="false"/>
+                  <w:iCs w:val="false"/>
+                  <w:strike w:val="false"/>
+                  <w:dstrike w:val="false"/>
+                  <w:outline w:val="false"/>
+                  <w:shadow w:val="false"/>
+                  <w:color w:val="000000"/>
+                  <w:sz w:val="24"/>
+                  <w:szCs w:val="24"/>
+                  <w:u w:val="none"/>
+                  <w:effect w:val="none"/>
+                </w:rPr>
+                <w:t>±</w:t>
+              </w:r>
+            </w:hyperlink>
+            <w:r>
+              <w:rPr>
+                <w:rFonts w:ascii="Liberation Serif" w:hAnsi="Liberation Serif"/>
+                <w:b w:val="false"/>
+                <w:bCs w:val="false"/>
+                <w:i w:val="false"/>
+                <w:iCs w:val="false"/>
+                <w:strike w:val="false"/>
+                <w:dstrike w:val="false"/>
+                <w:outline w:val="false"/>
+                <w:shadow w:val="false"/>
+                <w:color w:val="000000"/>
+                <w:sz w:val="24"/>
+                <w:szCs w:val="24"/>
+                <w:u w:val="none"/>
+                <w:effect w:val="none"/>
+              </w:rPr>
+              <w:t xml:space="preserve"> </w:t>
+            </w:r>
+            <w:r>
+              <w:rPr>
+                <w:rFonts w:ascii="Liberation Serif" w:hAnsi="Liberation Serif"/>
+                <w:b w:val="false"/>
+                <w:bCs w:val="false"/>
+                <w:i w:val="false"/>
+                <w:iCs w:val="false"/>
+                <w:strike w:val="false"/>
+                <w:dstrike w:val="false"/>
+                <w:outline w:val="false"/>
+                <w:shadow w:val="false"/>
+                <w:color w:val="000000"/>
+                <w:sz w:val="24"/>
+                <w:szCs w:val="24"/>
+                <w:u w:val="none"/>
+                <w:effect w:val="none"/>
+              </w:rPr>
+              <w:t>1.24</w:t>
             </w:r>
           </w:p>
         </w:tc>
@@ -4166,7 +4357,67 @@
                 <w:szCs w:val="24"/>
                 <w:u w:val="none"/>
               </w:rPr>
-              <w:t>3</w:t>
+              <w:t xml:space="preserve">5 </w:t>
+            </w:r>
+            <w:hyperlink r:id="rId7">
+              <w:r>
+                <w:rPr>
+                  <w:rStyle w:val="EnlacedeInternet"/>
+                  <w:rFonts w:ascii="Liberation Serif" w:hAnsi="Liberation Serif"/>
+                  <w:b w:val="false"/>
+                  <w:bCs w:val="false"/>
+                  <w:i w:val="false"/>
+                  <w:iCs w:val="false"/>
+                  <w:strike w:val="false"/>
+                  <w:dstrike w:val="false"/>
+                  <w:outline w:val="false"/>
+                  <w:shadow w:val="false"/>
+                  <w:color w:val="000000"/>
+                  <w:sz w:val="24"/>
+                  <w:szCs w:val="24"/>
+                  <w:u w:val="none"/>
+                  <w:effect w:val="none"/>
+                </w:rPr>
+                <w:t>±</w:t>
+              </w:r>
+            </w:hyperlink>
+            <w:r>
+              <w:rPr>
+                <w:rFonts w:ascii="Liberation Serif" w:hAnsi="Liberation Serif"/>
+                <w:b w:val="false"/>
+                <w:bCs w:val="false"/>
+                <w:i w:val="false"/>
+                <w:iCs w:val="false"/>
+                <w:strike w:val="false"/>
+                <w:dstrike w:val="false"/>
+                <w:outline w:val="false"/>
+                <w:shadow w:val="false"/>
+                <w:color w:val="000000"/>
+                <w:sz w:val="24"/>
+                <w:szCs w:val="24"/>
+                <w:u w:val="none"/>
+                <w:effect w:val="none"/>
+              </w:rPr>
+              <w:t xml:space="preserve"> </w:t>
+            </w:r>
+            <w:r>
+              <w:rPr>
+                <w:rFonts w:ascii="Liberation Serif" w:hAnsi="Liberation Serif"/>
+                <w:b w:val="false"/>
+                <w:bCs w:val="false"/>
+                <w:i w:val="false"/>
+                <w:iCs w:val="false"/>
+                <w:strike w:val="false"/>
+                <w:dstrike w:val="false"/>
+                <w:outline w:val="false"/>
+                <w:shadow w:val="false"/>
+                <w:color w:val="000000"/>
+                <w:sz w:val="24"/>
+                <w:szCs w:val="24"/>
+                <w:u w:val="none"/>
+                <w:effect w:val="none"/>
+              </w:rPr>
+              <w:t>0.06</w:t>
             </w:r>
           </w:p>
         </w:tc>
@@ -4263,7 +4514,7 @@
                 <w:szCs w:val="24"/>
                 <w:u w:val="none"/>
               </w:rPr>
-              <w:t>5</w:t>
+              <w:t>4</w:t>
             </w:r>
             <w:r>
               <w:rPr>
@@ -4297,7 +4548,67 @@
                 <w:szCs w:val="24"/>
                 <w:u w:val="none"/>
               </w:rPr>
-              <w:t>08</w:t>
+              <w:t xml:space="preserve">67 </w:t>
+            </w:r>
+            <w:hyperlink r:id="rId8">
+              <w:r>
+                <w:rPr>
+                  <w:rStyle w:val="EnlacedeInternet"/>
+                  <w:rFonts w:ascii="Liberation Serif" w:hAnsi="Liberation Serif"/>
+                  <w:b w:val="false"/>
+                  <w:bCs w:val="false"/>
+                  <w:i w:val="false"/>
+                  <w:iCs w:val="false"/>
+                  <w:strike w:val="false"/>
+                  <w:dstrike w:val="false"/>
+                  <w:outline w:val="false"/>
+                  <w:shadow w:val="false"/>
+                  <w:color w:val="000000"/>
+                  <w:sz w:val="24"/>
+                  <w:szCs w:val="24"/>
+                  <w:u w:val="none"/>
+                  <w:effect w:val="none"/>
+                </w:rPr>
+                <w:t>±</w:t>
+              </w:r>
+            </w:hyperlink>
+            <w:r>
+              <w:rPr>
+                <w:rFonts w:ascii="Liberation Serif" w:hAnsi="Liberation Serif"/>
+                <w:b w:val="false"/>
+                <w:bCs w:val="false"/>
+                <w:i w:val="false"/>
+                <w:iCs w:val="false"/>
+                <w:strike w:val="false"/>
+                <w:dstrike w:val="false"/>
+                <w:outline w:val="false"/>
+                <w:shadow w:val="false"/>
+                <w:color w:val="000000"/>
+                <w:sz w:val="24"/>
+                <w:szCs w:val="24"/>
+                <w:u w:val="none"/>
+                <w:effect w:val="none"/>
+              </w:rPr>
+              <w:t xml:space="preserve"> </w:t>
+            </w:r>
+            <w:r>
+              <w:rPr>
+                <w:rFonts w:ascii="Liberation Serif" w:hAnsi="Liberation Serif"/>
+                <w:b w:val="false"/>
+                <w:bCs w:val="false"/>
+                <w:i w:val="false"/>
+                <w:iCs w:val="false"/>
+                <w:strike w:val="false"/>
+                <w:dstrike w:val="false"/>
+                <w:outline w:val="false"/>
+                <w:shadow w:val="false"/>
+                <w:color w:val="000000"/>
+                <w:sz w:val="24"/>
+                <w:szCs w:val="24"/>
+                <w:u w:val="none"/>
+                <w:effect w:val="none"/>
+              </w:rPr>
+              <w:t>1.24</w:t>
             </w:r>
           </w:p>
         </w:tc>
@@ -4344,7 +4655,84 @@
                 <w:szCs w:val="24"/>
                 <w:u w:val="none"/>
               </w:rPr>
-              <w:t>1.09</w:t>
+              <w:t>1.</w:t>
+            </w:r>
+            <w:r>
+              <w:rPr>
+                <w:b w:val="false"/>
+                <w:bCs w:val="false"/>
+                <w:i w:val="false"/>
+                <w:iCs w:val="false"/>
+                <w:strike w:val="false"/>
+                <w:dstrike w:val="false"/>
+                <w:outline w:val="false"/>
+                <w:shadow w:val="false"/>
+                <w:color w:val="000000"/>
+                <w:sz w:val="24"/>
+                <w:szCs w:val="24"/>
+                <w:u w:val="none"/>
+              </w:rPr>
+              <w:t xml:space="preserve">10 </w:t>
+            </w:r>
+            <w:hyperlink r:id="rId9">
+              <w:r>
+                <w:rPr>
+                  <w:rStyle w:val="EnlacedeInternet"/>
+                  <w:rFonts w:ascii="Liberation Serif" w:hAnsi="Liberation Serif"/>
+                  <w:b w:val="false"/>
+                  <w:bCs w:val="false"/>
+                  <w:i w:val="false"/>
+                  <w:iCs w:val="false"/>
+                  <w:strike w:val="false"/>
+                  <w:dstrike w:val="false"/>
+                  <w:outline w:val="false"/>
+                  <w:shadow w:val="false"/>
+                  <w:color w:val="000000"/>
+                  <w:sz w:val="24"/>
+                  <w:szCs w:val="24"/>
+                  <w:u w:val="none"/>
+                  <w:effect w:val="none"/>
+                </w:rPr>
+                <w:t>±</w:t>
+              </w:r>
+            </w:hyperlink>
+            <w:r>
+              <w:rPr>
+                <w:rFonts w:ascii="Liberation Serif" w:hAnsi="Liberation Serif"/>
+                <w:b w:val="false"/>
+                <w:bCs w:val="false"/>
+                <w:i w:val="false"/>
+                <w:iCs w:val="false"/>
+                <w:strike w:val="false"/>
+                <w:dstrike w:val="false"/>
+                <w:outline w:val="false"/>
+                <w:shadow w:val="false"/>
+                <w:color w:val="000000"/>
+                <w:sz w:val="24"/>
+                <w:szCs w:val="24"/>
+                <w:u w:val="none"/>
+                <w:effect w:val="none"/>
+              </w:rPr>
+              <w:t xml:space="preserve"> </w:t>
+            </w:r>
+            <w:r>
+              <w:rPr>
+                <w:rFonts w:ascii="Liberation Serif" w:hAnsi="Liberation Serif"/>
+                <w:b w:val="false"/>
+                <w:bCs w:val="false"/>
+                <w:i w:val="false"/>
+                <w:iCs w:val="false"/>
+                <w:strike w:val="false"/>
+                <w:dstrike w:val="false"/>
+                <w:outline w:val="false"/>
+                <w:shadow w:val="false"/>
+                <w:color w:val="000000"/>
+                <w:sz w:val="24"/>
+                <w:szCs w:val="24"/>
+                <w:u w:val="none"/>
+                <w:effect w:val="none"/>
+              </w:rPr>
+              <w:t>0.06</w:t>
             </w:r>
           </w:p>
         </w:tc>
@@ -4428,71 +4816,82 @@
             </w:pPr>
             <w:r>
               <w:rPr>
-                <w:b w:val="false"/>
-                <w:bCs w:val="false"/>
-                <w:i w:val="false"/>
-                <w:iCs w:val="false"/>
-                <w:strike w:val="false"/>
-                <w:dstrike w:val="false"/>
-                <w:outline w:val="false"/>
-                <w:shadow w:val="false"/>
-                <w:color w:val="000000"/>
-                <w:sz w:val="24"/>
-                <w:szCs w:val="24"/>
-                <w:u w:val="none"/>
-              </w:rPr>
-              <w:t>4</w:t>
-            </w:r>
-            <w:r>
-              <w:rPr>
-                <w:b w:val="false"/>
-                <w:bCs w:val="false"/>
-                <w:i w:val="false"/>
-                <w:iCs w:val="false"/>
-                <w:strike w:val="false"/>
-                <w:dstrike w:val="false"/>
-                <w:outline w:val="false"/>
-                <w:shadow w:val="false"/>
-                <w:color w:val="000000"/>
-                <w:sz w:val="24"/>
-                <w:szCs w:val="24"/>
-                <w:u w:val="none"/>
-              </w:rPr>
-              <w:t>.</w:t>
-            </w:r>
-            <w:r>
-              <w:rPr>
-                <w:b w:val="false"/>
-                <w:bCs w:val="false"/>
-                <w:i w:val="false"/>
-                <w:iCs w:val="false"/>
-                <w:strike w:val="false"/>
-                <w:dstrike w:val="false"/>
-                <w:outline w:val="false"/>
-                <w:shadow w:val="false"/>
-                <w:color w:val="000000"/>
-                <w:sz w:val="24"/>
-                <w:szCs w:val="24"/>
-                <w:u w:val="none"/>
-              </w:rPr>
-              <w:t>4</w:t>
-            </w:r>
-            <w:r>
-              <w:rPr>
-                <w:b w:val="false"/>
-                <w:bCs w:val="false"/>
-                <w:i w:val="false"/>
-                <w:iCs w:val="false"/>
-                <w:strike w:val="false"/>
-                <w:dstrike w:val="false"/>
-                <w:outline w:val="false"/>
-                <w:shadow w:val="false"/>
-                <w:color w:val="000000"/>
-                <w:sz w:val="24"/>
-                <w:szCs w:val="24"/>
-                <w:u w:val="none"/>
-              </w:rPr>
-              <w:t>6</w:t>
+                <w:rFonts w:ascii="Liberation Serif" w:hAnsi="Liberation Serif"/>
+                <w:b w:val="false"/>
+                <w:bCs w:val="false"/>
+                <w:i w:val="false"/>
+                <w:iCs w:val="false"/>
+                <w:strike w:val="false"/>
+                <w:dstrike w:val="false"/>
+                <w:outline w:val="false"/>
+                <w:shadow w:val="false"/>
+                <w:color w:val="000000"/>
+                <w:sz w:val="24"/>
+                <w:szCs w:val="24"/>
+                <w:u w:val="none"/>
+                <w:effect w:val="none"/>
+              </w:rPr>
+              <w:t xml:space="preserve">4.25 </w:t>
+            </w:r>
+            <w:hyperlink r:id="rId10">
+              <w:r>
+                <w:rPr>
+                  <w:rStyle w:val="EnlacedeInternet"/>
+                  <w:rFonts w:ascii="Liberation Serif" w:hAnsi="Liberation Serif"/>
+                  <w:b w:val="false"/>
+                  <w:bCs w:val="false"/>
+                  <w:i w:val="false"/>
+                  <w:iCs w:val="false"/>
+                  <w:strike w:val="false"/>
+                  <w:dstrike w:val="false"/>
+                  <w:outline w:val="false"/>
+                  <w:shadow w:val="false"/>
+                  <w:color w:val="000000"/>
+                  <w:sz w:val="24"/>
+                  <w:szCs w:val="24"/>
+                  <w:u w:val="none"/>
+                  <w:effect w:val="none"/>
+                </w:rPr>
+                <w:t>±</w:t>
+              </w:r>
+            </w:hyperlink>
+            <w:r>
+              <w:rPr>
+                <w:rFonts w:ascii="Liberation Serif" w:hAnsi="Liberation Serif"/>
+                <w:b w:val="false"/>
+                <w:bCs w:val="false"/>
+                <w:i w:val="false"/>
+                <w:iCs w:val="false"/>
+                <w:strike w:val="false"/>
+                <w:dstrike w:val="false"/>
+                <w:outline w:val="false"/>
+                <w:shadow w:val="false"/>
+                <w:color w:val="000000"/>
+                <w:sz w:val="24"/>
+                <w:szCs w:val="24"/>
+                <w:u w:val="none"/>
+                <w:effect w:val="none"/>
+              </w:rPr>
+              <w:t xml:space="preserve"> </w:t>
+            </w:r>
+            <w:r>
+              <w:rPr>
+                <w:rFonts w:ascii="Liberation Serif" w:hAnsi="Liberation Serif"/>
+                <w:b w:val="false"/>
+                <w:bCs w:val="false"/>
+                <w:i w:val="false"/>
+                <w:iCs w:val="false"/>
+                <w:strike w:val="false"/>
+                <w:dstrike w:val="false"/>
+                <w:outline w:val="false"/>
+                <w:shadow w:val="false"/>
+                <w:color w:val="000000"/>
+                <w:sz w:val="24"/>
+                <w:szCs w:val="24"/>
+                <w:u w:val="none"/>
+                <w:effect w:val="none"/>
+              </w:rPr>
+              <w:t>1.20</w:t>
             </w:r>
           </w:p>
         </w:tc>
@@ -4539,41 +4938,84 @@
                 <w:szCs w:val="24"/>
                 <w:u w:val="none"/>
               </w:rPr>
-              <w:t>1</w:t>
-            </w:r>
-            <w:r>
-              <w:rPr>
-                <w:b w:val="false"/>
-                <w:bCs w:val="false"/>
-                <w:i w:val="false"/>
-                <w:iCs w:val="false"/>
-                <w:strike w:val="false"/>
-                <w:dstrike w:val="false"/>
-                <w:outline w:val="false"/>
-                <w:shadow w:val="false"/>
-                <w:color w:val="000000"/>
-                <w:sz w:val="24"/>
-                <w:szCs w:val="24"/>
-                <w:u w:val="none"/>
-              </w:rPr>
-              <w:t>.</w:t>
-            </w:r>
-            <w:r>
-              <w:rPr>
-                <w:b w:val="false"/>
-                <w:bCs w:val="false"/>
-                <w:i w:val="false"/>
-                <w:iCs w:val="false"/>
-                <w:strike w:val="false"/>
-                <w:dstrike w:val="false"/>
-                <w:outline w:val="false"/>
-                <w:shadow w:val="false"/>
-                <w:color w:val="000000"/>
-                <w:sz w:val="24"/>
-                <w:szCs w:val="24"/>
-                <w:u w:val="none"/>
-              </w:rPr>
-              <w:t>0</w:t>
+              <w:t>1.0</w:t>
+            </w:r>
+            <w:r>
+              <w:rPr>
+                <w:b w:val="false"/>
+                <w:bCs w:val="false"/>
+                <w:i w:val="false"/>
+                <w:iCs w:val="false"/>
+                <w:strike w:val="false"/>
+                <w:dstrike w:val="false"/>
+                <w:outline w:val="false"/>
+                <w:shadow w:val="false"/>
+                <w:color w:val="000000"/>
+                <w:sz w:val="24"/>
+                <w:szCs w:val="24"/>
+                <w:u w:val="none"/>
+              </w:rPr>
+              <w:t xml:space="preserve">3 </w:t>
+            </w:r>
+            <w:hyperlink r:id="rId11">
+              <w:r>
+                <w:rPr>
+                  <w:rStyle w:val="EnlacedeInternet"/>
+                  <w:rFonts w:ascii="Liberation Serif" w:hAnsi="Liberation Serif"/>
+                  <w:b w:val="false"/>
+                  <w:bCs w:val="false"/>
+                  <w:i w:val="false"/>
+                  <w:iCs w:val="false"/>
+                  <w:strike w:val="false"/>
+                  <w:dstrike w:val="false"/>
+                  <w:outline w:val="false"/>
+                  <w:shadow w:val="false"/>
+                  <w:color w:val="000000"/>
+                  <w:sz w:val="24"/>
+                  <w:szCs w:val="24"/>
+                  <w:u w:val="none"/>
+                  <w:effect w:val="none"/>
+                </w:rPr>
+                <w:t>±</w:t>
+              </w:r>
+            </w:hyperlink>
+            <w:r>
+              <w:rPr>
+                <w:rFonts w:ascii="Liberation Serif" w:hAnsi="Liberation Serif"/>
+                <w:b w:val="false"/>
+                <w:bCs w:val="false"/>
+                <w:i w:val="false"/>
+                <w:iCs w:val="false"/>
+                <w:strike w:val="false"/>
+                <w:dstrike w:val="false"/>
+                <w:outline w:val="false"/>
+                <w:shadow w:val="false"/>
+                <w:color w:val="000000"/>
+                <w:sz w:val="24"/>
+                <w:szCs w:val="24"/>
+                <w:u w:val="none"/>
+                <w:effect w:val="none"/>
+              </w:rPr>
+              <w:t xml:space="preserve"> </w:t>
+            </w:r>
+            <w:r>
+              <w:rPr>
+                <w:rFonts w:ascii="Liberation Serif" w:hAnsi="Liberation Serif"/>
+                <w:b w:val="false"/>
+                <w:bCs w:val="false"/>
+                <w:i w:val="false"/>
+                <w:iCs w:val="false"/>
+                <w:strike w:val="false"/>
+                <w:dstrike w:val="false"/>
+                <w:outline w:val="false"/>
+                <w:shadow w:val="false"/>
+                <w:color w:val="000000"/>
+                <w:sz w:val="24"/>
+                <w:szCs w:val="24"/>
+                <w:u w:val="none"/>
+                <w:effect w:val="none"/>
+              </w:rPr>
+              <w:t>0.05</w:t>
             </w:r>
           </w:p>
         </w:tc>
@@ -4670,41 +5112,84 @@
                 <w:szCs w:val="24"/>
                 <w:u w:val="none"/>
               </w:rPr>
-              <w:t>4</w:t>
-            </w:r>
-            <w:r>
-              <w:rPr>
-                <w:b w:val="false"/>
-                <w:bCs w:val="false"/>
-                <w:i w:val="false"/>
-                <w:iCs w:val="false"/>
-                <w:strike w:val="false"/>
-                <w:dstrike w:val="false"/>
-                <w:outline w:val="false"/>
-                <w:shadow w:val="false"/>
-                <w:color w:val="000000"/>
-                <w:sz w:val="24"/>
-                <w:szCs w:val="24"/>
-                <w:u w:val="none"/>
-              </w:rPr>
-              <w:t>.</w:t>
-            </w:r>
-            <w:r>
-              <w:rPr>
-                <w:b w:val="false"/>
-                <w:bCs w:val="false"/>
-                <w:i w:val="false"/>
-                <w:iCs w:val="false"/>
-                <w:strike w:val="false"/>
-                <w:dstrike w:val="false"/>
-                <w:outline w:val="false"/>
-                <w:shadow w:val="false"/>
-                <w:color w:val="000000"/>
-                <w:sz w:val="24"/>
-                <w:szCs w:val="24"/>
-                <w:u w:val="none"/>
-              </w:rPr>
-              <w:t>96</w:t>
+              <w:t>4.</w:t>
+            </w:r>
+            <w:r>
+              <w:rPr>
+                <w:b w:val="false"/>
+                <w:bCs w:val="false"/>
+                <w:i w:val="false"/>
+                <w:iCs w:val="false"/>
+                <w:strike w:val="false"/>
+                <w:dstrike w:val="false"/>
+                <w:outline w:val="false"/>
+                <w:shadow w:val="false"/>
+                <w:color w:val="000000"/>
+                <w:sz w:val="24"/>
+                <w:szCs w:val="24"/>
+                <w:u w:val="none"/>
+              </w:rPr>
+              <w:t xml:space="preserve">58 </w:t>
+            </w:r>
+            <w:hyperlink r:id="rId12">
+              <w:r>
+                <w:rPr>
+                  <w:rStyle w:val="EnlacedeInternet"/>
+                  <w:rFonts w:ascii="Liberation Serif" w:hAnsi="Liberation Serif"/>
+                  <w:b w:val="false"/>
+                  <w:bCs w:val="false"/>
+                  <w:i w:val="false"/>
+                  <w:iCs w:val="false"/>
+                  <w:strike w:val="false"/>
+                  <w:dstrike w:val="false"/>
+                  <w:outline w:val="false"/>
+                  <w:shadow w:val="false"/>
+                  <w:color w:val="000000"/>
+                  <w:sz w:val="24"/>
+                  <w:szCs w:val="24"/>
+                  <w:u w:val="none"/>
+                  <w:effect w:val="none"/>
+                </w:rPr>
+                <w:t>±</w:t>
+              </w:r>
+            </w:hyperlink>
+            <w:r>
+              <w:rPr>
+                <w:rFonts w:ascii="Liberation Serif" w:hAnsi="Liberation Serif"/>
+                <w:b w:val="false"/>
+                <w:bCs w:val="false"/>
+                <w:i w:val="false"/>
+                <w:iCs w:val="false"/>
+                <w:strike w:val="false"/>
+                <w:dstrike w:val="false"/>
+                <w:outline w:val="false"/>
+                <w:shadow w:val="false"/>
+                <w:color w:val="000000"/>
+                <w:sz w:val="24"/>
+                <w:szCs w:val="24"/>
+                <w:u w:val="none"/>
+                <w:effect w:val="none"/>
+              </w:rPr>
+              <w:t xml:space="preserve"> </w:t>
+            </w:r>
+            <w:r>
+              <w:rPr>
+                <w:rFonts w:ascii="Liberation Serif" w:hAnsi="Liberation Serif"/>
+                <w:b w:val="false"/>
+                <w:bCs w:val="false"/>
+                <w:i w:val="false"/>
+                <w:iCs w:val="false"/>
+                <w:strike w:val="false"/>
+                <w:dstrike w:val="false"/>
+                <w:outline w:val="false"/>
+                <w:shadow w:val="false"/>
+                <w:color w:val="000000"/>
+                <w:sz w:val="24"/>
+                <w:szCs w:val="24"/>
+                <w:u w:val="none"/>
+                <w:effect w:val="none"/>
+              </w:rPr>
+              <w:t>1.24</w:t>
             </w:r>
           </w:p>
         </w:tc>
@@ -4751,41 +5236,84 @@
                 <w:szCs w:val="24"/>
                 <w:u w:val="none"/>
               </w:rPr>
-              <w:t>1</w:t>
-            </w:r>
-            <w:r>
-              <w:rPr>
-                <w:b w:val="false"/>
-                <w:bCs w:val="false"/>
-                <w:i w:val="false"/>
-                <w:iCs w:val="false"/>
-                <w:strike w:val="false"/>
-                <w:dstrike w:val="false"/>
-                <w:outline w:val="false"/>
-                <w:shadow w:val="false"/>
-                <w:color w:val="000000"/>
-                <w:sz w:val="24"/>
-                <w:szCs w:val="24"/>
-                <w:u w:val="none"/>
-              </w:rPr>
-              <w:t>.0</w:t>
-            </w:r>
-            <w:r>
-              <w:rPr>
-                <w:b w:val="false"/>
-                <w:bCs w:val="false"/>
-                <w:i w:val="false"/>
-                <w:iCs w:val="false"/>
-                <w:strike w:val="false"/>
-                <w:dstrike w:val="false"/>
-                <w:outline w:val="false"/>
-                <w:shadow w:val="false"/>
-                <w:color w:val="000000"/>
-                <w:sz w:val="24"/>
-                <w:szCs w:val="24"/>
-                <w:u w:val="none"/>
-              </w:rPr>
-              <w:t>8</w:t>
+              <w:t>1.</w:t>
+            </w:r>
+            <w:r>
+              <w:rPr>
+                <w:b w:val="false"/>
+                <w:bCs w:val="false"/>
+                <w:i w:val="false"/>
+                <w:iCs w:val="false"/>
+                <w:strike w:val="false"/>
+                <w:dstrike w:val="false"/>
+                <w:outline w:val="false"/>
+                <w:shadow w:val="false"/>
+                <w:color w:val="000000"/>
+                <w:sz w:val="24"/>
+                <w:szCs w:val="24"/>
+                <w:u w:val="none"/>
+              </w:rPr>
+              <w:t xml:space="preserve">10 </w:t>
+            </w:r>
+            <w:hyperlink r:id="rId13">
+              <w:r>
+                <w:rPr>
+                  <w:rStyle w:val="EnlacedeInternet"/>
+                  <w:rFonts w:ascii="Liberation Serif" w:hAnsi="Liberation Serif"/>
+                  <w:b w:val="false"/>
+                  <w:bCs w:val="false"/>
+                  <w:i w:val="false"/>
+                  <w:iCs w:val="false"/>
+                  <w:strike w:val="false"/>
+                  <w:dstrike w:val="false"/>
+                  <w:outline w:val="false"/>
+                  <w:shadow w:val="false"/>
+                  <w:color w:val="000000"/>
+                  <w:sz w:val="24"/>
+                  <w:szCs w:val="24"/>
+                  <w:u w:val="none"/>
+                  <w:effect w:val="none"/>
+                </w:rPr>
+                <w:t>±</w:t>
+              </w:r>
+            </w:hyperlink>
+            <w:r>
+              <w:rPr>
+                <w:rFonts w:ascii="Liberation Serif" w:hAnsi="Liberation Serif"/>
+                <w:b w:val="false"/>
+                <w:bCs w:val="false"/>
+                <w:i w:val="false"/>
+                <w:iCs w:val="false"/>
+                <w:strike w:val="false"/>
+                <w:dstrike w:val="false"/>
+                <w:outline w:val="false"/>
+                <w:shadow w:val="false"/>
+                <w:color w:val="000000"/>
+                <w:sz w:val="24"/>
+                <w:szCs w:val="24"/>
+                <w:u w:val="none"/>
+                <w:effect w:val="none"/>
+              </w:rPr>
+              <w:t xml:space="preserve"> </w:t>
+            </w:r>
+            <w:r>
+              <w:rPr>
+                <w:rFonts w:ascii="Liberation Serif" w:hAnsi="Liberation Serif"/>
+                <w:b w:val="false"/>
+                <w:bCs w:val="false"/>
+                <w:i w:val="false"/>
+                <w:iCs w:val="false"/>
+                <w:strike w:val="false"/>
+                <w:dstrike w:val="false"/>
+                <w:outline w:val="false"/>
+                <w:shadow w:val="false"/>
+                <w:color w:val="000000"/>
+                <w:sz w:val="24"/>
+                <w:szCs w:val="24"/>
+                <w:u w:val="none"/>
+                <w:effect w:val="none"/>
+              </w:rPr>
+              <w:t>0.06</w:t>
             </w:r>
           </w:p>
         </w:tc>
@@ -4882,41 +5410,84 @@
                 <w:szCs w:val="24"/>
                 <w:u w:val="none"/>
               </w:rPr>
-              <w:t>4</w:t>
-            </w:r>
-            <w:r>
-              <w:rPr>
-                <w:b w:val="false"/>
-                <w:bCs w:val="false"/>
-                <w:i w:val="false"/>
-                <w:iCs w:val="false"/>
-                <w:strike w:val="false"/>
-                <w:dstrike w:val="false"/>
-                <w:outline w:val="false"/>
-                <w:shadow w:val="false"/>
-                <w:color w:val="000000"/>
-                <w:sz w:val="24"/>
-                <w:szCs w:val="24"/>
-                <w:u w:val="none"/>
-              </w:rPr>
-              <w:t>.</w:t>
-            </w:r>
-            <w:r>
-              <w:rPr>
-                <w:b w:val="false"/>
-                <w:bCs w:val="false"/>
-                <w:i w:val="false"/>
-                <w:iCs w:val="false"/>
-                <w:strike w:val="false"/>
-                <w:dstrike w:val="false"/>
-                <w:outline w:val="false"/>
-                <w:shadow w:val="false"/>
-                <w:color w:val="000000"/>
-                <w:sz w:val="24"/>
-                <w:szCs w:val="24"/>
-                <w:u w:val="none"/>
-              </w:rPr>
-              <w:t>87</w:t>
+              <w:t>4.</w:t>
+            </w:r>
+            <w:r>
+              <w:rPr>
+                <w:b w:val="false"/>
+                <w:bCs w:val="false"/>
+                <w:i w:val="false"/>
+                <w:iCs w:val="false"/>
+                <w:strike w:val="false"/>
+                <w:dstrike w:val="false"/>
+                <w:outline w:val="false"/>
+                <w:shadow w:val="false"/>
+                <w:color w:val="000000"/>
+                <w:sz w:val="24"/>
+                <w:szCs w:val="24"/>
+                <w:u w:val="none"/>
+              </w:rPr>
+              <w:t xml:space="preserve">61 </w:t>
+            </w:r>
+            <w:hyperlink r:id="rId14">
+              <w:r>
+                <w:rPr>
+                  <w:rStyle w:val="EnlacedeInternet"/>
+                  <w:rFonts w:ascii="Liberation Serif" w:hAnsi="Liberation Serif"/>
+                  <w:b w:val="false"/>
+                  <w:bCs w:val="false"/>
+                  <w:i w:val="false"/>
+                  <w:iCs w:val="false"/>
+                  <w:strike w:val="false"/>
+                  <w:dstrike w:val="false"/>
+                  <w:outline w:val="false"/>
+                  <w:shadow w:val="false"/>
+                  <w:color w:val="000000"/>
+                  <w:sz w:val="24"/>
+                  <w:szCs w:val="24"/>
+                  <w:u w:val="none"/>
+                  <w:effect w:val="none"/>
+                </w:rPr>
+                <w:t>±</w:t>
+              </w:r>
+            </w:hyperlink>
+            <w:r>
+              <w:rPr>
+                <w:rFonts w:ascii="Liberation Serif" w:hAnsi="Liberation Serif"/>
+                <w:b w:val="false"/>
+                <w:bCs w:val="false"/>
+                <w:i w:val="false"/>
+                <w:iCs w:val="false"/>
+                <w:strike w:val="false"/>
+                <w:dstrike w:val="false"/>
+                <w:outline w:val="false"/>
+                <w:shadow w:val="false"/>
+                <w:color w:val="000000"/>
+                <w:sz w:val="24"/>
+                <w:szCs w:val="24"/>
+                <w:u w:val="none"/>
+                <w:effect w:val="none"/>
+              </w:rPr>
+              <w:t xml:space="preserve"> </w:t>
+            </w:r>
+            <w:r>
+              <w:rPr>
+                <w:rFonts w:ascii="Liberation Serif" w:hAnsi="Liberation Serif"/>
+                <w:b w:val="false"/>
+                <w:bCs w:val="false"/>
+                <w:i w:val="false"/>
+                <w:iCs w:val="false"/>
+                <w:strike w:val="false"/>
+                <w:dstrike w:val="false"/>
+                <w:outline w:val="false"/>
+                <w:shadow w:val="false"/>
+                <w:color w:val="000000"/>
+                <w:sz w:val="24"/>
+                <w:szCs w:val="24"/>
+                <w:u w:val="none"/>
+                <w:effect w:val="none"/>
+              </w:rPr>
+              <w:t xml:space="preserve">1.22 </w:t>
             </w:r>
           </w:p>
         </w:tc>
@@ -4980,7 +5551,67 @@
                 <w:szCs w:val="24"/>
                 <w:u w:val="none"/>
               </w:rPr>
-              <w:t>4</w:t>
+              <w:t xml:space="preserve">6 </w:t>
+            </w:r>
+            <w:hyperlink r:id="rId15">
+              <w:r>
+                <w:rPr>
+                  <w:rStyle w:val="EnlacedeInternet"/>
+                  <w:rFonts w:ascii="Liberation Serif" w:hAnsi="Liberation Serif"/>
+                  <w:b w:val="false"/>
+                  <w:bCs w:val="false"/>
+                  <w:i w:val="false"/>
+                  <w:iCs w:val="false"/>
+                  <w:strike w:val="false"/>
+                  <w:dstrike w:val="false"/>
+                  <w:outline w:val="false"/>
+                  <w:shadow w:val="false"/>
+                  <w:color w:val="000000"/>
+                  <w:sz w:val="24"/>
+                  <w:szCs w:val="24"/>
+                  <w:u w:val="none"/>
+                  <w:effect w:val="none"/>
+                </w:rPr>
+                <w:t>±</w:t>
+              </w:r>
+            </w:hyperlink>
+            <w:r>
+              <w:rPr>
+                <w:rFonts w:ascii="Liberation Serif" w:hAnsi="Liberation Serif"/>
+                <w:b w:val="false"/>
+                <w:bCs w:val="false"/>
+                <w:i w:val="false"/>
+                <w:iCs w:val="false"/>
+                <w:strike w:val="false"/>
+                <w:dstrike w:val="false"/>
+                <w:outline w:val="false"/>
+                <w:shadow w:val="false"/>
+                <w:color w:val="000000"/>
+                <w:sz w:val="24"/>
+                <w:szCs w:val="24"/>
+                <w:u w:val="none"/>
+                <w:effect w:val="none"/>
+              </w:rPr>
+              <w:t xml:space="preserve"> </w:t>
+            </w:r>
+            <w:r>
+              <w:rPr>
+                <w:rFonts w:ascii="Liberation Serif" w:hAnsi="Liberation Serif"/>
+                <w:b w:val="false"/>
+                <w:bCs w:val="false"/>
+                <w:i w:val="false"/>
+                <w:iCs w:val="false"/>
+                <w:strike w:val="false"/>
+                <w:dstrike w:val="false"/>
+                <w:outline w:val="false"/>
+                <w:shadow w:val="false"/>
+                <w:color w:val="000000"/>
+                <w:sz w:val="24"/>
+                <w:szCs w:val="24"/>
+                <w:u w:val="none"/>
+                <w:effect w:val="none"/>
+              </w:rPr>
+              <w:t>0.06</w:t>
             </w:r>
           </w:p>
         </w:tc>
@@ -5077,7 +5708,7 @@
                 <w:szCs w:val="24"/>
                 <w:u w:val="none"/>
               </w:rPr>
-              <w:t>5</w:t>
+              <w:t>4</w:t>
             </w:r>
             <w:r>
               <w:rPr>
@@ -5111,7 +5742,67 @@
                 <w:szCs w:val="24"/>
                 <w:u w:val="none"/>
               </w:rPr>
-              <w:t>07</w:t>
+              <w:t xml:space="preserve">68 </w:t>
+            </w:r>
+            <w:hyperlink r:id="rId16">
+              <w:r>
+                <w:rPr>
+                  <w:rStyle w:val="EnlacedeInternet"/>
+                  <w:rFonts w:ascii="Liberation Serif" w:hAnsi="Liberation Serif"/>
+                  <w:b w:val="false"/>
+                  <w:bCs w:val="false"/>
+                  <w:i w:val="false"/>
+                  <w:iCs w:val="false"/>
+                  <w:strike w:val="false"/>
+                  <w:dstrike w:val="false"/>
+                  <w:outline w:val="false"/>
+                  <w:shadow w:val="false"/>
+                  <w:color w:val="000000"/>
+                  <w:sz w:val="24"/>
+                  <w:szCs w:val="24"/>
+                  <w:u w:val="none"/>
+                  <w:effect w:val="none"/>
+                </w:rPr>
+                <w:t>±</w:t>
+              </w:r>
+            </w:hyperlink>
+            <w:r>
+              <w:rPr>
+                <w:rFonts w:ascii="Liberation Serif" w:hAnsi="Liberation Serif"/>
+                <w:b w:val="false"/>
+                <w:bCs w:val="false"/>
+                <w:i w:val="false"/>
+                <w:iCs w:val="false"/>
+                <w:strike w:val="false"/>
+                <w:dstrike w:val="false"/>
+                <w:outline w:val="false"/>
+                <w:shadow w:val="false"/>
+                <w:color w:val="000000"/>
+                <w:sz w:val="24"/>
+                <w:szCs w:val="24"/>
+                <w:u w:val="none"/>
+                <w:effect w:val="none"/>
+              </w:rPr>
+              <w:t xml:space="preserve">  </w:t>
+            </w:r>
+            <w:r>
+              <w:rPr>
+                <w:rFonts w:ascii="Liberation Serif" w:hAnsi="Liberation Serif"/>
+                <w:b w:val="false"/>
+                <w:bCs w:val="false"/>
+                <w:i w:val="false"/>
+                <w:iCs w:val="false"/>
+                <w:strike w:val="false"/>
+                <w:dstrike w:val="false"/>
+                <w:outline w:val="false"/>
+                <w:shadow w:val="false"/>
+                <w:color w:val="000000"/>
+                <w:sz w:val="24"/>
+                <w:szCs w:val="24"/>
+                <w:u w:val="none"/>
+                <w:effect w:val="none"/>
+              </w:rPr>
+              <w:t xml:space="preserve">1.24 </w:t>
             </w:r>
           </w:p>
         </w:tc>
@@ -5175,7 +5866,84 @@
                 <w:szCs w:val="24"/>
                 <w:u w:val="none"/>
               </w:rPr>
-              <w:t>0</w:t>
+              <w:t>2</w:t>
+            </w:r>
+            <w:r>
+              <w:rPr>
+                <w:b w:val="false"/>
+                <w:bCs w:val="false"/>
+                <w:i w:val="false"/>
+                <w:iCs w:val="false"/>
+                <w:strike w:val="false"/>
+                <w:dstrike w:val="false"/>
+                <w:outline w:val="false"/>
+                <w:shadow w:val="false"/>
+                <w:color w:val="000000"/>
+                <w:sz w:val="24"/>
+                <w:szCs w:val="24"/>
+                <w:u w:val="none"/>
+              </w:rPr>
+              <w:t xml:space="preserve"> </w:t>
+            </w:r>
+            <w:hyperlink r:id="rId17">
+              <w:r>
+                <w:rPr>
+                  <w:rStyle w:val="EnlacedeInternet"/>
+                  <w:rFonts w:ascii="Liberation Serif" w:hAnsi="Liberation Serif"/>
+                  <w:b w:val="false"/>
+                  <w:bCs w:val="false"/>
+                  <w:i w:val="false"/>
+                  <w:iCs w:val="false"/>
+                  <w:strike w:val="false"/>
+                  <w:dstrike w:val="false"/>
+                  <w:outline w:val="false"/>
+                  <w:shadow w:val="false"/>
+                  <w:color w:val="000000"/>
+                  <w:sz w:val="24"/>
+                  <w:szCs w:val="24"/>
+                  <w:u w:val="none"/>
+                  <w:effect w:val="none"/>
+                </w:rPr>
+                <w:t>±</w:t>
+              </w:r>
+            </w:hyperlink>
+            <w:r>
+              <w:rPr>
+                <w:rFonts w:ascii="Liberation Serif" w:hAnsi="Liberation Serif"/>
+                <w:b w:val="false"/>
+                <w:bCs w:val="false"/>
+                <w:i w:val="false"/>
+                <w:iCs w:val="false"/>
+                <w:strike w:val="false"/>
+                <w:dstrike w:val="false"/>
+                <w:outline w:val="false"/>
+                <w:shadow w:val="false"/>
+                <w:color w:val="000000"/>
+                <w:sz w:val="24"/>
+                <w:szCs w:val="24"/>
+                <w:u w:val="none"/>
+                <w:effect w:val="none"/>
+              </w:rPr>
+              <w:t xml:space="preserve"> </w:t>
+            </w:r>
+            <w:r>
+              <w:rPr>
+                <w:rFonts w:ascii="Liberation Serif" w:hAnsi="Liberation Serif"/>
+                <w:b w:val="false"/>
+                <w:bCs w:val="false"/>
+                <w:i w:val="false"/>
+                <w:iCs w:val="false"/>
+                <w:strike w:val="false"/>
+                <w:dstrike w:val="false"/>
+                <w:outline w:val="false"/>
+                <w:shadow w:val="false"/>
+                <w:color w:val="000000"/>
+                <w:sz w:val="24"/>
+                <w:szCs w:val="24"/>
+                <w:u w:val="none"/>
+                <w:effect w:val="none"/>
+              </w:rPr>
+              <w:t>0.06</w:t>
             </w:r>
           </w:p>
         </w:tc>
@@ -5272,7 +6040,7 @@
                 <w:szCs w:val="24"/>
                 <w:u w:val="none"/>
               </w:rPr>
-              <w:t>4</w:t>
+              <w:t>3</w:t>
             </w:r>
             <w:r>
               <w:rPr>
@@ -5306,7 +6074,67 @@
                 <w:szCs w:val="24"/>
                 <w:u w:val="none"/>
               </w:rPr>
-              <w:t>43</w:t>
+              <w:t xml:space="preserve">98 </w:t>
+            </w:r>
+            <w:hyperlink r:id="rId18">
+              <w:r>
+                <w:rPr>
+                  <w:rStyle w:val="EnlacedeInternet"/>
+                  <w:rFonts w:ascii="Liberation Serif" w:hAnsi="Liberation Serif"/>
+                  <w:b w:val="false"/>
+                  <w:bCs w:val="false"/>
+                  <w:i w:val="false"/>
+                  <w:iCs w:val="false"/>
+                  <w:strike w:val="false"/>
+                  <w:dstrike w:val="false"/>
+                  <w:outline w:val="false"/>
+                  <w:shadow w:val="false"/>
+                  <w:color w:val="000000"/>
+                  <w:sz w:val="24"/>
+                  <w:szCs w:val="24"/>
+                  <w:u w:val="none"/>
+                  <w:effect w:val="none"/>
+                </w:rPr>
+                <w:t>±</w:t>
+              </w:r>
+            </w:hyperlink>
+            <w:r>
+              <w:rPr>
+                <w:rFonts w:ascii="Liberation Serif" w:hAnsi="Liberation Serif"/>
+                <w:b w:val="false"/>
+                <w:bCs w:val="false"/>
+                <w:i w:val="false"/>
+                <w:iCs w:val="false"/>
+                <w:strike w:val="false"/>
+                <w:dstrike w:val="false"/>
+                <w:outline w:val="false"/>
+                <w:shadow w:val="false"/>
+                <w:color w:val="000000"/>
+                <w:sz w:val="24"/>
+                <w:szCs w:val="24"/>
+                <w:u w:val="none"/>
+                <w:effect w:val="none"/>
+              </w:rPr>
+              <w:t xml:space="preserve"> </w:t>
+            </w:r>
+            <w:r>
+              <w:rPr>
+                <w:rFonts w:ascii="Liberation Serif" w:hAnsi="Liberation Serif"/>
+                <w:b w:val="false"/>
+                <w:bCs w:val="false"/>
+                <w:i w:val="false"/>
+                <w:iCs w:val="false"/>
+                <w:strike w:val="false"/>
+                <w:dstrike w:val="false"/>
+                <w:outline w:val="false"/>
+                <w:shadow w:val="false"/>
+                <w:color w:val="000000"/>
+                <w:sz w:val="24"/>
+                <w:szCs w:val="24"/>
+                <w:u w:val="none"/>
+                <w:effect w:val="none"/>
+              </w:rPr>
+              <w:t>1.24</w:t>
             </w:r>
           </w:p>
         </w:tc>
@@ -5353,7 +6181,7 @@
                 <w:szCs w:val="24"/>
                 <w:u w:val="none"/>
               </w:rPr>
-              <w:t>0</w:t>
+              <w:t>1</w:t>
             </w:r>
             <w:r>
               <w:rPr>
@@ -5387,7 +6215,67 @@
                 <w:szCs w:val="24"/>
                 <w:u w:val="none"/>
               </w:rPr>
-              <w:t>99</w:t>
+              <w:t xml:space="preserve">00 </w:t>
+            </w:r>
+            <w:hyperlink r:id="rId19">
+              <w:r>
+                <w:rPr>
+                  <w:rStyle w:val="EnlacedeInternet"/>
+                  <w:rFonts w:ascii="Liberation Serif" w:hAnsi="Liberation Serif"/>
+                  <w:b w:val="false"/>
+                  <w:bCs w:val="false"/>
+                  <w:i w:val="false"/>
+                  <w:iCs w:val="false"/>
+                  <w:strike w:val="false"/>
+                  <w:dstrike w:val="false"/>
+                  <w:outline w:val="false"/>
+                  <w:shadow w:val="false"/>
+                  <w:color w:val="000000"/>
+                  <w:sz w:val="24"/>
+                  <w:szCs w:val="24"/>
+                  <w:u w:val="none"/>
+                  <w:effect w:val="none"/>
+                </w:rPr>
+                <w:t>±</w:t>
+              </w:r>
+            </w:hyperlink>
+            <w:r>
+              <w:rPr>
+                <w:rFonts w:ascii="Liberation Serif" w:hAnsi="Liberation Serif"/>
+                <w:b w:val="false"/>
+                <w:bCs w:val="false"/>
+                <w:i w:val="false"/>
+                <w:iCs w:val="false"/>
+                <w:strike w:val="false"/>
+                <w:dstrike w:val="false"/>
+                <w:outline w:val="false"/>
+                <w:shadow w:val="false"/>
+                <w:color w:val="000000"/>
+                <w:sz w:val="24"/>
+                <w:szCs w:val="24"/>
+                <w:u w:val="none"/>
+                <w:effect w:val="none"/>
+              </w:rPr>
+              <w:t xml:space="preserve"> </w:t>
+            </w:r>
+            <w:r>
+              <w:rPr>
+                <w:rFonts w:ascii="Liberation Serif" w:hAnsi="Liberation Serif"/>
+                <w:b w:val="false"/>
+                <w:bCs w:val="false"/>
+                <w:i w:val="false"/>
+                <w:iCs w:val="false"/>
+                <w:strike w:val="false"/>
+                <w:dstrike w:val="false"/>
+                <w:outline w:val="false"/>
+                <w:shadow w:val="false"/>
+                <w:color w:val="000000"/>
+                <w:sz w:val="24"/>
+                <w:szCs w:val="24"/>
+                <w:u w:val="none"/>
+                <w:effect w:val="none"/>
+              </w:rPr>
+              <w:t>0.05</w:t>
             </w:r>
           </w:p>
         </w:tc>
@@ -5488,41 +6376,84 @@
                 <w:szCs w:val="24"/>
                 <w:u w:val="none"/>
               </w:rPr>
-              <w:t>4</w:t>
-            </w:r>
-            <w:r>
-              <w:rPr>
-                <w:b w:val="false"/>
-                <w:bCs w:val="false"/>
-                <w:i w:val="false"/>
-                <w:iCs w:val="false"/>
-                <w:strike w:val="false"/>
-                <w:dstrike w:val="false"/>
-                <w:outline w:val="false"/>
-                <w:shadow w:val="false"/>
-                <w:color w:val="000000"/>
-                <w:sz w:val="24"/>
-                <w:szCs w:val="24"/>
-                <w:u w:val="none"/>
-              </w:rPr>
-              <w:t>.</w:t>
-            </w:r>
-            <w:r>
-              <w:rPr>
-                <w:b w:val="false"/>
-                <w:bCs w:val="false"/>
-                <w:i w:val="false"/>
-                <w:iCs w:val="false"/>
-                <w:strike w:val="false"/>
-                <w:dstrike w:val="false"/>
-                <w:outline w:val="false"/>
-                <w:shadow w:val="false"/>
-                <w:color w:val="000000"/>
-                <w:sz w:val="24"/>
-                <w:szCs w:val="24"/>
-                <w:u w:val="none"/>
-              </w:rPr>
-              <w:t>60</w:t>
+              <w:t>4.</w:t>
+            </w:r>
+            <w:r>
+              <w:rPr>
+                <w:b w:val="false"/>
+                <w:bCs w:val="false"/>
+                <w:i w:val="false"/>
+                <w:iCs w:val="false"/>
+                <w:strike w:val="false"/>
+                <w:dstrike w:val="false"/>
+                <w:outline w:val="false"/>
+                <w:shadow w:val="false"/>
+                <w:color w:val="000000"/>
+                <w:sz w:val="24"/>
+                <w:szCs w:val="24"/>
+                <w:u w:val="none"/>
+              </w:rPr>
+              <w:t xml:space="preserve">29 </w:t>
+            </w:r>
+            <w:hyperlink r:id="rId20">
+              <w:r>
+                <w:rPr>
+                  <w:rStyle w:val="EnlacedeInternet"/>
+                  <w:rFonts w:ascii="Liberation Serif" w:hAnsi="Liberation Serif"/>
+                  <w:b w:val="false"/>
+                  <w:bCs w:val="false"/>
+                  <w:i w:val="false"/>
+                  <w:iCs w:val="false"/>
+                  <w:strike w:val="false"/>
+                  <w:dstrike w:val="false"/>
+                  <w:outline w:val="false"/>
+                  <w:shadow w:val="false"/>
+                  <w:color w:val="000000"/>
+                  <w:sz w:val="24"/>
+                  <w:szCs w:val="24"/>
+                  <w:u w:val="none"/>
+                  <w:effect w:val="none"/>
+                </w:rPr>
+                <w:t>±</w:t>
+              </w:r>
+            </w:hyperlink>
+            <w:r>
+              <w:rPr>
+                <w:rFonts w:ascii="Liberation Serif" w:hAnsi="Liberation Serif"/>
+                <w:b w:val="false"/>
+                <w:bCs w:val="false"/>
+                <w:i w:val="false"/>
+                <w:iCs w:val="false"/>
+                <w:strike w:val="false"/>
+                <w:dstrike w:val="false"/>
+                <w:outline w:val="false"/>
+                <w:shadow w:val="false"/>
+                <w:color w:val="000000"/>
+                <w:sz w:val="24"/>
+                <w:szCs w:val="24"/>
+                <w:u w:val="none"/>
+                <w:effect w:val="none"/>
+              </w:rPr>
+              <w:t xml:space="preserve"> </w:t>
+            </w:r>
+            <w:r>
+              <w:rPr>
+                <w:rFonts w:ascii="Liberation Serif" w:hAnsi="Liberation Serif"/>
+                <w:b w:val="false"/>
+                <w:bCs w:val="false"/>
+                <w:i w:val="false"/>
+                <w:iCs w:val="false"/>
+                <w:strike w:val="false"/>
+                <w:dstrike w:val="false"/>
+                <w:outline w:val="false"/>
+                <w:shadow w:val="false"/>
+                <w:color w:val="000000"/>
+                <w:sz w:val="24"/>
+                <w:szCs w:val="24"/>
+                <w:u w:val="none"/>
+                <w:effect w:val="none"/>
+              </w:rPr>
+              <w:t>1.24</w:t>
             </w:r>
           </w:p>
         </w:tc>
@@ -5588,7 +6519,67 @@
                 <w:szCs w:val="24"/>
                 <w:u w:val="none"/>
               </w:rPr>
-              <w:t>2</w:t>
+              <w:t xml:space="preserve">3 </w:t>
+            </w:r>
+            <w:hyperlink r:id="rId21">
+              <w:r>
+                <w:rPr>
+                  <w:rStyle w:val="EnlacedeInternet"/>
+                  <w:rFonts w:ascii="Liberation Serif" w:hAnsi="Liberation Serif"/>
+                  <w:b w:val="false"/>
+                  <w:bCs w:val="false"/>
+                  <w:i w:val="false"/>
+                  <w:iCs w:val="false"/>
+                  <w:strike w:val="false"/>
+                  <w:dstrike w:val="false"/>
+                  <w:outline w:val="false"/>
+                  <w:shadow w:val="false"/>
+                  <w:color w:val="000000"/>
+                  <w:sz w:val="24"/>
+                  <w:szCs w:val="24"/>
+                  <w:u w:val="none"/>
+                  <w:effect w:val="none"/>
+                </w:rPr>
+                <w:t>±</w:t>
+              </w:r>
+            </w:hyperlink>
+            <w:r>
+              <w:rPr>
+                <w:rFonts w:ascii="Liberation Serif" w:hAnsi="Liberation Serif"/>
+                <w:b w:val="false"/>
+                <w:bCs w:val="false"/>
+                <w:i w:val="false"/>
+                <w:iCs w:val="false"/>
+                <w:strike w:val="false"/>
+                <w:dstrike w:val="false"/>
+                <w:outline w:val="false"/>
+                <w:shadow w:val="false"/>
+                <w:color w:val="000000"/>
+                <w:sz w:val="24"/>
+                <w:szCs w:val="24"/>
+                <w:u w:val="none"/>
+                <w:effect w:val="none"/>
+              </w:rPr>
+              <w:t xml:space="preserve"> </w:t>
+            </w:r>
+            <w:r>
+              <w:rPr>
+                <w:rFonts w:ascii="Liberation Serif" w:hAnsi="Liberation Serif"/>
+                <w:b w:val="false"/>
+                <w:bCs w:val="false"/>
+                <w:i w:val="false"/>
+                <w:iCs w:val="false"/>
+                <w:strike w:val="false"/>
+                <w:dstrike w:val="false"/>
+                <w:outline w:val="false"/>
+                <w:shadow w:val="false"/>
+                <w:color w:val="000000"/>
+                <w:sz w:val="24"/>
+                <w:szCs w:val="24"/>
+                <w:u w:val="none"/>
+                <w:effect w:val="none"/>
+              </w:rPr>
+              <w:t>0.06</w:t>
             </w:r>
           </w:p>
         </w:tc>
@@ -5670,10 +6661,14 @@
         <w:spacing w:before="0" w:after="0"/>
         <w:jc w:val="both"/>
         <w:rPr>
-          <w:b w:val="false"/>
-          <w:b w:val="false"/>
-          <w:bCs w:val="false"/>
-          <w:i w:val="false"/>
+          <w:highlight w:val="none"/>
+          <w:shd w:fill="FF0000" w:val="clear"/>
+        </w:rPr>
+      </w:pPr>
+      <w:r>
+        <w:rPr>
+          <w:b w:val="false"/>
+          <w:bCs w:val="false"/>
           <w:i w:val="false"/>
           <w:caps w:val="false"/>
           <w:smallCaps w:val="false"/>
@@ -5681,19 +6676,7 @@
           <w:spacing w:val="0"/>
           <w:sz w:val="24"/>
           <w:szCs w:val="24"/>
-        </w:rPr>
-      </w:pPr>
-      <w:r>
-        <w:rPr>
-          <w:b w:val="false"/>
-          <w:bCs w:val="false"/>
-          <w:i w:val="false"/>
-          <w:caps w:val="false"/>
-          <w:smallCaps w:val="false"/>
-          <w:color w:val="000000"/>
-          <w:spacing w:val="0"/>
-          <w:sz w:val="24"/>
-          <w:szCs w:val="24"/>
+          <w:shd w:fill="FF0000" w:val="clear"/>
         </w:rPr>
         <w:t>For the trait of the interval between the first and second calving (Figure 3), a generally similar pattern was observed as previously presented for the age at first calving. The accuracy of the GEBV was higher in scenario E7, and overall, this accuracy was greater in scenarios where ssGBLUP was used, with values ranging from 0.39320 to 0.41911, compared to BLUP (0.34921). However, the uncertainty associated with the estimation of the GEBV was lower in scenario E0.</w:t>
       </w:r>
@@ -5765,7 +6748,7 @@
           <w:szCs w:val="20"/>
         </w:rPr>
         <w:drawing>
-          <wp:anchor behindDoc="0" distT="0" distB="0" distL="0" distR="0" simplePos="0" locked="0" layoutInCell="0" allowOverlap="1" relativeHeight="3">
+          <wp:anchor behindDoc="0" distT="0" distB="0" distL="0" distR="0" simplePos="0" locked="0" layoutInCell="0" allowOverlap="1" relativeHeight="19">
             <wp:simplePos x="0" y="0"/>
             <wp:positionH relativeFrom="column">
               <wp:align>center</wp:align>
@@ -5773,7 +6756,7 @@
             <wp:positionV relativeFrom="paragraph">
               <wp:posOffset>635</wp:posOffset>
             </wp:positionV>
-            <wp:extent cx="6120130" cy="3055620"/>
+            <wp:extent cx="6332220" cy="3161665"/>
             <wp:effectExtent l="0" t="0" r="0" b="0"/>
             <wp:wrapSquare wrapText="largest"/>
             <wp:docPr id="3" name="Imagen1" descr=""/>
@@ -5790,7 +6773,7 @@
                     </pic:cNvPicPr>
                   </pic:nvPicPr>
                   <pic:blipFill>
-                    <a:blip r:embed="rId4"/>
+                    <a:blip r:embed="rId22"/>
                     <a:stretch>
                       <a:fillRect/>
                     </a:stretch>
@@ -5798,7 +6781,7 @@
                   <pic:spPr bwMode="auto">
                     <a:xfrm>
                       <a:off x="0" y="0"/>
-                      <a:ext cx="6120130" cy="3055620"/>
+                      <a:ext cx="6332220" cy="3161665"/>
                     </a:xfrm>
                     <a:prstGeom prst="rect">
                       <a:avLst/>
@@ -5901,10 +6884,14 @@
         <w:spacing w:before="0" w:after="0"/>
         <w:jc w:val="both"/>
         <w:rPr>
-          <w:b w:val="false"/>
-          <w:b w:val="false"/>
-          <w:bCs w:val="false"/>
-          <w:i w:val="false"/>
+          <w:highlight w:val="none"/>
+          <w:shd w:fill="FF0000" w:val="clear"/>
+        </w:rPr>
+      </w:pPr>
+      <w:r>
+        <w:rPr>
+          <w:b w:val="false"/>
+          <w:bCs w:val="false"/>
           <w:i w:val="false"/>
           <w:caps w:val="false"/>
           <w:smallCaps w:val="false"/>
@@ -5912,19 +6899,7 @@
           <w:spacing w:val="0"/>
           <w:sz w:val="24"/>
           <w:szCs w:val="24"/>
-        </w:rPr>
-      </w:pPr>
-      <w:r>
-        <w:rPr>
-          <w:b w:val="false"/>
-          <w:bCs w:val="false"/>
-          <w:i w:val="false"/>
-          <w:caps w:val="false"/>
-          <w:smallCaps w:val="false"/>
-          <w:color w:val="000000"/>
-          <w:spacing w:val="0"/>
-          <w:sz w:val="24"/>
-          <w:szCs w:val="24"/>
+          <w:shd w:fill="FF0000" w:val="clear"/>
         </w:rPr>
         <w:t>Regarding the bias estimates for the trait of the interval between the first and second calving (Table 2), all scenarios produced biased GEBV, with the least bias (closest to 0) observed in scenarios E2, E3, and E4. Additionally, the GEBV for this trait showed excessive dispersion, which was higher (further from 1) in scenario E0, where BLUP was used, with a value of 1.56294.</w:t>
       </w:r>
@@ -6300,7 +7275,67 @@
                 <w:szCs w:val="24"/>
                 <w:u w:val="none"/>
               </w:rPr>
-              <w:t>0.06765</w:t>
+              <w:t xml:space="preserve">1.22 </w:t>
+            </w:r>
+            <w:hyperlink r:id="rId23">
+              <w:r>
+                <w:rPr>
+                  <w:rStyle w:val="EnlacedeInternet"/>
+                  <w:rFonts w:ascii="Liberation Serif" w:hAnsi="Liberation Serif"/>
+                  <w:b w:val="false"/>
+                  <w:bCs w:val="false"/>
+                  <w:i w:val="false"/>
+                  <w:iCs w:val="false"/>
+                  <w:strike w:val="false"/>
+                  <w:dstrike w:val="false"/>
+                  <w:outline w:val="false"/>
+                  <w:shadow w:val="false"/>
+                  <w:color w:val="000000"/>
+                  <w:sz w:val="24"/>
+                  <w:szCs w:val="24"/>
+                  <w:u w:val="none"/>
+                  <w:effect w:val="none"/>
+                </w:rPr>
+                <w:t>±</w:t>
+              </w:r>
+            </w:hyperlink>
+            <w:r>
+              <w:rPr>
+                <w:rFonts w:ascii="Liberation Serif" w:hAnsi="Liberation Serif"/>
+                <w:b w:val="false"/>
+                <w:bCs w:val="false"/>
+                <w:i w:val="false"/>
+                <w:iCs w:val="false"/>
+                <w:strike w:val="false"/>
+                <w:dstrike w:val="false"/>
+                <w:outline w:val="false"/>
+                <w:shadow w:val="false"/>
+                <w:color w:val="000000"/>
+                <w:sz w:val="24"/>
+                <w:szCs w:val="24"/>
+                <w:u w:val="none"/>
+                <w:effect w:val="none"/>
+              </w:rPr>
+              <w:t xml:space="preserve"> </w:t>
+            </w:r>
+            <w:r>
+              <w:rPr>
+                <w:rFonts w:ascii="Liberation Serif" w:hAnsi="Liberation Serif"/>
+                <w:b w:val="false"/>
+                <w:bCs w:val="false"/>
+                <w:i w:val="false"/>
+                <w:iCs w:val="false"/>
+                <w:strike w:val="false"/>
+                <w:dstrike w:val="false"/>
+                <w:outline w:val="false"/>
+                <w:shadow w:val="false"/>
+                <w:color w:val="000000"/>
+                <w:sz w:val="24"/>
+                <w:szCs w:val="24"/>
+                <w:u w:val="none"/>
+                <w:effect w:val="none"/>
+              </w:rPr>
+              <w:t>0.47</w:t>
             </w:r>
           </w:p>
         </w:tc>
@@ -6347,7 +7382,84 @@
                 <w:szCs w:val="24"/>
                 <w:u w:val="none"/>
               </w:rPr>
-              <w:t>1.56294</w:t>
+              <w:t>1.5</w:t>
+            </w:r>
+            <w:r>
+              <w:rPr>
+                <w:b w:val="false"/>
+                <w:bCs w:val="false"/>
+                <w:i w:val="false"/>
+                <w:iCs w:val="false"/>
+                <w:strike w:val="false"/>
+                <w:dstrike w:val="false"/>
+                <w:outline w:val="false"/>
+                <w:shadow w:val="false"/>
+                <w:color w:val="000000"/>
+                <w:sz w:val="24"/>
+                <w:szCs w:val="24"/>
+                <w:u w:val="none"/>
+              </w:rPr>
+              <w:t xml:space="preserve">2 </w:t>
+            </w:r>
+            <w:hyperlink r:id="rId24">
+              <w:r>
+                <w:rPr>
+                  <w:rStyle w:val="EnlacedeInternet"/>
+                  <w:rFonts w:ascii="Liberation Serif" w:hAnsi="Liberation Serif"/>
+                  <w:b w:val="false"/>
+                  <w:bCs w:val="false"/>
+                  <w:i w:val="false"/>
+                  <w:iCs w:val="false"/>
+                  <w:strike w:val="false"/>
+                  <w:dstrike w:val="false"/>
+                  <w:outline w:val="false"/>
+                  <w:shadow w:val="false"/>
+                  <w:color w:val="000000"/>
+                  <w:sz w:val="24"/>
+                  <w:szCs w:val="24"/>
+                  <w:u w:val="none"/>
+                  <w:effect w:val="none"/>
+                </w:rPr>
+                <w:t>±</w:t>
+              </w:r>
+            </w:hyperlink>
+            <w:r>
+              <w:rPr>
+                <w:rFonts w:ascii="Liberation Serif" w:hAnsi="Liberation Serif"/>
+                <w:b w:val="false"/>
+                <w:bCs w:val="false"/>
+                <w:i w:val="false"/>
+                <w:iCs w:val="false"/>
+                <w:strike w:val="false"/>
+                <w:dstrike w:val="false"/>
+                <w:outline w:val="false"/>
+                <w:shadow w:val="false"/>
+                <w:color w:val="000000"/>
+                <w:sz w:val="24"/>
+                <w:szCs w:val="24"/>
+                <w:u w:val="none"/>
+                <w:effect w:val="none"/>
+              </w:rPr>
+              <w:t xml:space="preserve"> </w:t>
+            </w:r>
+            <w:r>
+              <w:rPr>
+                <w:rFonts w:ascii="Liberation Serif" w:hAnsi="Liberation Serif"/>
+                <w:b w:val="false"/>
+                <w:bCs w:val="false"/>
+                <w:i w:val="false"/>
+                <w:iCs w:val="false"/>
+                <w:strike w:val="false"/>
+                <w:dstrike w:val="false"/>
+                <w:outline w:val="false"/>
+                <w:shadow w:val="false"/>
+                <w:color w:val="000000"/>
+                <w:sz w:val="24"/>
+                <w:szCs w:val="24"/>
+                <w:u w:val="none"/>
+                <w:effect w:val="none"/>
+              </w:rPr>
+              <w:t>0.09</w:t>
             </w:r>
           </w:p>
         </w:tc>
@@ -6444,7 +7556,101 @@
                 <w:szCs w:val="24"/>
                 <w:u w:val="none"/>
               </w:rPr>
-              <w:t>0.07395</w:t>
+              <w:t>1</w:t>
+            </w:r>
+            <w:r>
+              <w:rPr>
+                <w:b w:val="false"/>
+                <w:bCs w:val="false"/>
+                <w:i w:val="false"/>
+                <w:iCs w:val="false"/>
+                <w:strike w:val="false"/>
+                <w:dstrike w:val="false"/>
+                <w:outline w:val="false"/>
+                <w:shadow w:val="false"/>
+                <w:color w:val="000000"/>
+                <w:sz w:val="24"/>
+                <w:szCs w:val="24"/>
+                <w:u w:val="none"/>
+              </w:rPr>
+              <w:t>.0</w:t>
+            </w:r>
+            <w:r>
+              <w:rPr>
+                <w:b w:val="false"/>
+                <w:bCs w:val="false"/>
+                <w:i w:val="false"/>
+                <w:iCs w:val="false"/>
+                <w:strike w:val="false"/>
+                <w:dstrike w:val="false"/>
+                <w:outline w:val="false"/>
+                <w:shadow w:val="false"/>
+                <w:color w:val="000000"/>
+                <w:sz w:val="24"/>
+                <w:szCs w:val="24"/>
+                <w:u w:val="none"/>
+              </w:rPr>
+              <w:t xml:space="preserve">2 </w:t>
+            </w:r>
+            <w:hyperlink r:id="rId25">
+              <w:r>
+                <w:rPr>
+                  <w:rStyle w:val="EnlacedeInternet"/>
+                  <w:rFonts w:ascii="Liberation Serif" w:hAnsi="Liberation Serif"/>
+                  <w:b w:val="false"/>
+                  <w:bCs w:val="false"/>
+                  <w:i w:val="false"/>
+                  <w:iCs w:val="false"/>
+                  <w:strike w:val="false"/>
+                  <w:dstrike w:val="false"/>
+                  <w:outline w:val="false"/>
+                  <w:shadow w:val="false"/>
+                  <w:color w:val="000000"/>
+                  <w:sz w:val="24"/>
+                  <w:szCs w:val="24"/>
+                  <w:u w:val="none"/>
+                  <w:effect w:val="none"/>
+                </w:rPr>
+                <w:t>±</w:t>
+              </w:r>
+            </w:hyperlink>
+            <w:r>
+              <w:rPr>
+                <w:rFonts w:ascii="Liberation Serif" w:hAnsi="Liberation Serif"/>
+                <w:b w:val="false"/>
+                <w:bCs w:val="false"/>
+                <w:i w:val="false"/>
+                <w:iCs w:val="false"/>
+                <w:strike w:val="false"/>
+                <w:dstrike w:val="false"/>
+                <w:outline w:val="false"/>
+                <w:shadow w:val="false"/>
+                <w:color w:val="000000"/>
+                <w:sz w:val="24"/>
+                <w:szCs w:val="24"/>
+                <w:u w:val="none"/>
+                <w:effect w:val="none"/>
+              </w:rPr>
+              <w:t xml:space="preserve"> </w:t>
+            </w:r>
+            <w:r>
+              <w:rPr>
+                <w:rFonts w:ascii="Liberation Serif" w:hAnsi="Liberation Serif"/>
+                <w:b w:val="false"/>
+                <w:bCs w:val="false"/>
+                <w:i w:val="false"/>
+                <w:iCs w:val="false"/>
+                <w:strike w:val="false"/>
+                <w:dstrike w:val="false"/>
+                <w:outline w:val="false"/>
+                <w:shadow w:val="false"/>
+                <w:color w:val="000000"/>
+                <w:sz w:val="24"/>
+                <w:szCs w:val="24"/>
+                <w:u w:val="none"/>
+                <w:effect w:val="none"/>
+              </w:rPr>
+              <w:t>0.47</w:t>
             </w:r>
           </w:p>
         </w:tc>
@@ -6491,7 +7697,84 @@
                 <w:szCs w:val="24"/>
                 <w:u w:val="none"/>
               </w:rPr>
-              <w:t>1.45721</w:t>
+              <w:t>1.4</w:t>
+            </w:r>
+            <w:r>
+              <w:rPr>
+                <w:b w:val="false"/>
+                <w:bCs w:val="false"/>
+                <w:i w:val="false"/>
+                <w:iCs w:val="false"/>
+                <w:strike w:val="false"/>
+                <w:dstrike w:val="false"/>
+                <w:outline w:val="false"/>
+                <w:shadow w:val="false"/>
+                <w:color w:val="000000"/>
+                <w:sz w:val="24"/>
+                <w:szCs w:val="24"/>
+                <w:u w:val="none"/>
+              </w:rPr>
+              <w:t xml:space="preserve">2 </w:t>
+            </w:r>
+            <w:hyperlink r:id="rId26">
+              <w:r>
+                <w:rPr>
+                  <w:rStyle w:val="EnlacedeInternet"/>
+                  <w:rFonts w:ascii="Liberation Serif" w:hAnsi="Liberation Serif"/>
+                  <w:b w:val="false"/>
+                  <w:bCs w:val="false"/>
+                  <w:i w:val="false"/>
+                  <w:iCs w:val="false"/>
+                  <w:strike w:val="false"/>
+                  <w:dstrike w:val="false"/>
+                  <w:outline w:val="false"/>
+                  <w:shadow w:val="false"/>
+                  <w:color w:val="000000"/>
+                  <w:sz w:val="24"/>
+                  <w:szCs w:val="24"/>
+                  <w:u w:val="none"/>
+                  <w:effect w:val="none"/>
+                </w:rPr>
+                <w:t>±</w:t>
+              </w:r>
+            </w:hyperlink>
+            <w:r>
+              <w:rPr>
+                <w:rFonts w:ascii="Liberation Serif" w:hAnsi="Liberation Serif"/>
+                <w:b w:val="false"/>
+                <w:bCs w:val="false"/>
+                <w:i w:val="false"/>
+                <w:iCs w:val="false"/>
+                <w:strike w:val="false"/>
+                <w:dstrike w:val="false"/>
+                <w:outline w:val="false"/>
+                <w:shadow w:val="false"/>
+                <w:color w:val="000000"/>
+                <w:sz w:val="24"/>
+                <w:szCs w:val="24"/>
+                <w:u w:val="none"/>
+                <w:effect w:val="none"/>
+              </w:rPr>
+              <w:t xml:space="preserve"> </w:t>
+            </w:r>
+            <w:r>
+              <w:rPr>
+                <w:rFonts w:ascii="Liberation Serif" w:hAnsi="Liberation Serif"/>
+                <w:b w:val="false"/>
+                <w:bCs w:val="false"/>
+                <w:i w:val="false"/>
+                <w:iCs w:val="false"/>
+                <w:strike w:val="false"/>
+                <w:dstrike w:val="false"/>
+                <w:outline w:val="false"/>
+                <w:shadow w:val="false"/>
+                <w:color w:val="000000"/>
+                <w:sz w:val="24"/>
+                <w:szCs w:val="24"/>
+                <w:u w:val="none"/>
+                <w:effect w:val="none"/>
+              </w:rPr>
+              <w:t>0.07</w:t>
             </w:r>
           </w:p>
         </w:tc>
@@ -6588,7 +7871,84 @@
                 <w:szCs w:val="24"/>
                 <w:u w:val="none"/>
               </w:rPr>
-              <w:t>0.05830</w:t>
+              <w:t>0.</w:t>
+            </w:r>
+            <w:r>
+              <w:rPr>
+                <w:b w:val="false"/>
+                <w:bCs w:val="false"/>
+                <w:i w:val="false"/>
+                <w:iCs w:val="false"/>
+                <w:strike w:val="false"/>
+                <w:dstrike w:val="false"/>
+                <w:outline w:val="false"/>
+                <w:shadow w:val="false"/>
+                <w:color w:val="000000"/>
+                <w:sz w:val="24"/>
+                <w:szCs w:val="24"/>
+                <w:u w:val="none"/>
+              </w:rPr>
+              <w:t xml:space="preserve">82 </w:t>
+            </w:r>
+            <w:hyperlink r:id="rId27">
+              <w:r>
+                <w:rPr>
+                  <w:rStyle w:val="EnlacedeInternet"/>
+                  <w:rFonts w:ascii="Liberation Serif" w:hAnsi="Liberation Serif"/>
+                  <w:b w:val="false"/>
+                  <w:bCs w:val="false"/>
+                  <w:i w:val="false"/>
+                  <w:iCs w:val="false"/>
+                  <w:strike w:val="false"/>
+                  <w:dstrike w:val="false"/>
+                  <w:outline w:val="false"/>
+                  <w:shadow w:val="false"/>
+                  <w:color w:val="000000"/>
+                  <w:sz w:val="24"/>
+                  <w:szCs w:val="24"/>
+                  <w:u w:val="none"/>
+                  <w:effect w:val="none"/>
+                </w:rPr>
+                <w:t>±</w:t>
+              </w:r>
+            </w:hyperlink>
+            <w:r>
+              <w:rPr>
+                <w:rFonts w:ascii="Liberation Serif" w:hAnsi="Liberation Serif"/>
+                <w:b w:val="false"/>
+                <w:bCs w:val="false"/>
+                <w:i w:val="false"/>
+                <w:iCs w:val="false"/>
+                <w:strike w:val="false"/>
+                <w:dstrike w:val="false"/>
+                <w:outline w:val="false"/>
+                <w:shadow w:val="false"/>
+                <w:color w:val="000000"/>
+                <w:sz w:val="24"/>
+                <w:szCs w:val="24"/>
+                <w:u w:val="none"/>
+                <w:effect w:val="none"/>
+              </w:rPr>
+              <w:t xml:space="preserve"> </w:t>
+            </w:r>
+            <w:r>
+              <w:rPr>
+                <w:rFonts w:ascii="Liberation Serif" w:hAnsi="Liberation Serif"/>
+                <w:b w:val="false"/>
+                <w:bCs w:val="false"/>
+                <w:i w:val="false"/>
+                <w:iCs w:val="false"/>
+                <w:strike w:val="false"/>
+                <w:dstrike w:val="false"/>
+                <w:outline w:val="false"/>
+                <w:shadow w:val="false"/>
+                <w:color w:val="000000"/>
+                <w:sz w:val="24"/>
+                <w:szCs w:val="24"/>
+                <w:u w:val="none"/>
+                <w:effect w:val="none"/>
+              </w:rPr>
+              <w:t>0.47</w:t>
             </w:r>
           </w:p>
         </w:tc>
@@ -6635,7 +7995,84 @@
                 <w:szCs w:val="24"/>
                 <w:u w:val="none"/>
               </w:rPr>
-              <w:t>1.46762</w:t>
+              <w:t>1.4</w:t>
+            </w:r>
+            <w:r>
+              <w:rPr>
+                <w:b w:val="false"/>
+                <w:bCs w:val="false"/>
+                <w:i w:val="false"/>
+                <w:iCs w:val="false"/>
+                <w:strike w:val="false"/>
+                <w:dstrike w:val="false"/>
+                <w:outline w:val="false"/>
+                <w:shadow w:val="false"/>
+                <w:color w:val="000000"/>
+                <w:sz w:val="24"/>
+                <w:szCs w:val="24"/>
+                <w:u w:val="none"/>
+              </w:rPr>
+              <w:t xml:space="preserve">4 </w:t>
+            </w:r>
+            <w:hyperlink r:id="rId28">
+              <w:r>
+                <w:rPr>
+                  <w:rStyle w:val="EnlacedeInternet"/>
+                  <w:rFonts w:ascii="Liberation Serif" w:hAnsi="Liberation Serif"/>
+                  <w:b w:val="false"/>
+                  <w:bCs w:val="false"/>
+                  <w:i w:val="false"/>
+                  <w:iCs w:val="false"/>
+                  <w:strike w:val="false"/>
+                  <w:dstrike w:val="false"/>
+                  <w:outline w:val="false"/>
+                  <w:shadow w:val="false"/>
+                  <w:color w:val="000000"/>
+                  <w:sz w:val="24"/>
+                  <w:szCs w:val="24"/>
+                  <w:u w:val="none"/>
+                  <w:effect w:val="none"/>
+                </w:rPr>
+                <w:t>±</w:t>
+              </w:r>
+            </w:hyperlink>
+            <w:r>
+              <w:rPr>
+                <w:rFonts w:ascii="Liberation Serif" w:hAnsi="Liberation Serif"/>
+                <w:b w:val="false"/>
+                <w:bCs w:val="false"/>
+                <w:i w:val="false"/>
+                <w:iCs w:val="false"/>
+                <w:strike w:val="false"/>
+                <w:dstrike w:val="false"/>
+                <w:outline w:val="false"/>
+                <w:shadow w:val="false"/>
+                <w:color w:val="000000"/>
+                <w:sz w:val="24"/>
+                <w:szCs w:val="24"/>
+                <w:u w:val="none"/>
+                <w:effect w:val="none"/>
+              </w:rPr>
+              <w:t xml:space="preserve"> </w:t>
+            </w:r>
+            <w:r>
+              <w:rPr>
+                <w:rFonts w:ascii="Liberation Serif" w:hAnsi="Liberation Serif"/>
+                <w:b w:val="false"/>
+                <w:bCs w:val="false"/>
+                <w:i w:val="false"/>
+                <w:iCs w:val="false"/>
+                <w:strike w:val="false"/>
+                <w:dstrike w:val="false"/>
+                <w:outline w:val="false"/>
+                <w:shadow w:val="false"/>
+                <w:color w:val="000000"/>
+                <w:sz w:val="24"/>
+                <w:szCs w:val="24"/>
+                <w:u w:val="none"/>
+                <w:effect w:val="none"/>
+              </w:rPr>
+              <w:t>0.06</w:t>
             </w:r>
           </w:p>
         </w:tc>
@@ -6732,7 +8169,101 @@
                 <w:szCs w:val="24"/>
                 <w:u w:val="none"/>
               </w:rPr>
-              <w:t>0.07242</w:t>
+              <w:t>1</w:t>
+            </w:r>
+            <w:r>
+              <w:rPr>
+                <w:b w:val="false"/>
+                <w:bCs w:val="false"/>
+                <w:i w:val="false"/>
+                <w:iCs w:val="false"/>
+                <w:strike w:val="false"/>
+                <w:dstrike w:val="false"/>
+                <w:outline w:val="false"/>
+                <w:shadow w:val="false"/>
+                <w:color w:val="000000"/>
+                <w:sz w:val="24"/>
+                <w:szCs w:val="24"/>
+                <w:u w:val="none"/>
+              </w:rPr>
+              <w:t>.</w:t>
+            </w:r>
+            <w:r>
+              <w:rPr>
+                <w:b w:val="false"/>
+                <w:bCs w:val="false"/>
+                <w:i w:val="false"/>
+                <w:iCs w:val="false"/>
+                <w:strike w:val="false"/>
+                <w:dstrike w:val="false"/>
+                <w:outline w:val="false"/>
+                <w:shadow w:val="false"/>
+                <w:color w:val="000000"/>
+                <w:sz w:val="24"/>
+                <w:szCs w:val="24"/>
+                <w:u w:val="none"/>
+              </w:rPr>
+              <w:t xml:space="preserve">08 </w:t>
+            </w:r>
+            <w:hyperlink r:id="rId29">
+              <w:r>
+                <w:rPr>
+                  <w:rStyle w:val="EnlacedeInternet"/>
+                  <w:rFonts w:ascii="Liberation Serif" w:hAnsi="Liberation Serif"/>
+                  <w:b w:val="false"/>
+                  <w:bCs w:val="false"/>
+                  <w:i w:val="false"/>
+                  <w:iCs w:val="false"/>
+                  <w:strike w:val="false"/>
+                  <w:dstrike w:val="false"/>
+                  <w:outline w:val="false"/>
+                  <w:shadow w:val="false"/>
+                  <w:color w:val="000000"/>
+                  <w:sz w:val="24"/>
+                  <w:szCs w:val="24"/>
+                  <w:u w:val="none"/>
+                  <w:effect w:val="none"/>
+                </w:rPr>
+                <w:t>±</w:t>
+              </w:r>
+            </w:hyperlink>
+            <w:r>
+              <w:rPr>
+                <w:rFonts w:ascii="Liberation Serif" w:hAnsi="Liberation Serif"/>
+                <w:b w:val="false"/>
+                <w:bCs w:val="false"/>
+                <w:i w:val="false"/>
+                <w:iCs w:val="false"/>
+                <w:strike w:val="false"/>
+                <w:dstrike w:val="false"/>
+                <w:outline w:val="false"/>
+                <w:shadow w:val="false"/>
+                <w:color w:val="000000"/>
+                <w:sz w:val="24"/>
+                <w:szCs w:val="24"/>
+                <w:u w:val="none"/>
+                <w:effect w:val="none"/>
+              </w:rPr>
+              <w:t xml:space="preserve"> </w:t>
+            </w:r>
+            <w:r>
+              <w:rPr>
+                <w:rFonts w:ascii="Liberation Serif" w:hAnsi="Liberation Serif"/>
+                <w:b w:val="false"/>
+                <w:bCs w:val="false"/>
+                <w:i w:val="false"/>
+                <w:iCs w:val="false"/>
+                <w:strike w:val="false"/>
+                <w:dstrike w:val="false"/>
+                <w:outline w:val="false"/>
+                <w:shadow w:val="false"/>
+                <w:color w:val="000000"/>
+                <w:sz w:val="24"/>
+                <w:szCs w:val="24"/>
+                <w:u w:val="none"/>
+                <w:effect w:val="none"/>
+              </w:rPr>
+              <w:t>0.48</w:t>
             </w:r>
           </w:p>
         </w:tc>
@@ -6779,7 +8310,101 @@
                 <w:szCs w:val="24"/>
                 <w:u w:val="none"/>
               </w:rPr>
-              <w:t>1.43608</w:t>
+              <w:t>1.4</w:t>
+            </w:r>
+            <w:r>
+              <w:rPr>
+                <w:b w:val="false"/>
+                <w:bCs w:val="false"/>
+                <w:i w:val="false"/>
+                <w:iCs w:val="false"/>
+                <w:strike w:val="false"/>
+                <w:dstrike w:val="false"/>
+                <w:outline w:val="false"/>
+                <w:shadow w:val="false"/>
+                <w:color w:val="000000"/>
+                <w:sz w:val="24"/>
+                <w:szCs w:val="24"/>
+                <w:u w:val="none"/>
+              </w:rPr>
+              <w:t>1</w:t>
+            </w:r>
+            <w:r>
+              <w:rPr>
+                <w:b w:val="false"/>
+                <w:bCs w:val="false"/>
+                <w:i w:val="false"/>
+                <w:iCs w:val="false"/>
+                <w:strike w:val="false"/>
+                <w:dstrike w:val="false"/>
+                <w:outline w:val="false"/>
+                <w:shadow w:val="false"/>
+                <w:color w:val="000000"/>
+                <w:sz w:val="24"/>
+                <w:szCs w:val="24"/>
+                <w:u w:val="none"/>
+              </w:rPr>
+              <w:t xml:space="preserve"> </w:t>
+            </w:r>
+            <w:hyperlink r:id="rId30">
+              <w:r>
+                <w:rPr>
+                  <w:rStyle w:val="EnlacedeInternet"/>
+                  <w:rFonts w:ascii="Liberation Serif" w:hAnsi="Liberation Serif"/>
+                  <w:b w:val="false"/>
+                  <w:bCs w:val="false"/>
+                  <w:i w:val="false"/>
+                  <w:iCs w:val="false"/>
+                  <w:strike w:val="false"/>
+                  <w:dstrike w:val="false"/>
+                  <w:outline w:val="false"/>
+                  <w:shadow w:val="false"/>
+                  <w:color w:val="000000"/>
+                  <w:sz w:val="24"/>
+                  <w:szCs w:val="24"/>
+                  <w:u w:val="none"/>
+                  <w:effect w:val="none"/>
+                </w:rPr>
+                <w:t>±</w:t>
+              </w:r>
+            </w:hyperlink>
+            <w:r>
+              <w:rPr>
+                <w:rFonts w:ascii="Liberation Serif" w:hAnsi="Liberation Serif"/>
+                <w:b w:val="false"/>
+                <w:bCs w:val="false"/>
+                <w:i w:val="false"/>
+                <w:iCs w:val="false"/>
+                <w:strike w:val="false"/>
+                <w:dstrike w:val="false"/>
+                <w:outline w:val="false"/>
+                <w:shadow w:val="false"/>
+                <w:color w:val="000000"/>
+                <w:sz w:val="24"/>
+                <w:szCs w:val="24"/>
+                <w:u w:val="none"/>
+                <w:effect w:val="none"/>
+              </w:rPr>
+              <w:t xml:space="preserve"> </w:t>
+            </w:r>
+            <w:r>
+              <w:rPr>
+                <w:rFonts w:ascii="Liberation Serif" w:hAnsi="Liberation Serif"/>
+                <w:b w:val="false"/>
+                <w:bCs w:val="false"/>
+                <w:i w:val="false"/>
+                <w:iCs w:val="false"/>
+                <w:strike w:val="false"/>
+                <w:dstrike w:val="false"/>
+                <w:outline w:val="false"/>
+                <w:shadow w:val="false"/>
+                <w:color w:val="000000"/>
+                <w:sz w:val="24"/>
+                <w:szCs w:val="24"/>
+                <w:u w:val="none"/>
+                <w:effect w:val="none"/>
+              </w:rPr>
+              <w:t>0.06</w:t>
             </w:r>
           </w:p>
         </w:tc>
@@ -6876,7 +8501,84 @@
                 <w:szCs w:val="24"/>
                 <w:u w:val="none"/>
               </w:rPr>
-              <w:t>0.05800</w:t>
+              <w:t>0.</w:t>
+            </w:r>
+            <w:r>
+              <w:rPr>
+                <w:b w:val="false"/>
+                <w:bCs w:val="false"/>
+                <w:i w:val="false"/>
+                <w:iCs w:val="false"/>
+                <w:strike w:val="false"/>
+                <w:dstrike w:val="false"/>
+                <w:outline w:val="false"/>
+                <w:shadow w:val="false"/>
+                <w:color w:val="000000"/>
+                <w:sz w:val="24"/>
+                <w:szCs w:val="24"/>
+                <w:u w:val="none"/>
+              </w:rPr>
+              <w:t xml:space="preserve">82 </w:t>
+            </w:r>
+            <w:hyperlink r:id="rId31">
+              <w:r>
+                <w:rPr>
+                  <w:rStyle w:val="EnlacedeInternet"/>
+                  <w:rFonts w:ascii="Liberation Serif" w:hAnsi="Liberation Serif"/>
+                  <w:b w:val="false"/>
+                  <w:bCs w:val="false"/>
+                  <w:i w:val="false"/>
+                  <w:iCs w:val="false"/>
+                  <w:strike w:val="false"/>
+                  <w:dstrike w:val="false"/>
+                  <w:outline w:val="false"/>
+                  <w:shadow w:val="false"/>
+                  <w:color w:val="000000"/>
+                  <w:sz w:val="24"/>
+                  <w:szCs w:val="24"/>
+                  <w:u w:val="none"/>
+                  <w:effect w:val="none"/>
+                </w:rPr>
+                <w:t>±</w:t>
+              </w:r>
+            </w:hyperlink>
+            <w:r>
+              <w:rPr>
+                <w:rFonts w:ascii="Liberation Serif" w:hAnsi="Liberation Serif"/>
+                <w:b w:val="false"/>
+                <w:bCs w:val="false"/>
+                <w:i w:val="false"/>
+                <w:iCs w:val="false"/>
+                <w:strike w:val="false"/>
+                <w:dstrike w:val="false"/>
+                <w:outline w:val="false"/>
+                <w:shadow w:val="false"/>
+                <w:color w:val="000000"/>
+                <w:sz w:val="24"/>
+                <w:szCs w:val="24"/>
+                <w:u w:val="none"/>
+                <w:effect w:val="none"/>
+              </w:rPr>
+              <w:t xml:space="preserve"> </w:t>
+            </w:r>
+            <w:r>
+              <w:rPr>
+                <w:rFonts w:ascii="Liberation Serif" w:hAnsi="Liberation Serif"/>
+                <w:b w:val="false"/>
+                <w:bCs w:val="false"/>
+                <w:i w:val="false"/>
+                <w:iCs w:val="false"/>
+                <w:strike w:val="false"/>
+                <w:dstrike w:val="false"/>
+                <w:outline w:val="false"/>
+                <w:shadow w:val="false"/>
+                <w:color w:val="000000"/>
+                <w:sz w:val="24"/>
+                <w:szCs w:val="24"/>
+                <w:u w:val="none"/>
+                <w:effect w:val="none"/>
+              </w:rPr>
+              <w:t>0.47</w:t>
             </w:r>
           </w:p>
         </w:tc>
@@ -6923,7 +8625,84 @@
                 <w:szCs w:val="24"/>
                 <w:u w:val="none"/>
               </w:rPr>
-              <w:t>1.46456</w:t>
+              <w:t>1.4</w:t>
+            </w:r>
+            <w:r>
+              <w:rPr>
+                <w:b w:val="false"/>
+                <w:bCs w:val="false"/>
+                <w:i w:val="false"/>
+                <w:iCs w:val="false"/>
+                <w:strike w:val="false"/>
+                <w:dstrike w:val="false"/>
+                <w:outline w:val="false"/>
+                <w:shadow w:val="false"/>
+                <w:color w:val="000000"/>
+                <w:sz w:val="24"/>
+                <w:szCs w:val="24"/>
+                <w:u w:val="none"/>
+              </w:rPr>
+              <w:t xml:space="preserve">3 </w:t>
+            </w:r>
+            <w:hyperlink r:id="rId32">
+              <w:r>
+                <w:rPr>
+                  <w:rStyle w:val="EnlacedeInternet"/>
+                  <w:rFonts w:ascii="Liberation Serif" w:hAnsi="Liberation Serif"/>
+                  <w:b w:val="false"/>
+                  <w:bCs w:val="false"/>
+                  <w:i w:val="false"/>
+                  <w:iCs w:val="false"/>
+                  <w:strike w:val="false"/>
+                  <w:dstrike w:val="false"/>
+                  <w:outline w:val="false"/>
+                  <w:shadow w:val="false"/>
+                  <w:color w:val="000000"/>
+                  <w:sz w:val="24"/>
+                  <w:szCs w:val="24"/>
+                  <w:u w:val="none"/>
+                  <w:effect w:val="none"/>
+                </w:rPr>
+                <w:t>±</w:t>
+              </w:r>
+            </w:hyperlink>
+            <w:r>
+              <w:rPr>
+                <w:rFonts w:ascii="Liberation Serif" w:hAnsi="Liberation Serif"/>
+                <w:b w:val="false"/>
+                <w:bCs w:val="false"/>
+                <w:i w:val="false"/>
+                <w:iCs w:val="false"/>
+                <w:strike w:val="false"/>
+                <w:dstrike w:val="false"/>
+                <w:outline w:val="false"/>
+                <w:shadow w:val="false"/>
+                <w:color w:val="000000"/>
+                <w:sz w:val="24"/>
+                <w:szCs w:val="24"/>
+                <w:u w:val="none"/>
+                <w:effect w:val="none"/>
+              </w:rPr>
+              <w:t xml:space="preserve"> </w:t>
+            </w:r>
+            <w:r>
+              <w:rPr>
+                <w:rFonts w:ascii="Liberation Serif" w:hAnsi="Liberation Serif"/>
+                <w:b w:val="false"/>
+                <w:bCs w:val="false"/>
+                <w:i w:val="false"/>
+                <w:iCs w:val="false"/>
+                <w:strike w:val="false"/>
+                <w:dstrike w:val="false"/>
+                <w:outline w:val="false"/>
+                <w:shadow w:val="false"/>
+                <w:color w:val="000000"/>
+                <w:sz w:val="24"/>
+                <w:szCs w:val="24"/>
+                <w:u w:val="none"/>
+                <w:effect w:val="none"/>
+              </w:rPr>
+              <w:t>0.06</w:t>
             </w:r>
           </w:p>
         </w:tc>
@@ -7020,7 +8799,101 @@
                 <w:szCs w:val="24"/>
                 <w:u w:val="none"/>
               </w:rPr>
-              <w:t>0.06926</w:t>
+              <w:t>1</w:t>
+            </w:r>
+            <w:r>
+              <w:rPr>
+                <w:b w:val="false"/>
+                <w:bCs w:val="false"/>
+                <w:i w:val="false"/>
+                <w:iCs w:val="false"/>
+                <w:strike w:val="false"/>
+                <w:dstrike w:val="false"/>
+                <w:outline w:val="false"/>
+                <w:shadow w:val="false"/>
+                <w:color w:val="000000"/>
+                <w:sz w:val="24"/>
+                <w:szCs w:val="24"/>
+                <w:u w:val="none"/>
+              </w:rPr>
+              <w:t>.0</w:t>
+            </w:r>
+            <w:r>
+              <w:rPr>
+                <w:b w:val="false"/>
+                <w:bCs w:val="false"/>
+                <w:i w:val="false"/>
+                <w:iCs w:val="false"/>
+                <w:strike w:val="false"/>
+                <w:dstrike w:val="false"/>
+                <w:outline w:val="false"/>
+                <w:shadow w:val="false"/>
+                <w:color w:val="000000"/>
+                <w:sz w:val="24"/>
+                <w:szCs w:val="24"/>
+                <w:u w:val="none"/>
+              </w:rPr>
+              <w:t xml:space="preserve">1 </w:t>
+            </w:r>
+            <w:hyperlink r:id="rId33">
+              <w:r>
+                <w:rPr>
+                  <w:rStyle w:val="EnlacedeInternet"/>
+                  <w:rFonts w:ascii="Liberation Serif" w:hAnsi="Liberation Serif"/>
+                  <w:b w:val="false"/>
+                  <w:bCs w:val="false"/>
+                  <w:i w:val="false"/>
+                  <w:iCs w:val="false"/>
+                  <w:strike w:val="false"/>
+                  <w:dstrike w:val="false"/>
+                  <w:outline w:val="false"/>
+                  <w:shadow w:val="false"/>
+                  <w:color w:val="000000"/>
+                  <w:sz w:val="24"/>
+                  <w:szCs w:val="24"/>
+                  <w:u w:val="none"/>
+                  <w:effect w:val="none"/>
+                </w:rPr>
+                <w:t>±</w:t>
+              </w:r>
+            </w:hyperlink>
+            <w:r>
+              <w:rPr>
+                <w:rFonts w:ascii="Liberation Serif" w:hAnsi="Liberation Serif"/>
+                <w:b w:val="false"/>
+                <w:bCs w:val="false"/>
+                <w:i w:val="false"/>
+                <w:iCs w:val="false"/>
+                <w:strike w:val="false"/>
+                <w:dstrike w:val="false"/>
+                <w:outline w:val="false"/>
+                <w:shadow w:val="false"/>
+                <w:color w:val="000000"/>
+                <w:sz w:val="24"/>
+                <w:szCs w:val="24"/>
+                <w:u w:val="none"/>
+                <w:effect w:val="none"/>
+              </w:rPr>
+              <w:t xml:space="preserve"> </w:t>
+            </w:r>
+            <w:r>
+              <w:rPr>
+                <w:rFonts w:ascii="Liberation Serif" w:hAnsi="Liberation Serif"/>
+                <w:b w:val="false"/>
+                <w:bCs w:val="false"/>
+                <w:i w:val="false"/>
+                <w:iCs w:val="false"/>
+                <w:strike w:val="false"/>
+                <w:dstrike w:val="false"/>
+                <w:outline w:val="false"/>
+                <w:shadow w:val="false"/>
+                <w:color w:val="000000"/>
+                <w:sz w:val="24"/>
+                <w:szCs w:val="24"/>
+                <w:u w:val="none"/>
+                <w:effect w:val="none"/>
+              </w:rPr>
+              <w:t>0.48</w:t>
             </w:r>
           </w:p>
         </w:tc>
@@ -7067,7 +8940,84 @@
                 <w:szCs w:val="24"/>
                 <w:u w:val="none"/>
               </w:rPr>
-              <w:t>1.45914</w:t>
+              <w:t>1.</w:t>
+            </w:r>
+            <w:r>
+              <w:rPr>
+                <w:b w:val="false"/>
+                <w:bCs w:val="false"/>
+                <w:i w:val="false"/>
+                <w:iCs w:val="false"/>
+                <w:strike w:val="false"/>
+                <w:dstrike w:val="false"/>
+                <w:outline w:val="false"/>
+                <w:shadow w:val="false"/>
+                <w:color w:val="000000"/>
+                <w:sz w:val="24"/>
+                <w:szCs w:val="24"/>
+                <w:u w:val="none"/>
+              </w:rPr>
+              <w:t xml:space="preserve">01 </w:t>
+            </w:r>
+            <w:hyperlink r:id="rId34">
+              <w:r>
+                <w:rPr>
+                  <w:rStyle w:val="EnlacedeInternet"/>
+                  <w:rFonts w:ascii="Liberation Serif" w:hAnsi="Liberation Serif"/>
+                  <w:b w:val="false"/>
+                  <w:bCs w:val="false"/>
+                  <w:i w:val="false"/>
+                  <w:iCs w:val="false"/>
+                  <w:strike w:val="false"/>
+                  <w:dstrike w:val="false"/>
+                  <w:outline w:val="false"/>
+                  <w:shadow w:val="false"/>
+                  <w:color w:val="000000"/>
+                  <w:sz w:val="24"/>
+                  <w:szCs w:val="24"/>
+                  <w:u w:val="none"/>
+                  <w:effect w:val="none"/>
+                </w:rPr>
+                <w:t>±</w:t>
+              </w:r>
+            </w:hyperlink>
+            <w:r>
+              <w:rPr>
+                <w:rFonts w:ascii="Liberation Serif" w:hAnsi="Liberation Serif"/>
+                <w:b w:val="false"/>
+                <w:bCs w:val="false"/>
+                <w:i w:val="false"/>
+                <w:iCs w:val="false"/>
+                <w:strike w:val="false"/>
+                <w:dstrike w:val="false"/>
+                <w:outline w:val="false"/>
+                <w:shadow w:val="false"/>
+                <w:color w:val="000000"/>
+                <w:sz w:val="24"/>
+                <w:szCs w:val="24"/>
+                <w:u w:val="none"/>
+                <w:effect w:val="none"/>
+              </w:rPr>
+              <w:t xml:space="preserve"> </w:t>
+            </w:r>
+            <w:r>
+              <w:rPr>
+                <w:rFonts w:ascii="Liberation Serif" w:hAnsi="Liberation Serif"/>
+                <w:b w:val="false"/>
+                <w:bCs w:val="false"/>
+                <w:i w:val="false"/>
+                <w:iCs w:val="false"/>
+                <w:strike w:val="false"/>
+                <w:dstrike w:val="false"/>
+                <w:outline w:val="false"/>
+                <w:shadow w:val="false"/>
+                <w:color w:val="000000"/>
+                <w:sz w:val="24"/>
+                <w:szCs w:val="24"/>
+                <w:u w:val="none"/>
+                <w:effect w:val="none"/>
+              </w:rPr>
+              <w:t>0.08</w:t>
             </w:r>
           </w:p>
         </w:tc>
@@ -7164,7 +9114,84 @@
                 <w:szCs w:val="24"/>
                 <w:u w:val="none"/>
               </w:rPr>
-              <w:t>0.05612</w:t>
+              <w:t>0.</w:t>
+            </w:r>
+            <w:r>
+              <w:rPr>
+                <w:b w:val="false"/>
+                <w:bCs w:val="false"/>
+                <w:i w:val="false"/>
+                <w:iCs w:val="false"/>
+                <w:strike w:val="false"/>
+                <w:dstrike w:val="false"/>
+                <w:outline w:val="false"/>
+                <w:shadow w:val="false"/>
+                <w:color w:val="000000"/>
+                <w:sz w:val="24"/>
+                <w:szCs w:val="24"/>
+                <w:u w:val="none"/>
+              </w:rPr>
+              <w:t xml:space="preserve">79 </w:t>
+            </w:r>
+            <w:hyperlink r:id="rId35">
+              <w:r>
+                <w:rPr>
+                  <w:rStyle w:val="EnlacedeInternet"/>
+                  <w:rFonts w:ascii="Liberation Serif" w:hAnsi="Liberation Serif"/>
+                  <w:b w:val="false"/>
+                  <w:bCs w:val="false"/>
+                  <w:i w:val="false"/>
+                  <w:iCs w:val="false"/>
+                  <w:strike w:val="false"/>
+                  <w:dstrike w:val="false"/>
+                  <w:outline w:val="false"/>
+                  <w:shadow w:val="false"/>
+                  <w:color w:val="000000"/>
+                  <w:sz w:val="24"/>
+                  <w:szCs w:val="24"/>
+                  <w:u w:val="none"/>
+                  <w:effect w:val="none"/>
+                </w:rPr>
+                <w:t>±</w:t>
+              </w:r>
+            </w:hyperlink>
+            <w:r>
+              <w:rPr>
+                <w:rFonts w:ascii="Liberation Serif" w:hAnsi="Liberation Serif"/>
+                <w:b w:val="false"/>
+                <w:bCs w:val="false"/>
+                <w:i w:val="false"/>
+                <w:iCs w:val="false"/>
+                <w:strike w:val="false"/>
+                <w:dstrike w:val="false"/>
+                <w:outline w:val="false"/>
+                <w:shadow w:val="false"/>
+                <w:color w:val="000000"/>
+                <w:sz w:val="24"/>
+                <w:szCs w:val="24"/>
+                <w:u w:val="none"/>
+                <w:effect w:val="none"/>
+              </w:rPr>
+              <w:t xml:space="preserve"> </w:t>
+            </w:r>
+            <w:r>
+              <w:rPr>
+                <w:rFonts w:ascii="Liberation Serif" w:hAnsi="Liberation Serif"/>
+                <w:b w:val="false"/>
+                <w:bCs w:val="false"/>
+                <w:i w:val="false"/>
+                <w:iCs w:val="false"/>
+                <w:strike w:val="false"/>
+                <w:dstrike w:val="false"/>
+                <w:outline w:val="false"/>
+                <w:shadow w:val="false"/>
+                <w:color w:val="000000"/>
+                <w:sz w:val="24"/>
+                <w:szCs w:val="24"/>
+                <w:u w:val="none"/>
+                <w:effect w:val="none"/>
+              </w:rPr>
+              <w:t>0.47</w:t>
             </w:r>
           </w:p>
         </w:tc>
@@ -7211,7 +9238,84 @@
                 <w:szCs w:val="24"/>
                 <w:u w:val="none"/>
               </w:rPr>
-              <w:t>1.46343</w:t>
+              <w:t>1.4</w:t>
+            </w:r>
+            <w:r>
+              <w:rPr>
+                <w:b w:val="false"/>
+                <w:bCs w:val="false"/>
+                <w:i w:val="false"/>
+                <w:iCs w:val="false"/>
+                <w:strike w:val="false"/>
+                <w:dstrike w:val="false"/>
+                <w:outline w:val="false"/>
+                <w:shadow w:val="false"/>
+                <w:color w:val="000000"/>
+                <w:sz w:val="24"/>
+                <w:szCs w:val="24"/>
+                <w:u w:val="none"/>
+              </w:rPr>
+              <w:t xml:space="preserve">3 </w:t>
+            </w:r>
+            <w:hyperlink r:id="rId36">
+              <w:r>
+                <w:rPr>
+                  <w:rStyle w:val="EnlacedeInternet"/>
+                  <w:rFonts w:ascii="Liberation Serif" w:hAnsi="Liberation Serif"/>
+                  <w:b w:val="false"/>
+                  <w:bCs w:val="false"/>
+                  <w:i w:val="false"/>
+                  <w:iCs w:val="false"/>
+                  <w:strike w:val="false"/>
+                  <w:dstrike w:val="false"/>
+                  <w:outline w:val="false"/>
+                  <w:shadow w:val="false"/>
+                  <w:color w:val="000000"/>
+                  <w:sz w:val="24"/>
+                  <w:szCs w:val="24"/>
+                  <w:u w:val="none"/>
+                  <w:effect w:val="none"/>
+                </w:rPr>
+                <w:t>±</w:t>
+              </w:r>
+            </w:hyperlink>
+            <w:r>
+              <w:rPr>
+                <w:rFonts w:ascii="Liberation Serif" w:hAnsi="Liberation Serif"/>
+                <w:b w:val="false"/>
+                <w:bCs w:val="false"/>
+                <w:i w:val="false"/>
+                <w:iCs w:val="false"/>
+                <w:strike w:val="false"/>
+                <w:dstrike w:val="false"/>
+                <w:outline w:val="false"/>
+                <w:shadow w:val="false"/>
+                <w:color w:val="000000"/>
+                <w:sz w:val="24"/>
+                <w:szCs w:val="24"/>
+                <w:u w:val="none"/>
+                <w:effect w:val="none"/>
+              </w:rPr>
+              <w:t xml:space="preserve"> </w:t>
+            </w:r>
+            <w:r>
+              <w:rPr>
+                <w:rFonts w:ascii="Liberation Serif" w:hAnsi="Liberation Serif"/>
+                <w:b w:val="false"/>
+                <w:bCs w:val="false"/>
+                <w:i w:val="false"/>
+                <w:iCs w:val="false"/>
+                <w:strike w:val="false"/>
+                <w:dstrike w:val="false"/>
+                <w:outline w:val="false"/>
+                <w:shadow w:val="false"/>
+                <w:color w:val="000000"/>
+                <w:sz w:val="24"/>
+                <w:szCs w:val="24"/>
+                <w:u w:val="none"/>
+                <w:effect w:val="none"/>
+              </w:rPr>
+              <w:t>0.06</w:t>
             </w:r>
           </w:p>
         </w:tc>
@@ -7308,7 +9412,84 @@
                 <w:szCs w:val="24"/>
                 <w:u w:val="none"/>
               </w:rPr>
-              <w:t>0.06809</w:t>
+              <w:t>0.</w:t>
+            </w:r>
+            <w:r>
+              <w:rPr>
+                <w:b w:val="false"/>
+                <w:bCs w:val="false"/>
+                <w:i w:val="false"/>
+                <w:iCs w:val="false"/>
+                <w:strike w:val="false"/>
+                <w:dstrike w:val="false"/>
+                <w:outline w:val="false"/>
+                <w:shadow w:val="false"/>
+                <w:color w:val="000000"/>
+                <w:sz w:val="24"/>
+                <w:szCs w:val="24"/>
+                <w:u w:val="none"/>
+              </w:rPr>
+              <w:t xml:space="preserve">97 </w:t>
+            </w:r>
+            <w:hyperlink r:id="rId37">
+              <w:r>
+                <w:rPr>
+                  <w:rStyle w:val="EnlacedeInternet"/>
+                  <w:rFonts w:ascii="Liberation Serif" w:hAnsi="Liberation Serif"/>
+                  <w:b w:val="false"/>
+                  <w:bCs w:val="false"/>
+                  <w:i w:val="false"/>
+                  <w:iCs w:val="false"/>
+                  <w:strike w:val="false"/>
+                  <w:dstrike w:val="false"/>
+                  <w:outline w:val="false"/>
+                  <w:shadow w:val="false"/>
+                  <w:color w:val="000000"/>
+                  <w:sz w:val="24"/>
+                  <w:szCs w:val="24"/>
+                  <w:u w:val="none"/>
+                  <w:effect w:val="none"/>
+                </w:rPr>
+                <w:t>±</w:t>
+              </w:r>
+            </w:hyperlink>
+            <w:r>
+              <w:rPr>
+                <w:rFonts w:ascii="Liberation Serif" w:hAnsi="Liberation Serif"/>
+                <w:b w:val="false"/>
+                <w:bCs w:val="false"/>
+                <w:i w:val="false"/>
+                <w:iCs w:val="false"/>
+                <w:strike w:val="false"/>
+                <w:dstrike w:val="false"/>
+                <w:outline w:val="false"/>
+                <w:shadow w:val="false"/>
+                <w:color w:val="000000"/>
+                <w:sz w:val="24"/>
+                <w:szCs w:val="24"/>
+                <w:u w:val="none"/>
+                <w:effect w:val="none"/>
+              </w:rPr>
+              <w:t xml:space="preserve"> </w:t>
+            </w:r>
+            <w:r>
+              <w:rPr>
+                <w:rFonts w:ascii="Liberation Serif" w:hAnsi="Liberation Serif"/>
+                <w:b w:val="false"/>
+                <w:bCs w:val="false"/>
+                <w:i w:val="false"/>
+                <w:iCs w:val="false"/>
+                <w:strike w:val="false"/>
+                <w:dstrike w:val="false"/>
+                <w:outline w:val="false"/>
+                <w:shadow w:val="false"/>
+                <w:color w:val="000000"/>
+                <w:sz w:val="24"/>
+                <w:szCs w:val="24"/>
+                <w:u w:val="none"/>
+                <w:effect w:val="none"/>
+              </w:rPr>
+              <w:t>0.48</w:t>
             </w:r>
           </w:p>
         </w:tc>
@@ -7355,7 +9536,84 @@
                 <w:szCs w:val="24"/>
                 <w:u w:val="none"/>
               </w:rPr>
-              <w:t>1.42884</w:t>
+              <w:t>1.</w:t>
+            </w:r>
+            <w:r>
+              <w:rPr>
+                <w:b w:val="false"/>
+                <w:bCs w:val="false"/>
+                <w:i w:val="false"/>
+                <w:iCs w:val="false"/>
+                <w:strike w:val="false"/>
+                <w:dstrike w:val="false"/>
+                <w:outline w:val="false"/>
+                <w:shadow w:val="false"/>
+                <w:color w:val="000000"/>
+                <w:sz w:val="24"/>
+                <w:szCs w:val="24"/>
+                <w:u w:val="none"/>
+              </w:rPr>
+              <w:t xml:space="preserve">39 </w:t>
+            </w:r>
+            <w:hyperlink r:id="rId38">
+              <w:r>
+                <w:rPr>
+                  <w:rStyle w:val="EnlacedeInternet"/>
+                  <w:rFonts w:ascii="Liberation Serif" w:hAnsi="Liberation Serif"/>
+                  <w:b w:val="false"/>
+                  <w:bCs w:val="false"/>
+                  <w:i w:val="false"/>
+                  <w:iCs w:val="false"/>
+                  <w:strike w:val="false"/>
+                  <w:dstrike w:val="false"/>
+                  <w:outline w:val="false"/>
+                  <w:shadow w:val="false"/>
+                  <w:color w:val="000000"/>
+                  <w:sz w:val="24"/>
+                  <w:szCs w:val="24"/>
+                  <w:u w:val="none"/>
+                  <w:effect w:val="none"/>
+                </w:rPr>
+                <w:t>±</w:t>
+              </w:r>
+            </w:hyperlink>
+            <w:r>
+              <w:rPr>
+                <w:rFonts w:ascii="Liberation Serif" w:hAnsi="Liberation Serif"/>
+                <w:b w:val="false"/>
+                <w:bCs w:val="false"/>
+                <w:i w:val="false"/>
+                <w:iCs w:val="false"/>
+                <w:strike w:val="false"/>
+                <w:dstrike w:val="false"/>
+                <w:outline w:val="false"/>
+                <w:shadow w:val="false"/>
+                <w:color w:val="000000"/>
+                <w:sz w:val="24"/>
+                <w:szCs w:val="24"/>
+                <w:u w:val="none"/>
+                <w:effect w:val="none"/>
+              </w:rPr>
+              <w:t xml:space="preserve"> </w:t>
+            </w:r>
+            <w:r>
+              <w:rPr>
+                <w:rFonts w:ascii="Liberation Serif" w:hAnsi="Liberation Serif"/>
+                <w:b w:val="false"/>
+                <w:bCs w:val="false"/>
+                <w:i w:val="false"/>
+                <w:iCs w:val="false"/>
+                <w:strike w:val="false"/>
+                <w:dstrike w:val="false"/>
+                <w:outline w:val="false"/>
+                <w:shadow w:val="false"/>
+                <w:color w:val="000000"/>
+                <w:sz w:val="24"/>
+                <w:szCs w:val="24"/>
+                <w:u w:val="none"/>
+                <w:effect w:val="none"/>
+              </w:rPr>
+              <w:t>0.06</w:t>
             </w:r>
           </w:p>
         </w:tc>
@@ -7456,7 +9714,101 @@
                 <w:szCs w:val="24"/>
                 <w:u w:val="none"/>
               </w:rPr>
-              <w:t>0.07108</w:t>
+              <w:t>1</w:t>
+            </w:r>
+            <w:r>
+              <w:rPr>
+                <w:b w:val="false"/>
+                <w:bCs w:val="false"/>
+                <w:i w:val="false"/>
+                <w:iCs w:val="false"/>
+                <w:strike w:val="false"/>
+                <w:dstrike w:val="false"/>
+                <w:outline w:val="false"/>
+                <w:shadow w:val="false"/>
+                <w:color w:val="000000"/>
+                <w:sz w:val="24"/>
+                <w:szCs w:val="24"/>
+                <w:u w:val="none"/>
+              </w:rPr>
+              <w:t>.0</w:t>
+            </w:r>
+            <w:r>
+              <w:rPr>
+                <w:b w:val="false"/>
+                <w:bCs w:val="false"/>
+                <w:i w:val="false"/>
+                <w:iCs w:val="false"/>
+                <w:strike w:val="false"/>
+                <w:dstrike w:val="false"/>
+                <w:outline w:val="false"/>
+                <w:shadow w:val="false"/>
+                <w:color w:val="000000"/>
+                <w:sz w:val="24"/>
+                <w:szCs w:val="24"/>
+                <w:u w:val="none"/>
+              </w:rPr>
+              <w:t xml:space="preserve">1 </w:t>
+            </w:r>
+            <w:hyperlink r:id="rId39">
+              <w:r>
+                <w:rPr>
+                  <w:rStyle w:val="EnlacedeInternet"/>
+                  <w:rFonts w:ascii="Liberation Serif" w:hAnsi="Liberation Serif"/>
+                  <w:b w:val="false"/>
+                  <w:bCs w:val="false"/>
+                  <w:i w:val="false"/>
+                  <w:iCs w:val="false"/>
+                  <w:strike w:val="false"/>
+                  <w:dstrike w:val="false"/>
+                  <w:outline w:val="false"/>
+                  <w:shadow w:val="false"/>
+                  <w:color w:val="000000"/>
+                  <w:sz w:val="24"/>
+                  <w:szCs w:val="24"/>
+                  <w:u w:val="none"/>
+                  <w:effect w:val="none"/>
+                </w:rPr>
+                <w:t>±</w:t>
+              </w:r>
+            </w:hyperlink>
+            <w:r>
+              <w:rPr>
+                <w:rFonts w:ascii="Liberation Serif" w:hAnsi="Liberation Serif"/>
+                <w:b w:val="false"/>
+                <w:bCs w:val="false"/>
+                <w:i w:val="false"/>
+                <w:iCs w:val="false"/>
+                <w:strike w:val="false"/>
+                <w:dstrike w:val="false"/>
+                <w:outline w:val="false"/>
+                <w:shadow w:val="false"/>
+                <w:color w:val="000000"/>
+                <w:sz w:val="24"/>
+                <w:szCs w:val="24"/>
+                <w:u w:val="none"/>
+                <w:effect w:val="none"/>
+              </w:rPr>
+              <w:t xml:space="preserve"> </w:t>
+            </w:r>
+            <w:r>
+              <w:rPr>
+                <w:rFonts w:ascii="Liberation Serif" w:hAnsi="Liberation Serif"/>
+                <w:b w:val="false"/>
+                <w:bCs w:val="false"/>
+                <w:i w:val="false"/>
+                <w:iCs w:val="false"/>
+                <w:strike w:val="false"/>
+                <w:dstrike w:val="false"/>
+                <w:outline w:val="false"/>
+                <w:shadow w:val="false"/>
+                <w:color w:val="000000"/>
+                <w:sz w:val="24"/>
+                <w:szCs w:val="24"/>
+                <w:u w:val="none"/>
+                <w:effect w:val="none"/>
+              </w:rPr>
+              <w:t>0.46</w:t>
             </w:r>
           </w:p>
         </w:tc>
@@ -7505,7 +9857,84 @@
                 <w:szCs w:val="24"/>
                 <w:u w:val="none"/>
               </w:rPr>
-              <w:t>1.43433</w:t>
+              <w:t>1.4</w:t>
+            </w:r>
+            <w:r>
+              <w:rPr>
+                <w:b w:val="false"/>
+                <w:bCs w:val="false"/>
+                <w:i w:val="false"/>
+                <w:iCs w:val="false"/>
+                <w:strike w:val="false"/>
+                <w:dstrike w:val="false"/>
+                <w:outline w:val="false"/>
+                <w:shadow w:val="false"/>
+                <w:color w:val="000000"/>
+                <w:sz w:val="24"/>
+                <w:szCs w:val="24"/>
+                <w:u w:val="none"/>
+              </w:rPr>
+              <w:t xml:space="preserve">0 </w:t>
+            </w:r>
+            <w:hyperlink r:id="rId40">
+              <w:r>
+                <w:rPr>
+                  <w:rStyle w:val="EnlacedeInternet"/>
+                  <w:rFonts w:ascii="Liberation Serif" w:hAnsi="Liberation Serif"/>
+                  <w:b w:val="false"/>
+                  <w:bCs w:val="false"/>
+                  <w:i w:val="false"/>
+                  <w:iCs w:val="false"/>
+                  <w:strike w:val="false"/>
+                  <w:dstrike w:val="false"/>
+                  <w:outline w:val="false"/>
+                  <w:shadow w:val="false"/>
+                  <w:color w:val="000000"/>
+                  <w:sz w:val="24"/>
+                  <w:szCs w:val="24"/>
+                  <w:u w:val="none"/>
+                  <w:effect w:val="none"/>
+                </w:rPr>
+                <w:t>±</w:t>
+              </w:r>
+            </w:hyperlink>
+            <w:r>
+              <w:rPr>
+                <w:rFonts w:ascii="Liberation Serif" w:hAnsi="Liberation Serif"/>
+                <w:b w:val="false"/>
+                <w:bCs w:val="false"/>
+                <w:i w:val="false"/>
+                <w:iCs w:val="false"/>
+                <w:strike w:val="false"/>
+                <w:dstrike w:val="false"/>
+                <w:outline w:val="false"/>
+                <w:shadow w:val="false"/>
+                <w:color w:val="000000"/>
+                <w:sz w:val="24"/>
+                <w:szCs w:val="24"/>
+                <w:u w:val="none"/>
+                <w:effect w:val="none"/>
+              </w:rPr>
+              <w:t xml:space="preserve"> </w:t>
+            </w:r>
+            <w:r>
+              <w:rPr>
+                <w:rFonts w:ascii="Liberation Serif" w:hAnsi="Liberation Serif"/>
+                <w:b w:val="false"/>
+                <w:bCs w:val="false"/>
+                <w:i w:val="false"/>
+                <w:iCs w:val="false"/>
+                <w:strike w:val="false"/>
+                <w:dstrike w:val="false"/>
+                <w:outline w:val="false"/>
+                <w:shadow w:val="false"/>
+                <w:color w:val="000000"/>
+                <w:sz w:val="24"/>
+                <w:szCs w:val="24"/>
+                <w:u w:val="none"/>
+                <w:effect w:val="none"/>
+              </w:rPr>
+              <w:t>0.06</w:t>
             </w:r>
           </w:p>
         </w:tc>
@@ -7587,10 +10016,14 @@
         <w:spacing w:before="0" w:after="0"/>
         <w:jc w:val="both"/>
         <w:rPr>
-          <w:b w:val="false"/>
-          <w:b w:val="false"/>
-          <w:bCs w:val="false"/>
-          <w:i w:val="false"/>
+          <w:highlight w:val="none"/>
+          <w:shd w:fill="FF0000" w:val="clear"/>
+        </w:rPr>
+      </w:pPr>
+      <w:r>
+        <w:rPr>
+          <w:b w:val="false"/>
+          <w:bCs w:val="false"/>
           <w:i w:val="false"/>
           <w:caps w:val="false"/>
           <w:smallCaps w:val="false"/>
@@ -7598,19 +10031,7 @@
           <w:spacing w:val="0"/>
           <w:sz w:val="24"/>
           <w:szCs w:val="24"/>
-        </w:rPr>
-      </w:pPr>
-      <w:r>
-        <w:rPr>
-          <w:b w:val="false"/>
-          <w:bCs w:val="false"/>
-          <w:i w:val="false"/>
-          <w:caps w:val="false"/>
-          <w:smallCaps w:val="false"/>
-          <w:color w:val="000000"/>
-          <w:spacing w:val="0"/>
-          <w:sz w:val="24"/>
-          <w:szCs w:val="24"/>
+          <w:shd w:fill="FF0000" w:val="clear"/>
         </w:rPr>
         <w:t>The accuracy of GEBV for the trait of weaning weight derived from scenarios with markers of varying density is presented in Figure 4. For direct and maternal effects, the estimates ranged from 0.30376 (E0) to 0.40019 (E5) and from 0.30513 (E0) to 0.38741 (E3), respectively. Interestingly, the scenario with the highest accuracy was not the same for both direct and maternal effects, which could indicate that the accuracy of these estimates is dependent on the specific trait. Additionally, the uncertainty associated with the accuracy estimate was lower in scenario E0 compared to scenarios E1 to E8, indicating greater variability in the accuracy estimates when genomic information was used.</w:t>
       </w:r>
@@ -7682,7 +10103,7 @@
           <w:szCs w:val="24"/>
         </w:rPr>
         <w:drawing>
-          <wp:anchor behindDoc="0" distT="0" distB="0" distL="0" distR="0" simplePos="0" locked="0" layoutInCell="0" allowOverlap="1" relativeHeight="4">
+          <wp:anchor behindDoc="0" distT="0" distB="0" distL="0" distR="0" simplePos="0" locked="0" layoutInCell="0" allowOverlap="1" relativeHeight="20">
             <wp:simplePos x="0" y="0"/>
             <wp:positionH relativeFrom="column">
               <wp:align>center</wp:align>
@@ -7707,7 +10128,7 @@
                     </pic:cNvPicPr>
                   </pic:nvPicPr>
                   <pic:blipFill>
-                    <a:blip r:embed="rId5"/>
+                    <a:blip r:embed="rId41"/>
                     <a:stretch>
                       <a:fillRect/>
                     </a:stretch>
@@ -7730,6 +10151,40 @@
     </w:p>
     <w:p>
       <w:pPr>
+        <w:pStyle w:val="Normal"/>
+        <w:bidi w:val="0"/>
+        <w:spacing w:before="0" w:after="0"/>
+        <w:jc w:val="both"/>
+        <w:rPr>
+          <w:b w:val="false"/>
+          <w:b w:val="false"/>
+          <w:bCs w:val="false"/>
+          <w:i w:val="false"/>
+          <w:i w:val="false"/>
+          <w:caps w:val="false"/>
+          <w:smallCaps w:val="false"/>
+          <w:color w:val="000000"/>
+          <w:spacing w:val="0"/>
+          <w:sz w:val="24"/>
+          <w:szCs w:val="24"/>
+        </w:rPr>
+      </w:pPr>
+      <w:r>
+        <w:rPr>
+          <w:b w:val="false"/>
+          <w:bCs w:val="false"/>
+          <w:i w:val="false"/>
+          <w:caps w:val="false"/>
+          <w:smallCaps w:val="false"/>
+          <w:color w:val="000000"/>
+          <w:spacing w:val="0"/>
+          <w:sz w:val="24"/>
+          <w:szCs w:val="24"/>
+        </w:rPr>
+      </w:r>
+    </w:p>
+    <w:p>
+      <w:pPr>
         <w:pStyle w:val="Cuerpodetexto"/>
         <w:bidi w:val="0"/>
         <w:spacing w:before="0" w:after="0"/>
@@ -7818,10 +10273,14 @@
         <w:spacing w:before="0" w:after="0"/>
         <w:jc w:val="both"/>
         <w:rPr>
-          <w:b w:val="false"/>
-          <w:b w:val="false"/>
-          <w:bCs w:val="false"/>
-          <w:i w:val="false"/>
+          <w:highlight w:val="none"/>
+          <w:shd w:fill="FF0000" w:val="clear"/>
+        </w:rPr>
+      </w:pPr>
+      <w:r>
+        <w:rPr>
+          <w:b w:val="false"/>
+          <w:bCs w:val="false"/>
           <w:i w:val="false"/>
           <w:caps w:val="false"/>
           <w:smallCaps w:val="false"/>
@@ -7829,19 +10288,7 @@
           <w:spacing w:val="0"/>
           <w:sz w:val="24"/>
           <w:szCs w:val="24"/>
-        </w:rPr>
-      </w:pPr>
-      <w:r>
-        <w:rPr>
-          <w:b w:val="false"/>
-          <w:bCs w:val="false"/>
-          <w:i w:val="false"/>
-          <w:caps w:val="false"/>
-          <w:smallCaps w:val="false"/>
-          <w:color w:val="000000"/>
-          <w:spacing w:val="0"/>
-          <w:sz w:val="24"/>
-          <w:szCs w:val="24"/>
+          <w:shd w:fill="FF0000" w:val="clear"/>
         </w:rPr>
         <w:t>The bias and dispersion estimators for direct and maternal effects of weaning weight can be seen in Table 3. For the direct effect, bias ranged from 0.04949 (E5) to 0.07085 (E7), while dispersion varied from 0.81701 (E0) to 0.99295 (E5). These results suggest that, although some scenarios presented lower biases, dispersion close to the optimal value of 1 was more common in scenarios with genomic information (E1 to E8), with E5 being the best-performing scenario in terms of bias and dispersion. Regarding the maternal effect, bias ranged from -0.04060 (E5) to 0.01641 (E0), and dispersion fluctuated from 0.75496 (E0) to 0.91915 (E5). Once again, scenarios that included genomic information tended to show dispersion closer to 1, although they also presented more pronounced negative biases.</w:t>
       </w:r>
@@ -7969,10 +10416,10 @@
       </w:tblPr>
       <w:tblGrid>
         <w:gridCol w:w="1987"/>
+        <w:gridCol w:w="1994"/>
         <w:gridCol w:w="1995"/>
-        <w:gridCol w:w="1994"/>
-        <w:gridCol w:w="1996"/>
-        <w:gridCol w:w="2000"/>
+        <w:gridCol w:w="1995"/>
+        <w:gridCol w:w="2001"/>
       </w:tblGrid>
       <w:tr>
         <w:trPr/>
@@ -8157,6 +10604,61 @@
         </w:tc>
         <w:tc>
           <w:tcPr>
+            <w:tcW w:w="1994" w:type="dxa"/>
+            <w:tcBorders>
+              <w:bottom w:val="single" w:sz="4" w:space="0" w:color="000000"/>
+            </w:tcBorders>
+            <w:tcMar>
+              <w:top w:w="55" w:type="dxa"/>
+              <w:left w:w="55" w:type="dxa"/>
+              <w:bottom w:w="55" w:type="dxa"/>
+              <w:right w:w="55" w:type="dxa"/>
+            </w:tcMar>
+          </w:tcPr>
+          <w:p>
+            <w:pPr>
+              <w:pStyle w:val="Contenidodelatabla"/>
+              <w:widowControl w:val="false"/>
+              <w:bidi w:val="0"/>
+              <w:jc w:val="center"/>
+              <w:rPr>
+                <w:b/>
+                <w:b/>
+                <w:bCs/>
+                <w:i w:val="false"/>
+                <w:i w:val="false"/>
+                <w:iCs w:val="false"/>
+                <w:strike w:val="false"/>
+                <w:dstrike w:val="false"/>
+                <w:outline w:val="false"/>
+                <w:shadow w:val="false"/>
+                <w:color w:val="000000"/>
+                <w:sz w:val="24"/>
+                <w:szCs w:val="24"/>
+                <w:u w:val="none"/>
+              </w:rPr>
+            </w:pPr>
+            <w:r>
+              <w:rPr>
+                <w:b/>
+                <w:bCs/>
+                <w:i w:val="false"/>
+                <w:iCs w:val="false"/>
+                <w:strike w:val="false"/>
+                <w:dstrike w:val="false"/>
+                <w:outline w:val="false"/>
+                <w:shadow w:val="false"/>
+                <w:color w:val="000000"/>
+                <w:sz w:val="24"/>
+                <w:szCs w:val="24"/>
+                <w:u w:val="none"/>
+              </w:rPr>
+              <w:t>Bias</w:t>
+            </w:r>
+          </w:p>
+        </w:tc>
+        <w:tc>
+          <w:tcPr>
             <w:tcW w:w="1995" w:type="dxa"/>
             <w:tcBorders>
               <w:bottom w:val="single" w:sz="4" w:space="0" w:color="000000"/>
@@ -8206,13 +10708,13 @@
                 <w:szCs w:val="24"/>
                 <w:u w:val="none"/>
               </w:rPr>
-              <w:t>Bias</w:t>
+              <w:t>Dispersion</w:t>
             </w:r>
           </w:p>
         </w:tc>
         <w:tc>
           <w:tcPr>
-            <w:tcW w:w="1994" w:type="dxa"/>
+            <w:tcW w:w="1995" w:type="dxa"/>
             <w:tcBorders>
               <w:bottom w:val="single" w:sz="4" w:space="0" w:color="000000"/>
             </w:tcBorders>
@@ -8261,13 +10763,13 @@
                 <w:szCs w:val="24"/>
                 <w:u w:val="none"/>
               </w:rPr>
-              <w:t>Dispersion</w:t>
+              <w:t>Bias</w:t>
             </w:r>
           </w:p>
         </w:tc>
         <w:tc>
           <w:tcPr>
-            <w:tcW w:w="1996" w:type="dxa"/>
+            <w:tcW w:w="2001" w:type="dxa"/>
             <w:tcBorders>
               <w:bottom w:val="single" w:sz="4" w:space="0" w:color="000000"/>
             </w:tcBorders>
@@ -8316,61 +10818,6 @@
                 <w:szCs w:val="24"/>
                 <w:u w:val="none"/>
               </w:rPr>
-              <w:t>Bias</w:t>
-            </w:r>
-          </w:p>
-        </w:tc>
-        <w:tc>
-          <w:tcPr>
-            <w:tcW w:w="2000" w:type="dxa"/>
-            <w:tcBorders>
-              <w:bottom w:val="single" w:sz="4" w:space="0" w:color="000000"/>
-            </w:tcBorders>
-            <w:tcMar>
-              <w:top w:w="55" w:type="dxa"/>
-              <w:left w:w="55" w:type="dxa"/>
-              <w:bottom w:w="55" w:type="dxa"/>
-              <w:right w:w="55" w:type="dxa"/>
-            </w:tcMar>
-          </w:tcPr>
-          <w:p>
-            <w:pPr>
-              <w:pStyle w:val="Contenidodelatabla"/>
-              <w:widowControl w:val="false"/>
-              <w:bidi w:val="0"/>
-              <w:jc w:val="center"/>
-              <w:rPr>
-                <w:b/>
-                <w:b/>
-                <w:bCs/>
-                <w:i w:val="false"/>
-                <w:i w:val="false"/>
-                <w:iCs w:val="false"/>
-                <w:strike w:val="false"/>
-                <w:dstrike w:val="false"/>
-                <w:outline w:val="false"/>
-                <w:shadow w:val="false"/>
-                <w:color w:val="000000"/>
-                <w:sz w:val="24"/>
-                <w:szCs w:val="24"/>
-                <w:u w:val="none"/>
-              </w:rPr>
-            </w:pPr>
-            <w:r>
-              <w:rPr>
-                <w:b/>
-                <w:bCs/>
-                <w:i w:val="false"/>
-                <w:iCs w:val="false"/>
-                <w:strike w:val="false"/>
-                <w:dstrike w:val="false"/>
-                <w:outline w:val="false"/>
-                <w:shadow w:val="false"/>
-                <w:color w:val="000000"/>
-                <w:sz w:val="24"/>
-                <w:szCs w:val="24"/>
-                <w:u w:val="none"/>
-              </w:rPr>
               <w:t>Dispersion</w:t>
             </w:r>
           </w:p>
@@ -8427,6 +10874,128 @@
         </w:tc>
         <w:tc>
           <w:tcPr>
+            <w:tcW w:w="1994" w:type="dxa"/>
+            <w:tcBorders/>
+          </w:tcPr>
+          <w:p>
+            <w:pPr>
+              <w:pStyle w:val="Contenidodelatabla"/>
+              <w:widowControl w:val="false"/>
+              <w:bidi w:val="0"/>
+              <w:jc w:val="center"/>
+              <w:rPr/>
+            </w:pPr>
+            <w:r>
+              <w:rPr>
+                <w:rFonts w:ascii="Liberation Serif" w:hAnsi="Liberation Serif"/>
+                <w:b w:val="false"/>
+                <w:bCs w:val="false"/>
+                <w:i w:val="false"/>
+                <w:iCs w:val="false"/>
+                <w:strike w:val="false"/>
+                <w:dstrike w:val="false"/>
+                <w:outline w:val="false"/>
+                <w:shadow w:val="false"/>
+                <w:color w:val="000000"/>
+                <w:sz w:val="24"/>
+                <w:szCs w:val="24"/>
+                <w:u w:val="none"/>
+              </w:rPr>
+              <w:t>0.</w:t>
+            </w:r>
+            <w:r>
+              <w:rPr>
+                <w:rFonts w:ascii="Liberation Serif" w:hAnsi="Liberation Serif"/>
+                <w:b w:val="false"/>
+                <w:bCs w:val="false"/>
+                <w:i w:val="false"/>
+                <w:iCs w:val="false"/>
+                <w:strike w:val="false"/>
+                <w:dstrike w:val="false"/>
+                <w:outline w:val="false"/>
+                <w:shadow w:val="false"/>
+                <w:color w:val="000000"/>
+                <w:sz w:val="24"/>
+                <w:szCs w:val="24"/>
+                <w:u w:val="none"/>
+              </w:rPr>
+              <w:t xml:space="preserve">79 </w:t>
+            </w:r>
+            <w:hyperlink r:id="rId42">
+              <w:r>
+                <w:rPr>
+                  <w:rStyle w:val="EnlacedeInternet"/>
+                  <w:rFonts w:ascii="Liberation Serif" w:hAnsi="Liberation Serif"/>
+                  <w:b w:val="false"/>
+                  <w:bCs w:val="false"/>
+                  <w:i w:val="false"/>
+                  <w:iCs w:val="false"/>
+                  <w:strike w:val="false"/>
+                  <w:dstrike w:val="false"/>
+                  <w:outline w:val="false"/>
+                  <w:shadow w:val="false"/>
+                  <w:color w:val="000000"/>
+                  <w:sz w:val="24"/>
+                  <w:szCs w:val="24"/>
+                  <w:u w:val="none"/>
+                  <w:effect w:val="none"/>
+                </w:rPr>
+                <w:t>±</w:t>
+              </w:r>
+            </w:hyperlink>
+          </w:p>
+          <w:p>
+            <w:pPr>
+              <w:pStyle w:val="Contenidodelatabla"/>
+              <w:widowControl w:val="false"/>
+              <w:bidi w:val="0"/>
+              <w:jc w:val="center"/>
+              <w:rPr>
+                <w:rFonts w:ascii="Liberation Serif" w:hAnsi="Liberation Serif"/>
+                <w:sz w:val="24"/>
+                <w:szCs w:val="24"/>
+              </w:rPr>
+            </w:pPr>
+            <w:r>
+              <w:rPr>
+                <w:rFonts w:ascii="Liberation Serif" w:hAnsi="Liberation Serif"/>
+                <w:b w:val="false"/>
+                <w:bCs w:val="false"/>
+                <w:i w:val="false"/>
+                <w:iCs w:val="false"/>
+                <w:strike w:val="false"/>
+                <w:dstrike w:val="false"/>
+                <w:outline w:val="false"/>
+                <w:shadow w:val="false"/>
+                <w:color w:val="000000"/>
+                <w:sz w:val="24"/>
+                <w:szCs w:val="24"/>
+                <w:u w:val="none"/>
+              </w:rPr>
+              <w:t xml:space="preserve"> </w:t>
+            </w:r>
+            <w:r>
+              <w:rPr>
+                <w:rFonts w:ascii="Liberation Serif" w:hAnsi="Liberation Serif"/>
+                <w:b w:val="false"/>
+                <w:bCs w:val="false"/>
+                <w:i w:val="false"/>
+                <w:iCs w:val="false"/>
+                <w:strike w:val="false"/>
+                <w:dstrike w:val="false"/>
+                <w:outline w:val="false"/>
+                <w:shadow w:val="false"/>
+                <w:color w:val="000000"/>
+                <w:sz w:val="24"/>
+                <w:szCs w:val="24"/>
+                <w:u w:val="none"/>
+              </w:rPr>
+              <w:t>0.40</w:t>
+            </w:r>
+          </w:p>
+        </w:tc>
+        <w:tc>
+          <w:tcPr>
             <w:tcW w:w="1995" w:type="dxa"/>
             <w:tcBorders/>
           </w:tcPr>
@@ -8455,13 +11024,71 @@
                 <w:szCs w:val="24"/>
                 <w:u w:val="none"/>
               </w:rPr>
-              <w:t>0.05584</w:t>
+              <w:t>0.8</w:t>
+            </w:r>
+            <w:r>
+              <w:rPr>
+                <w:b w:val="false"/>
+                <w:bCs w:val="false"/>
+                <w:i w:val="false"/>
+                <w:iCs w:val="false"/>
+                <w:strike w:val="false"/>
+                <w:dstrike w:val="false"/>
+                <w:outline w:val="false"/>
+                <w:shadow w:val="false"/>
+                <w:color w:val="000000"/>
+                <w:sz w:val="24"/>
+                <w:szCs w:val="24"/>
+                <w:u w:val="none"/>
+              </w:rPr>
+              <w:t xml:space="preserve">2 </w:t>
+            </w:r>
+            <w:hyperlink r:id="rId43">
+              <w:r>
+                <w:rPr>
+                  <w:rStyle w:val="EnlacedeInternet"/>
+                  <w:rFonts w:ascii="Liberation Serif" w:hAnsi="Liberation Serif"/>
+                  <w:b w:val="false"/>
+                  <w:bCs w:val="false"/>
+                  <w:i w:val="false"/>
+                  <w:iCs w:val="false"/>
+                  <w:strike w:val="false"/>
+                  <w:dstrike w:val="false"/>
+                  <w:outline w:val="false"/>
+                  <w:shadow w:val="false"/>
+                  <w:color w:val="000000"/>
+                  <w:sz w:val="24"/>
+                  <w:szCs w:val="24"/>
+                  <w:u w:val="none"/>
+                  <w:effect w:val="none"/>
+                </w:rPr>
+                <w:t>±</w:t>
+              </w:r>
+            </w:hyperlink>
+            <w:r>
+              <w:rPr>
+                <w:rFonts w:ascii="Liberation Serif" w:hAnsi="Liberation Serif"/>
+                <w:b w:val="false"/>
+                <w:bCs w:val="false"/>
+                <w:i w:val="false"/>
+                <w:iCs w:val="false"/>
+                <w:strike w:val="false"/>
+                <w:dstrike w:val="false"/>
+                <w:outline w:val="false"/>
+                <w:shadow w:val="false"/>
+                <w:color w:val="000000"/>
+                <w:sz w:val="24"/>
+                <w:szCs w:val="24"/>
+                <w:u w:val="none"/>
+                <w:effect w:val="none"/>
+              </w:rPr>
+              <w:t xml:space="preserve"> 0.08</w:t>
             </w:r>
           </w:p>
         </w:tc>
         <w:tc>
           <w:tcPr>
-            <w:tcW w:w="1994" w:type="dxa"/>
+            <w:tcW w:w="1995" w:type="dxa"/>
             <w:tcBorders/>
           </w:tcPr>
           <w:p>
@@ -8475,27 +11102,13 @@
               </w:rPr>
             </w:pPr>
             <w:r>
-              <w:rPr>
-                <w:b w:val="false"/>
-                <w:bCs w:val="false"/>
-                <w:i w:val="false"/>
-                <w:iCs w:val="false"/>
-                <w:strike w:val="false"/>
-                <w:dstrike w:val="false"/>
-                <w:outline w:val="false"/>
-                <w:shadow w:val="false"/>
-                <w:color w:val="000000"/>
-                <w:sz w:val="24"/>
-                <w:szCs w:val="24"/>
-                <w:u w:val="none"/>
-              </w:rPr>
-              <w:t>0.81701</w:t>
+              <w:rPr/>
             </w:r>
           </w:p>
         </w:tc>
         <w:tc>
           <w:tcPr>
-            <w:tcW w:w="1996" w:type="dxa"/>
+            <w:tcW w:w="2001" w:type="dxa"/>
             <w:tcBorders/>
           </w:tcPr>
           <w:p>
@@ -8509,55 +11122,7 @@
               </w:rPr>
             </w:pPr>
             <w:r>
-              <w:rPr>
-                <w:b w:val="false"/>
-                <w:bCs w:val="false"/>
-                <w:i w:val="false"/>
-                <w:iCs w:val="false"/>
-                <w:strike w:val="false"/>
-                <w:dstrike w:val="false"/>
-                <w:outline w:val="false"/>
-                <w:shadow w:val="false"/>
-                <w:color w:val="000000"/>
-                <w:sz w:val="24"/>
-                <w:szCs w:val="24"/>
-                <w:u w:val="none"/>
-              </w:rPr>
-              <w:t>0.01641</w:t>
-            </w:r>
-          </w:p>
-        </w:tc>
-        <w:tc>
-          <w:tcPr>
-            <w:tcW w:w="2000" w:type="dxa"/>
-            <w:tcBorders/>
-          </w:tcPr>
-          <w:p>
-            <w:pPr>
-              <w:pStyle w:val="Contenidodelatabla"/>
-              <w:widowControl w:val="false"/>
-              <w:bidi w:val="0"/>
-              <w:jc w:val="center"/>
-              <w:rPr>
-                <w:color w:val="000000"/>
-              </w:rPr>
-            </w:pPr>
-            <w:r>
-              <w:rPr>
-                <w:b w:val="false"/>
-                <w:bCs w:val="false"/>
-                <w:i w:val="false"/>
-                <w:iCs w:val="false"/>
-                <w:strike w:val="false"/>
-                <w:dstrike w:val="false"/>
-                <w:outline w:val="false"/>
-                <w:shadow w:val="false"/>
-                <w:color w:val="000000"/>
-                <w:sz w:val="24"/>
-                <w:szCs w:val="24"/>
-                <w:u w:val="none"/>
-              </w:rPr>
-              <w:t>0.75496</w:t>
+              <w:rPr/>
             </w:r>
           </w:p>
         </w:tc>
@@ -8613,6 +11178,115 @@
         </w:tc>
         <w:tc>
           <w:tcPr>
+            <w:tcW w:w="1994" w:type="dxa"/>
+            <w:tcBorders/>
+          </w:tcPr>
+          <w:p>
+            <w:pPr>
+              <w:pStyle w:val="Contenidodelatabla"/>
+              <w:widowControl w:val="false"/>
+              <w:bidi w:val="0"/>
+              <w:jc w:val="center"/>
+              <w:rPr>
+                <w:color w:val="000000"/>
+              </w:rPr>
+            </w:pPr>
+            <w:r>
+              <w:rPr>
+                <w:b w:val="false"/>
+                <w:bCs w:val="false"/>
+                <w:i w:val="false"/>
+                <w:iCs w:val="false"/>
+                <w:strike w:val="false"/>
+                <w:dstrike w:val="false"/>
+                <w:outline w:val="false"/>
+                <w:shadow w:val="false"/>
+                <w:color w:val="000000"/>
+                <w:sz w:val="24"/>
+                <w:szCs w:val="24"/>
+                <w:u w:val="none"/>
+              </w:rPr>
+              <w:t>1</w:t>
+            </w:r>
+            <w:r>
+              <w:rPr>
+                <w:b w:val="false"/>
+                <w:bCs w:val="false"/>
+                <w:i w:val="false"/>
+                <w:iCs w:val="false"/>
+                <w:strike w:val="false"/>
+                <w:dstrike w:val="false"/>
+                <w:outline w:val="false"/>
+                <w:shadow w:val="false"/>
+                <w:color w:val="000000"/>
+                <w:sz w:val="24"/>
+                <w:szCs w:val="24"/>
+                <w:u w:val="none"/>
+              </w:rPr>
+              <w:t>.0</w:t>
+            </w:r>
+            <w:r>
+              <w:rPr>
+                <w:b w:val="false"/>
+                <w:bCs w:val="false"/>
+                <w:i w:val="false"/>
+                <w:iCs w:val="false"/>
+                <w:strike w:val="false"/>
+                <w:dstrike w:val="false"/>
+                <w:outline w:val="false"/>
+                <w:shadow w:val="false"/>
+                <w:color w:val="000000"/>
+                <w:sz w:val="24"/>
+                <w:szCs w:val="24"/>
+                <w:u w:val="none"/>
+              </w:rPr>
+              <w:t xml:space="preserve">3 </w:t>
+            </w:r>
+            <w:hyperlink r:id="rId44">
+              <w:r>
+                <w:rPr>
+                  <w:rStyle w:val="EnlacedeInternet"/>
+                  <w:rFonts w:ascii="Liberation Serif" w:hAnsi="Liberation Serif"/>
+                  <w:b w:val="false"/>
+                  <w:bCs w:val="false"/>
+                  <w:i w:val="false"/>
+                  <w:iCs w:val="false"/>
+                  <w:strike w:val="false"/>
+                  <w:dstrike w:val="false"/>
+                  <w:outline w:val="false"/>
+                  <w:shadow w:val="false"/>
+                  <w:color w:val="000000"/>
+                  <w:sz w:val="24"/>
+                  <w:szCs w:val="24"/>
+                  <w:u w:val="none"/>
+                  <w:effect w:val="none"/>
+                </w:rPr>
+                <w:t>±</w:t>
+              </w:r>
+            </w:hyperlink>
+            <w:r>
+              <w:rPr>
+                <w:rFonts w:ascii="Liberation Serif" w:hAnsi="Liberation Serif"/>
+                <w:b w:val="false"/>
+                <w:bCs w:val="false"/>
+                <w:i w:val="false"/>
+                <w:iCs w:val="false"/>
+                <w:strike w:val="false"/>
+                <w:dstrike w:val="false"/>
+                <w:outline w:val="false"/>
+                <w:shadow w:val="false"/>
+                <w:color w:val="000000"/>
+                <w:sz w:val="24"/>
+                <w:szCs w:val="24"/>
+                <w:u w:val="none"/>
+                <w:effect w:val="none"/>
+              </w:rPr>
+              <w:t xml:space="preserve"> 0.39</w:t>
+            </w:r>
+          </w:p>
+        </w:tc>
+        <w:tc>
+          <w:tcPr>
             <w:tcW w:w="1995" w:type="dxa"/>
             <w:tcBorders/>
           </w:tcPr>
@@ -8641,13 +11315,54 @@
                 <w:szCs w:val="24"/>
                 <w:u w:val="none"/>
               </w:rPr>
-              <w:t>0.05908</w:t>
+              <w:t xml:space="preserve">0.92 </w:t>
+            </w:r>
+            <w:hyperlink r:id="rId45">
+              <w:r>
+                <w:rPr>
+                  <w:rStyle w:val="EnlacedeInternet"/>
+                  <w:rFonts w:ascii="Liberation Serif" w:hAnsi="Liberation Serif"/>
+                  <w:b w:val="false"/>
+                  <w:bCs w:val="false"/>
+                  <w:i w:val="false"/>
+                  <w:iCs w:val="false"/>
+                  <w:strike w:val="false"/>
+                  <w:dstrike w:val="false"/>
+                  <w:outline w:val="false"/>
+                  <w:shadow w:val="false"/>
+                  <w:color w:val="000000"/>
+                  <w:sz w:val="24"/>
+                  <w:szCs w:val="24"/>
+                  <w:u w:val="none"/>
+                  <w:effect w:val="none"/>
+                </w:rPr>
+                <w:t>±</w:t>
+              </w:r>
+            </w:hyperlink>
+            <w:r>
+              <w:rPr>
+                <w:rFonts w:ascii="Liberation Serif" w:hAnsi="Liberation Serif"/>
+                <w:b w:val="false"/>
+                <w:bCs w:val="false"/>
+                <w:i w:val="false"/>
+                <w:iCs w:val="false"/>
+                <w:strike w:val="false"/>
+                <w:dstrike w:val="false"/>
+                <w:outline w:val="false"/>
+                <w:shadow w:val="false"/>
+                <w:color w:val="000000"/>
+                <w:sz w:val="24"/>
+                <w:szCs w:val="24"/>
+                <w:u w:val="none"/>
+                <w:effect w:val="none"/>
+              </w:rPr>
+              <w:t xml:space="preserve"> 0.07</w:t>
             </w:r>
           </w:p>
         </w:tc>
         <w:tc>
           <w:tcPr>
-            <w:tcW w:w="1994" w:type="dxa"/>
+            <w:tcW w:w="1995" w:type="dxa"/>
             <w:tcBorders/>
           </w:tcPr>
           <w:p>
@@ -8661,27 +11376,13 @@
               </w:rPr>
             </w:pPr>
             <w:r>
-              <w:rPr>
-                <w:b w:val="false"/>
-                <w:bCs w:val="false"/>
-                <w:i w:val="false"/>
-                <w:iCs w:val="false"/>
-                <w:strike w:val="false"/>
-                <w:dstrike w:val="false"/>
-                <w:outline w:val="false"/>
-                <w:shadow w:val="false"/>
-                <w:color w:val="000000"/>
-                <w:sz w:val="24"/>
-                <w:szCs w:val="24"/>
-                <w:u w:val="none"/>
-              </w:rPr>
-              <w:t>0.92092</w:t>
+              <w:rPr/>
             </w:r>
           </w:p>
         </w:tc>
         <w:tc>
           <w:tcPr>
-            <w:tcW w:w="1996" w:type="dxa"/>
+            <w:tcW w:w="2001" w:type="dxa"/>
             <w:tcBorders/>
           </w:tcPr>
           <w:p>
@@ -8695,55 +11396,7 @@
               </w:rPr>
             </w:pPr>
             <w:r>
-              <w:rPr>
-                <w:b w:val="false"/>
-                <w:bCs w:val="false"/>
-                <w:i w:val="false"/>
-                <w:iCs w:val="false"/>
-                <w:strike w:val="false"/>
-                <w:dstrike w:val="false"/>
-                <w:outline w:val="false"/>
-                <w:shadow w:val="false"/>
-                <w:color w:val="000000"/>
-                <w:sz w:val="24"/>
-                <w:szCs w:val="24"/>
-                <w:u w:val="none"/>
-              </w:rPr>
-              <w:t>-0.03365</w:t>
-            </w:r>
-          </w:p>
-        </w:tc>
-        <w:tc>
-          <w:tcPr>
-            <w:tcW w:w="2000" w:type="dxa"/>
-            <w:tcBorders/>
-          </w:tcPr>
-          <w:p>
-            <w:pPr>
-              <w:pStyle w:val="Contenidodelatabla"/>
-              <w:widowControl w:val="false"/>
-              <w:bidi w:val="0"/>
-              <w:jc w:val="center"/>
-              <w:rPr>
-                <w:color w:val="000000"/>
-              </w:rPr>
-            </w:pPr>
-            <w:r>
-              <w:rPr>
-                <w:b w:val="false"/>
-                <w:bCs w:val="false"/>
-                <w:i w:val="false"/>
-                <w:iCs w:val="false"/>
-                <w:strike w:val="false"/>
-                <w:dstrike w:val="false"/>
-                <w:outline w:val="false"/>
-                <w:shadow w:val="false"/>
-                <w:color w:val="000000"/>
-                <w:sz w:val="24"/>
-                <w:szCs w:val="24"/>
-                <w:u w:val="none"/>
-              </w:rPr>
-              <w:t>0.90304</w:t>
+              <w:rPr/>
             </w:r>
           </w:p>
         </w:tc>
@@ -8799,6 +11452,115 @@
         </w:tc>
         <w:tc>
           <w:tcPr>
+            <w:tcW w:w="1994" w:type="dxa"/>
+            <w:tcBorders/>
+          </w:tcPr>
+          <w:p>
+            <w:pPr>
+              <w:pStyle w:val="Contenidodelatabla"/>
+              <w:widowControl w:val="false"/>
+              <w:bidi w:val="0"/>
+              <w:jc w:val="center"/>
+              <w:rPr>
+                <w:color w:val="000000"/>
+              </w:rPr>
+            </w:pPr>
+            <w:r>
+              <w:rPr>
+                <w:b w:val="false"/>
+                <w:bCs w:val="false"/>
+                <w:i w:val="false"/>
+                <w:iCs w:val="false"/>
+                <w:strike w:val="false"/>
+                <w:dstrike w:val="false"/>
+                <w:outline w:val="false"/>
+                <w:shadow w:val="false"/>
+                <w:color w:val="000000"/>
+                <w:sz w:val="24"/>
+                <w:szCs w:val="24"/>
+                <w:u w:val="none"/>
+              </w:rPr>
+              <w:t>1</w:t>
+            </w:r>
+            <w:r>
+              <w:rPr>
+                <w:b w:val="false"/>
+                <w:bCs w:val="false"/>
+                <w:i w:val="false"/>
+                <w:iCs w:val="false"/>
+                <w:strike w:val="false"/>
+                <w:dstrike w:val="false"/>
+                <w:outline w:val="false"/>
+                <w:shadow w:val="false"/>
+                <w:color w:val="000000"/>
+                <w:sz w:val="24"/>
+                <w:szCs w:val="24"/>
+                <w:u w:val="none"/>
+              </w:rPr>
+              <w:t>.</w:t>
+            </w:r>
+            <w:r>
+              <w:rPr>
+                <w:b w:val="false"/>
+                <w:bCs w:val="false"/>
+                <w:i w:val="false"/>
+                <w:iCs w:val="false"/>
+                <w:strike w:val="false"/>
+                <w:dstrike w:val="false"/>
+                <w:outline w:val="false"/>
+                <w:shadow w:val="false"/>
+                <w:color w:val="000000"/>
+                <w:sz w:val="24"/>
+                <w:szCs w:val="24"/>
+                <w:u w:val="none"/>
+              </w:rPr>
+              <w:t xml:space="preserve">11 </w:t>
+            </w:r>
+            <w:hyperlink r:id="rId46">
+              <w:r>
+                <w:rPr>
+                  <w:rStyle w:val="EnlacedeInternet"/>
+                  <w:rFonts w:ascii="Liberation Serif" w:hAnsi="Liberation Serif"/>
+                  <w:b w:val="false"/>
+                  <w:bCs w:val="false"/>
+                  <w:i w:val="false"/>
+                  <w:iCs w:val="false"/>
+                  <w:strike w:val="false"/>
+                  <w:dstrike w:val="false"/>
+                  <w:outline w:val="false"/>
+                  <w:shadow w:val="false"/>
+                  <w:color w:val="000000"/>
+                  <w:sz w:val="24"/>
+                  <w:szCs w:val="24"/>
+                  <w:u w:val="none"/>
+                  <w:effect w:val="none"/>
+                </w:rPr>
+                <w:t>±</w:t>
+              </w:r>
+            </w:hyperlink>
+            <w:r>
+              <w:rPr>
+                <w:rFonts w:ascii="Liberation Serif" w:hAnsi="Liberation Serif"/>
+                <w:b w:val="false"/>
+                <w:bCs w:val="false"/>
+                <w:i w:val="false"/>
+                <w:iCs w:val="false"/>
+                <w:strike w:val="false"/>
+                <w:dstrike w:val="false"/>
+                <w:outline w:val="false"/>
+                <w:shadow w:val="false"/>
+                <w:color w:val="000000"/>
+                <w:sz w:val="24"/>
+                <w:szCs w:val="24"/>
+                <w:u w:val="none"/>
+                <w:effect w:val="none"/>
+              </w:rPr>
+              <w:t xml:space="preserve"> 0.38</w:t>
+            </w:r>
+          </w:p>
+        </w:tc>
+        <w:tc>
+          <w:tcPr>
             <w:tcW w:w="1995" w:type="dxa"/>
             <w:tcBorders/>
           </w:tcPr>
@@ -8827,13 +11589,71 @@
                 <w:szCs w:val="24"/>
                 <w:u w:val="none"/>
               </w:rPr>
-              <w:t>0.06447</w:t>
+              <w:t>0.9</w:t>
+            </w:r>
+            <w:r>
+              <w:rPr>
+                <w:b w:val="false"/>
+                <w:bCs w:val="false"/>
+                <w:i w:val="false"/>
+                <w:iCs w:val="false"/>
+                <w:strike w:val="false"/>
+                <w:dstrike w:val="false"/>
+                <w:outline w:val="false"/>
+                <w:shadow w:val="false"/>
+                <w:color w:val="000000"/>
+                <w:sz w:val="24"/>
+                <w:szCs w:val="24"/>
+                <w:u w:val="none"/>
+              </w:rPr>
+              <w:t xml:space="preserve">8 </w:t>
+            </w:r>
+            <w:hyperlink r:id="rId47">
+              <w:r>
+                <w:rPr>
+                  <w:rStyle w:val="EnlacedeInternet"/>
+                  <w:rFonts w:ascii="Liberation Serif" w:hAnsi="Liberation Serif"/>
+                  <w:b w:val="false"/>
+                  <w:bCs w:val="false"/>
+                  <w:i w:val="false"/>
+                  <w:iCs w:val="false"/>
+                  <w:strike w:val="false"/>
+                  <w:dstrike w:val="false"/>
+                  <w:outline w:val="false"/>
+                  <w:shadow w:val="false"/>
+                  <w:color w:val="000000"/>
+                  <w:sz w:val="24"/>
+                  <w:szCs w:val="24"/>
+                  <w:u w:val="none"/>
+                  <w:effect w:val="none"/>
+                </w:rPr>
+                <w:t>±</w:t>
+              </w:r>
+            </w:hyperlink>
+            <w:r>
+              <w:rPr>
+                <w:rFonts w:ascii="Liberation Serif" w:hAnsi="Liberation Serif"/>
+                <w:b w:val="false"/>
+                <w:bCs w:val="false"/>
+                <w:i w:val="false"/>
+                <w:iCs w:val="false"/>
+                <w:strike w:val="false"/>
+                <w:dstrike w:val="false"/>
+                <w:outline w:val="false"/>
+                <w:shadow w:val="false"/>
+                <w:color w:val="000000"/>
+                <w:sz w:val="24"/>
+                <w:szCs w:val="24"/>
+                <w:u w:val="none"/>
+                <w:effect w:val="none"/>
+              </w:rPr>
+              <w:t xml:space="preserve"> 0.07</w:t>
             </w:r>
           </w:p>
         </w:tc>
         <w:tc>
           <w:tcPr>
-            <w:tcW w:w="1994" w:type="dxa"/>
+            <w:tcW w:w="1995" w:type="dxa"/>
             <w:tcBorders/>
           </w:tcPr>
           <w:p>
@@ -8847,27 +11667,13 @@
               </w:rPr>
             </w:pPr>
             <w:r>
-              <w:rPr>
-                <w:b w:val="false"/>
-                <w:bCs w:val="false"/>
-                <w:i w:val="false"/>
-                <w:iCs w:val="false"/>
-                <w:strike w:val="false"/>
-                <w:dstrike w:val="false"/>
-                <w:outline w:val="false"/>
-                <w:shadow w:val="false"/>
-                <w:color w:val="000000"/>
-                <w:sz w:val="24"/>
-                <w:szCs w:val="24"/>
-                <w:u w:val="none"/>
-              </w:rPr>
-              <w:t>0.97738</w:t>
+              <w:rPr/>
             </w:r>
           </w:p>
         </w:tc>
         <w:tc>
           <w:tcPr>
-            <w:tcW w:w="1996" w:type="dxa"/>
+            <w:tcW w:w="2001" w:type="dxa"/>
             <w:tcBorders/>
           </w:tcPr>
           <w:p>
@@ -8881,55 +11687,7 @@
               </w:rPr>
             </w:pPr>
             <w:r>
-              <w:rPr>
-                <w:b w:val="false"/>
-                <w:bCs w:val="false"/>
-                <w:i w:val="false"/>
-                <w:iCs w:val="false"/>
-                <w:strike w:val="false"/>
-                <w:dstrike w:val="false"/>
-                <w:outline w:val="false"/>
-                <w:shadow w:val="false"/>
-                <w:color w:val="000000"/>
-                <w:sz w:val="24"/>
-                <w:szCs w:val="24"/>
-                <w:u w:val="none"/>
-              </w:rPr>
-              <w:t>-0.03582</w:t>
-            </w:r>
-          </w:p>
-        </w:tc>
-        <w:tc>
-          <w:tcPr>
-            <w:tcW w:w="2000" w:type="dxa"/>
-            <w:tcBorders/>
-          </w:tcPr>
-          <w:p>
-            <w:pPr>
-              <w:pStyle w:val="Contenidodelatabla"/>
-              <w:widowControl w:val="false"/>
-              <w:bidi w:val="0"/>
-              <w:jc w:val="center"/>
-              <w:rPr>
-                <w:color w:val="000000"/>
-              </w:rPr>
-            </w:pPr>
-            <w:r>
-              <w:rPr>
-                <w:b w:val="false"/>
-                <w:bCs w:val="false"/>
-                <w:i w:val="false"/>
-                <w:iCs w:val="false"/>
-                <w:strike w:val="false"/>
-                <w:dstrike w:val="false"/>
-                <w:outline w:val="false"/>
-                <w:shadow w:val="false"/>
-                <w:color w:val="000000"/>
-                <w:sz w:val="24"/>
-                <w:szCs w:val="24"/>
-                <w:u w:val="none"/>
-              </w:rPr>
-              <w:t>0.87405</w:t>
+              <w:rPr/>
             </w:r>
           </w:p>
         </w:tc>
@@ -8985,6 +11743,98 @@
         </w:tc>
         <w:tc>
           <w:tcPr>
+            <w:tcW w:w="1994" w:type="dxa"/>
+            <w:tcBorders/>
+          </w:tcPr>
+          <w:p>
+            <w:pPr>
+              <w:pStyle w:val="Contenidodelatabla"/>
+              <w:widowControl w:val="false"/>
+              <w:bidi w:val="0"/>
+              <w:jc w:val="center"/>
+              <w:rPr>
+                <w:color w:val="000000"/>
+              </w:rPr>
+            </w:pPr>
+            <w:r>
+              <w:rPr>
+                <w:b w:val="false"/>
+                <w:bCs w:val="false"/>
+                <w:i w:val="false"/>
+                <w:iCs w:val="false"/>
+                <w:strike w:val="false"/>
+                <w:dstrike w:val="false"/>
+                <w:outline w:val="false"/>
+                <w:shadow w:val="false"/>
+                <w:color w:val="000000"/>
+                <w:sz w:val="24"/>
+                <w:szCs w:val="24"/>
+                <w:u w:val="none"/>
+              </w:rPr>
+              <w:t>0.</w:t>
+            </w:r>
+            <w:r>
+              <w:rPr>
+                <w:b w:val="false"/>
+                <w:bCs w:val="false"/>
+                <w:i w:val="false"/>
+                <w:iCs w:val="false"/>
+                <w:strike w:val="false"/>
+                <w:dstrike w:val="false"/>
+                <w:outline w:val="false"/>
+                <w:shadow w:val="false"/>
+                <w:color w:val="000000"/>
+                <w:sz w:val="24"/>
+                <w:szCs w:val="24"/>
+                <w:u w:val="none"/>
+              </w:rPr>
+              <w:t xml:space="preserve">89 </w:t>
+            </w:r>
+            <w:hyperlink r:id="rId48">
+              <w:r>
+                <w:rPr>
+                  <w:rStyle w:val="EnlacedeInternet"/>
+                  <w:rFonts w:ascii="Liberation Serif" w:hAnsi="Liberation Serif"/>
+                  <w:b w:val="false"/>
+                  <w:bCs w:val="false"/>
+                  <w:i w:val="false"/>
+                  <w:iCs w:val="false"/>
+                  <w:strike w:val="false"/>
+                  <w:dstrike w:val="false"/>
+                  <w:outline w:val="false"/>
+                  <w:shadow w:val="false"/>
+                  <w:color w:val="000000"/>
+                  <w:sz w:val="24"/>
+                  <w:szCs w:val="24"/>
+                  <w:u w:val="none"/>
+                  <w:effect w:val="none"/>
+                </w:rPr>
+                <w:t>±</w:t>
+              </w:r>
+            </w:hyperlink>
+            <w:r>
+              <w:rPr>
+                <w:rFonts w:ascii="Liberation Serif" w:hAnsi="Liberation Serif"/>
+                <w:b w:val="false"/>
+                <w:bCs w:val="false"/>
+                <w:i w:val="false"/>
+                <w:iCs w:val="false"/>
+                <w:strike w:val="false"/>
+                <w:dstrike w:val="false"/>
+                <w:outline w:val="false"/>
+                <w:shadow w:val="false"/>
+                <w:color w:val="000000"/>
+                <w:sz w:val="24"/>
+                <w:szCs w:val="24"/>
+                <w:u w:val="none"/>
+                <w:effect w:val="none"/>
+              </w:rPr>
+              <w:t xml:space="preserve"> 0.38</w:t>
+            </w:r>
+          </w:p>
+        </w:tc>
+        <w:tc>
+          <w:tcPr>
             <w:tcW w:w="1995" w:type="dxa"/>
             <w:tcBorders/>
           </w:tcPr>
@@ -9013,13 +11863,88 @@
                 <w:szCs w:val="24"/>
                 <w:u w:val="none"/>
               </w:rPr>
-              <w:t>0.04949</w:t>
+              <w:t>1</w:t>
+            </w:r>
+            <w:r>
+              <w:rPr>
+                <w:b w:val="false"/>
+                <w:bCs w:val="false"/>
+                <w:i w:val="false"/>
+                <w:iCs w:val="false"/>
+                <w:strike w:val="false"/>
+                <w:dstrike w:val="false"/>
+                <w:outline w:val="false"/>
+                <w:shadow w:val="false"/>
+                <w:color w:val="000000"/>
+                <w:sz w:val="24"/>
+                <w:szCs w:val="24"/>
+                <w:u w:val="none"/>
+              </w:rPr>
+              <w:t>.</w:t>
+            </w:r>
+            <w:r>
+              <w:rPr>
+                <w:b w:val="false"/>
+                <w:bCs w:val="false"/>
+                <w:i w:val="false"/>
+                <w:iCs w:val="false"/>
+                <w:strike w:val="false"/>
+                <w:dstrike w:val="false"/>
+                <w:outline w:val="false"/>
+                <w:shadow w:val="false"/>
+                <w:color w:val="000000"/>
+                <w:sz w:val="24"/>
+                <w:szCs w:val="24"/>
+                <w:u w:val="none"/>
+              </w:rPr>
+              <w:t xml:space="preserve">00 </w:t>
+            </w:r>
+            <w:hyperlink r:id="rId49">
+              <w:r>
+                <w:rPr>
+                  <w:rStyle w:val="EnlacedeInternet"/>
+                  <w:rFonts w:ascii="Liberation Serif" w:hAnsi="Liberation Serif"/>
+                  <w:b w:val="false"/>
+                  <w:bCs w:val="false"/>
+                  <w:i w:val="false"/>
+                  <w:iCs w:val="false"/>
+                  <w:strike w:val="false"/>
+                  <w:dstrike w:val="false"/>
+                  <w:outline w:val="false"/>
+                  <w:shadow w:val="false"/>
+                  <w:color w:val="000000"/>
+                  <w:sz w:val="24"/>
+                  <w:szCs w:val="24"/>
+                  <w:u w:val="none"/>
+                  <w:effect w:val="none"/>
+                </w:rPr>
+                <w:t>±</w:t>
+              </w:r>
+            </w:hyperlink>
+            <w:r>
+              <w:rPr>
+                <w:rFonts w:ascii="Liberation Serif" w:hAnsi="Liberation Serif"/>
+                <w:b w:val="false"/>
+                <w:bCs w:val="false"/>
+                <w:i w:val="false"/>
+                <w:iCs w:val="false"/>
+                <w:strike w:val="false"/>
+                <w:dstrike w:val="false"/>
+                <w:outline w:val="false"/>
+                <w:shadow w:val="false"/>
+                <w:color w:val="000000"/>
+                <w:sz w:val="24"/>
+                <w:szCs w:val="24"/>
+                <w:u w:val="none"/>
+                <w:effect w:val="none"/>
+              </w:rPr>
+              <w:t xml:space="preserve"> 0.07</w:t>
             </w:r>
           </w:p>
         </w:tc>
         <w:tc>
           <w:tcPr>
-            <w:tcW w:w="1994" w:type="dxa"/>
+            <w:tcW w:w="1995" w:type="dxa"/>
             <w:tcBorders/>
           </w:tcPr>
           <w:p>
@@ -9033,27 +11958,13 @@
               </w:rPr>
             </w:pPr>
             <w:r>
-              <w:rPr>
-                <w:b w:val="false"/>
-                <w:bCs w:val="false"/>
-                <w:i w:val="false"/>
-                <w:iCs w:val="false"/>
-                <w:strike w:val="false"/>
-                <w:dstrike w:val="false"/>
-                <w:outline w:val="false"/>
-                <w:shadow w:val="false"/>
-                <w:color w:val="000000"/>
-                <w:sz w:val="24"/>
-                <w:szCs w:val="24"/>
-                <w:u w:val="none"/>
-              </w:rPr>
-              <w:t>0.99295</w:t>
+              <w:rPr/>
             </w:r>
           </w:p>
         </w:tc>
         <w:tc>
           <w:tcPr>
-            <w:tcW w:w="1996" w:type="dxa"/>
+            <w:tcW w:w="2001" w:type="dxa"/>
             <w:tcBorders/>
           </w:tcPr>
           <w:p>
@@ -9067,55 +11978,7 @@
               </w:rPr>
             </w:pPr>
             <w:r>
-              <w:rPr>
-                <w:b w:val="false"/>
-                <w:bCs w:val="false"/>
-                <w:i w:val="false"/>
-                <w:iCs w:val="false"/>
-                <w:strike w:val="false"/>
-                <w:dstrike w:val="false"/>
-                <w:outline w:val="false"/>
-                <w:shadow w:val="false"/>
-                <w:color w:val="000000"/>
-                <w:sz w:val="24"/>
-                <w:szCs w:val="24"/>
-                <w:u w:val="none"/>
-              </w:rPr>
-              <w:t>-0.04060</w:t>
-            </w:r>
-          </w:p>
-        </w:tc>
-        <w:tc>
-          <w:tcPr>
-            <w:tcW w:w="2000" w:type="dxa"/>
-            <w:tcBorders/>
-          </w:tcPr>
-          <w:p>
-            <w:pPr>
-              <w:pStyle w:val="Contenidodelatabla"/>
-              <w:widowControl w:val="false"/>
-              <w:bidi w:val="0"/>
-              <w:jc w:val="center"/>
-              <w:rPr>
-                <w:color w:val="000000"/>
-              </w:rPr>
-            </w:pPr>
-            <w:r>
-              <w:rPr>
-                <w:b w:val="false"/>
-                <w:bCs w:val="false"/>
-                <w:i w:val="false"/>
-                <w:iCs w:val="false"/>
-                <w:strike w:val="false"/>
-                <w:dstrike w:val="false"/>
-                <w:outline w:val="false"/>
-                <w:shadow w:val="false"/>
-                <w:color w:val="000000"/>
-                <w:sz w:val="24"/>
-                <w:szCs w:val="24"/>
-                <w:u w:val="none"/>
-              </w:rPr>
-              <w:t>0.91915</w:t>
+              <w:rPr/>
             </w:r>
           </w:p>
         </w:tc>
@@ -9171,6 +12034,115 @@
         </w:tc>
         <w:tc>
           <w:tcPr>
+            <w:tcW w:w="1994" w:type="dxa"/>
+            <w:tcBorders/>
+          </w:tcPr>
+          <w:p>
+            <w:pPr>
+              <w:pStyle w:val="Contenidodelatabla"/>
+              <w:widowControl w:val="false"/>
+              <w:bidi w:val="0"/>
+              <w:jc w:val="center"/>
+              <w:rPr>
+                <w:color w:val="000000"/>
+              </w:rPr>
+            </w:pPr>
+            <w:r>
+              <w:rPr>
+                <w:b w:val="false"/>
+                <w:bCs w:val="false"/>
+                <w:i w:val="false"/>
+                <w:iCs w:val="false"/>
+                <w:strike w:val="false"/>
+                <w:dstrike w:val="false"/>
+                <w:outline w:val="false"/>
+                <w:shadow w:val="false"/>
+                <w:color w:val="000000"/>
+                <w:sz w:val="24"/>
+                <w:szCs w:val="24"/>
+                <w:u w:val="none"/>
+              </w:rPr>
+              <w:t>1</w:t>
+            </w:r>
+            <w:r>
+              <w:rPr>
+                <w:b w:val="false"/>
+                <w:bCs w:val="false"/>
+                <w:i w:val="false"/>
+                <w:iCs w:val="false"/>
+                <w:strike w:val="false"/>
+                <w:dstrike w:val="false"/>
+                <w:outline w:val="false"/>
+                <w:shadow w:val="false"/>
+                <w:color w:val="000000"/>
+                <w:sz w:val="24"/>
+                <w:szCs w:val="24"/>
+                <w:u w:val="none"/>
+              </w:rPr>
+              <w:t>.</w:t>
+            </w:r>
+            <w:r>
+              <w:rPr>
+                <w:b w:val="false"/>
+                <w:bCs w:val="false"/>
+                <w:i w:val="false"/>
+                <w:iCs w:val="false"/>
+                <w:strike w:val="false"/>
+                <w:dstrike w:val="false"/>
+                <w:outline w:val="false"/>
+                <w:shadow w:val="false"/>
+                <w:color w:val="000000"/>
+                <w:sz w:val="24"/>
+                <w:szCs w:val="24"/>
+                <w:u w:val="none"/>
+              </w:rPr>
+              <w:t xml:space="preserve">13 </w:t>
+            </w:r>
+            <w:hyperlink r:id="rId50">
+              <w:r>
+                <w:rPr>
+                  <w:rStyle w:val="EnlacedeInternet"/>
+                  <w:rFonts w:ascii="Liberation Serif" w:hAnsi="Liberation Serif"/>
+                  <w:b w:val="false"/>
+                  <w:bCs w:val="false"/>
+                  <w:i w:val="false"/>
+                  <w:iCs w:val="false"/>
+                  <w:strike w:val="false"/>
+                  <w:dstrike w:val="false"/>
+                  <w:outline w:val="false"/>
+                  <w:shadow w:val="false"/>
+                  <w:color w:val="000000"/>
+                  <w:sz w:val="24"/>
+                  <w:szCs w:val="24"/>
+                  <w:u w:val="none"/>
+                  <w:effect w:val="none"/>
+                </w:rPr>
+                <w:t>±</w:t>
+              </w:r>
+            </w:hyperlink>
+            <w:r>
+              <w:rPr>
+                <w:rFonts w:ascii="Liberation Serif" w:hAnsi="Liberation Serif"/>
+                <w:b w:val="false"/>
+                <w:bCs w:val="false"/>
+                <w:i w:val="false"/>
+                <w:iCs w:val="false"/>
+                <w:strike w:val="false"/>
+                <w:dstrike w:val="false"/>
+                <w:outline w:val="false"/>
+                <w:shadow w:val="false"/>
+                <w:color w:val="000000"/>
+                <w:sz w:val="24"/>
+                <w:szCs w:val="24"/>
+                <w:u w:val="none"/>
+                <w:effect w:val="none"/>
+              </w:rPr>
+              <w:t xml:space="preserve"> 0.38</w:t>
+            </w:r>
+          </w:p>
+        </w:tc>
+        <w:tc>
+          <w:tcPr>
             <w:tcW w:w="1995" w:type="dxa"/>
             <w:tcBorders/>
           </w:tcPr>
@@ -9199,13 +12171,54 @@
                 <w:szCs w:val="24"/>
                 <w:u w:val="none"/>
               </w:rPr>
-              <w:t>0.06578</w:t>
+              <w:t xml:space="preserve">0.99 </w:t>
+            </w:r>
+            <w:hyperlink r:id="rId51">
+              <w:r>
+                <w:rPr>
+                  <w:rStyle w:val="EnlacedeInternet"/>
+                  <w:rFonts w:ascii="Liberation Serif" w:hAnsi="Liberation Serif"/>
+                  <w:b w:val="false"/>
+                  <w:bCs w:val="false"/>
+                  <w:i w:val="false"/>
+                  <w:iCs w:val="false"/>
+                  <w:strike w:val="false"/>
+                  <w:dstrike w:val="false"/>
+                  <w:outline w:val="false"/>
+                  <w:shadow w:val="false"/>
+                  <w:color w:val="000000"/>
+                  <w:sz w:val="24"/>
+                  <w:szCs w:val="24"/>
+                  <w:u w:val="none"/>
+                  <w:effect w:val="none"/>
+                </w:rPr>
+                <w:t>±</w:t>
+              </w:r>
+            </w:hyperlink>
+            <w:r>
+              <w:rPr>
+                <w:rFonts w:ascii="Liberation Serif" w:hAnsi="Liberation Serif"/>
+                <w:b w:val="false"/>
+                <w:bCs w:val="false"/>
+                <w:i w:val="false"/>
+                <w:iCs w:val="false"/>
+                <w:strike w:val="false"/>
+                <w:dstrike w:val="false"/>
+                <w:outline w:val="false"/>
+                <w:shadow w:val="false"/>
+                <w:color w:val="000000"/>
+                <w:sz w:val="24"/>
+                <w:szCs w:val="24"/>
+                <w:u w:val="none"/>
+                <w:effect w:val="none"/>
+              </w:rPr>
+              <w:t xml:space="preserve"> 0.07</w:t>
             </w:r>
           </w:p>
         </w:tc>
         <w:tc>
           <w:tcPr>
-            <w:tcW w:w="1994" w:type="dxa"/>
+            <w:tcW w:w="1995" w:type="dxa"/>
             <w:tcBorders/>
           </w:tcPr>
           <w:p>
@@ -9219,27 +12232,13 @@
               </w:rPr>
             </w:pPr>
             <w:r>
-              <w:rPr>
-                <w:b w:val="false"/>
-                <w:bCs w:val="false"/>
-                <w:i w:val="false"/>
-                <w:iCs w:val="false"/>
-                <w:strike w:val="false"/>
-                <w:dstrike w:val="false"/>
-                <w:outline w:val="false"/>
-                <w:shadow w:val="false"/>
-                <w:color w:val="000000"/>
-                <w:sz w:val="24"/>
-                <w:szCs w:val="24"/>
-                <w:u w:val="none"/>
-              </w:rPr>
-              <w:t>0.99099</w:t>
+              <w:rPr/>
             </w:r>
           </w:p>
         </w:tc>
         <w:tc>
           <w:tcPr>
-            <w:tcW w:w="1996" w:type="dxa"/>
+            <w:tcW w:w="2001" w:type="dxa"/>
             <w:tcBorders/>
           </w:tcPr>
           <w:p>
@@ -9253,55 +12252,7 @@
               </w:rPr>
             </w:pPr>
             <w:r>
-              <w:rPr>
-                <w:b w:val="false"/>
-                <w:bCs w:val="false"/>
-                <w:i w:val="false"/>
-                <w:iCs w:val="false"/>
-                <w:strike w:val="false"/>
-                <w:dstrike w:val="false"/>
-                <w:outline w:val="false"/>
-                <w:shadow w:val="false"/>
-                <w:color w:val="000000"/>
-                <w:sz w:val="24"/>
-                <w:szCs w:val="24"/>
-                <w:u w:val="none"/>
-              </w:rPr>
-              <w:t>-0.03811</w:t>
-            </w:r>
-          </w:p>
-        </w:tc>
-        <w:tc>
-          <w:tcPr>
-            <w:tcW w:w="2000" w:type="dxa"/>
-            <w:tcBorders/>
-          </w:tcPr>
-          <w:p>
-            <w:pPr>
-              <w:pStyle w:val="Contenidodelatabla"/>
-              <w:widowControl w:val="false"/>
-              <w:bidi w:val="0"/>
-              <w:jc w:val="center"/>
-              <w:rPr>
-                <w:color w:val="000000"/>
-              </w:rPr>
-            </w:pPr>
-            <w:r>
-              <w:rPr>
-                <w:b w:val="false"/>
-                <w:bCs w:val="false"/>
-                <w:i w:val="false"/>
-                <w:iCs w:val="false"/>
-                <w:strike w:val="false"/>
-                <w:dstrike w:val="false"/>
-                <w:outline w:val="false"/>
-                <w:shadow w:val="false"/>
-                <w:color w:val="000000"/>
-                <w:sz w:val="24"/>
-                <w:szCs w:val="24"/>
-                <w:u w:val="none"/>
-              </w:rPr>
-              <w:t>0.87307</w:t>
+              <w:rPr/>
             </w:r>
           </w:p>
         </w:tc>
@@ -9357,6 +12308,98 @@
         </w:tc>
         <w:tc>
           <w:tcPr>
+            <w:tcW w:w="1994" w:type="dxa"/>
+            <w:tcBorders/>
+          </w:tcPr>
+          <w:p>
+            <w:pPr>
+              <w:pStyle w:val="Contenidodelatabla"/>
+              <w:widowControl w:val="false"/>
+              <w:bidi w:val="0"/>
+              <w:jc w:val="center"/>
+              <w:rPr>
+                <w:color w:val="000000"/>
+              </w:rPr>
+            </w:pPr>
+            <w:r>
+              <w:rPr>
+                <w:b w:val="false"/>
+                <w:bCs w:val="false"/>
+                <w:i w:val="false"/>
+                <w:iCs w:val="false"/>
+                <w:strike w:val="false"/>
+                <w:dstrike w:val="false"/>
+                <w:outline w:val="false"/>
+                <w:shadow w:val="false"/>
+                <w:color w:val="000000"/>
+                <w:sz w:val="24"/>
+                <w:szCs w:val="24"/>
+                <w:u w:val="none"/>
+              </w:rPr>
+              <w:t>0.</w:t>
+            </w:r>
+            <w:r>
+              <w:rPr>
+                <w:b w:val="false"/>
+                <w:bCs w:val="false"/>
+                <w:i w:val="false"/>
+                <w:iCs w:val="false"/>
+                <w:strike w:val="false"/>
+                <w:dstrike w:val="false"/>
+                <w:outline w:val="false"/>
+                <w:shadow w:val="false"/>
+                <w:color w:val="000000"/>
+                <w:sz w:val="24"/>
+                <w:szCs w:val="24"/>
+                <w:u w:val="none"/>
+              </w:rPr>
+              <w:t xml:space="preserve">96 </w:t>
+            </w:r>
+            <w:hyperlink r:id="rId52">
+              <w:r>
+                <w:rPr>
+                  <w:rStyle w:val="EnlacedeInternet"/>
+                  <w:rFonts w:ascii="Liberation Serif" w:hAnsi="Liberation Serif"/>
+                  <w:b w:val="false"/>
+                  <w:bCs w:val="false"/>
+                  <w:i w:val="false"/>
+                  <w:iCs w:val="false"/>
+                  <w:strike w:val="false"/>
+                  <w:dstrike w:val="false"/>
+                  <w:outline w:val="false"/>
+                  <w:shadow w:val="false"/>
+                  <w:color w:val="000000"/>
+                  <w:sz w:val="24"/>
+                  <w:szCs w:val="24"/>
+                  <w:u w:val="none"/>
+                  <w:effect w:val="none"/>
+                </w:rPr>
+                <w:t>±</w:t>
+              </w:r>
+            </w:hyperlink>
+            <w:r>
+              <w:rPr>
+                <w:rFonts w:ascii="Liberation Serif" w:hAnsi="Liberation Serif"/>
+                <w:b w:val="false"/>
+                <w:bCs w:val="false"/>
+                <w:i w:val="false"/>
+                <w:iCs w:val="false"/>
+                <w:strike w:val="false"/>
+                <w:dstrike w:val="false"/>
+                <w:outline w:val="false"/>
+                <w:shadow w:val="false"/>
+                <w:color w:val="000000"/>
+                <w:sz w:val="24"/>
+                <w:szCs w:val="24"/>
+                <w:u w:val="none"/>
+                <w:effect w:val="none"/>
+              </w:rPr>
+              <w:t xml:space="preserve"> 0.38</w:t>
+            </w:r>
+          </w:p>
+        </w:tc>
+        <w:tc>
+          <w:tcPr>
             <w:tcW w:w="1995" w:type="dxa"/>
             <w:tcBorders/>
           </w:tcPr>
@@ -9385,13 +12428,90 @@
                 <w:szCs w:val="24"/>
                 <w:u w:val="none"/>
               </w:rPr>
-              <w:t>0.05422</w:t>
+              <w:t>0.9</w:t>
+            </w:r>
+            <w:r>
+              <w:rPr>
+                <w:b w:val="false"/>
+                <w:bCs w:val="false"/>
+                <w:i w:val="false"/>
+                <w:iCs w:val="false"/>
+                <w:strike w:val="false"/>
+                <w:dstrike w:val="false"/>
+                <w:outline w:val="false"/>
+                <w:shadow w:val="false"/>
+                <w:color w:val="000000"/>
+                <w:sz w:val="24"/>
+                <w:szCs w:val="24"/>
+                <w:u w:val="none"/>
+              </w:rPr>
+              <w:t xml:space="preserve">3 </w:t>
+            </w:r>
+            <w:hyperlink r:id="rId53">
+              <w:r>
+                <w:rPr>
+                  <w:rStyle w:val="EnlacedeInternet"/>
+                  <w:rFonts w:ascii="Liberation Serif" w:hAnsi="Liberation Serif"/>
+                  <w:b w:val="false"/>
+                  <w:bCs w:val="false"/>
+                  <w:i w:val="false"/>
+                  <w:iCs w:val="false"/>
+                  <w:strike w:val="false"/>
+                  <w:dstrike w:val="false"/>
+                  <w:outline w:val="false"/>
+                  <w:shadow w:val="false"/>
+                  <w:color w:val="000000"/>
+                  <w:sz w:val="24"/>
+                  <w:szCs w:val="24"/>
+                  <w:u w:val="none"/>
+                  <w:effect w:val="none"/>
+                </w:rPr>
+                <w:t>±</w:t>
+              </w:r>
+            </w:hyperlink>
+            <w:r>
+              <w:rPr>
+                <w:rFonts w:ascii="Liberation Serif" w:hAnsi="Liberation Serif"/>
+                <w:b w:val="false"/>
+                <w:bCs w:val="false"/>
+                <w:i w:val="false"/>
+                <w:iCs w:val="false"/>
+                <w:strike w:val="false"/>
+                <w:dstrike w:val="false"/>
+                <w:outline w:val="false"/>
+                <w:shadow w:val="false"/>
+                <w:color w:val="000000"/>
+                <w:sz w:val="24"/>
+                <w:szCs w:val="24"/>
+                <w:u w:val="none"/>
+                <w:effect w:val="none"/>
+              </w:rPr>
+              <w:t xml:space="preserve"> </w:t>
+            </w:r>
+            <w:r>
+              <w:rPr>
+                <w:rFonts w:ascii="Liberation Serif" w:hAnsi="Liberation Serif"/>
+                <w:b w:val="false"/>
+                <w:bCs w:val="false"/>
+                <w:i w:val="false"/>
+                <w:iCs w:val="false"/>
+                <w:strike w:val="false"/>
+                <w:dstrike w:val="false"/>
+                <w:outline w:val="false"/>
+                <w:shadow w:val="false"/>
+                <w:color w:val="000000"/>
+                <w:sz w:val="24"/>
+                <w:szCs w:val="24"/>
+                <w:u w:val="none"/>
+                <w:effect w:val="none"/>
+              </w:rPr>
+              <w:t>0.07</w:t>
             </w:r>
           </w:p>
         </w:tc>
         <w:tc>
           <w:tcPr>
-            <w:tcW w:w="1994" w:type="dxa"/>
+            <w:tcW w:w="1995" w:type="dxa"/>
             <w:tcBorders/>
           </w:tcPr>
           <w:p>
@@ -9405,27 +12525,13 @@
               </w:rPr>
             </w:pPr>
             <w:r>
-              <w:rPr>
-                <w:b w:val="false"/>
-                <w:bCs w:val="false"/>
-                <w:i w:val="false"/>
-                <w:iCs w:val="false"/>
-                <w:strike w:val="false"/>
-                <w:dstrike w:val="false"/>
-                <w:outline w:val="false"/>
-                <w:shadow w:val="false"/>
-                <w:color w:val="000000"/>
-                <w:sz w:val="24"/>
-                <w:szCs w:val="24"/>
-                <w:u w:val="none"/>
-              </w:rPr>
-              <w:t>0.92224</w:t>
+              <w:rPr/>
             </w:r>
           </w:p>
         </w:tc>
         <w:tc>
           <w:tcPr>
-            <w:tcW w:w="1996" w:type="dxa"/>
+            <w:tcW w:w="2001" w:type="dxa"/>
             <w:tcBorders/>
           </w:tcPr>
           <w:p>
@@ -9439,55 +12545,7 @@
               </w:rPr>
             </w:pPr>
             <w:r>
-              <w:rPr>
-                <w:b w:val="false"/>
-                <w:bCs w:val="false"/>
-                <w:i w:val="false"/>
-                <w:iCs w:val="false"/>
-                <w:strike w:val="false"/>
-                <w:dstrike w:val="false"/>
-                <w:outline w:val="false"/>
-                <w:shadow w:val="false"/>
-                <w:color w:val="000000"/>
-                <w:sz w:val="24"/>
-                <w:szCs w:val="24"/>
-                <w:u w:val="none"/>
-              </w:rPr>
-              <w:t>-0.02332</w:t>
-            </w:r>
-          </w:p>
-        </w:tc>
-        <w:tc>
-          <w:tcPr>
-            <w:tcW w:w="2000" w:type="dxa"/>
-            <w:tcBorders/>
-          </w:tcPr>
-          <w:p>
-            <w:pPr>
-              <w:pStyle w:val="Contenidodelatabla"/>
-              <w:widowControl w:val="false"/>
-              <w:bidi w:val="0"/>
-              <w:jc w:val="center"/>
-              <w:rPr>
-                <w:color w:val="000000"/>
-              </w:rPr>
-            </w:pPr>
-            <w:r>
-              <w:rPr>
-                <w:b w:val="false"/>
-                <w:bCs w:val="false"/>
-                <w:i w:val="false"/>
-                <w:iCs w:val="false"/>
-                <w:strike w:val="false"/>
-                <w:dstrike w:val="false"/>
-                <w:outline w:val="false"/>
-                <w:shadow w:val="false"/>
-                <w:color w:val="000000"/>
-                <w:sz w:val="24"/>
-                <w:szCs w:val="24"/>
-                <w:u w:val="none"/>
-              </w:rPr>
-              <w:t>0.82856</w:t>
+              <w:rPr/>
             </w:r>
           </w:p>
         </w:tc>
@@ -9543,6 +12601,115 @@
         </w:tc>
         <w:tc>
           <w:tcPr>
+            <w:tcW w:w="1994" w:type="dxa"/>
+            <w:tcBorders/>
+          </w:tcPr>
+          <w:p>
+            <w:pPr>
+              <w:pStyle w:val="Contenidodelatabla"/>
+              <w:widowControl w:val="false"/>
+              <w:bidi w:val="0"/>
+              <w:jc w:val="center"/>
+              <w:rPr>
+                <w:color w:val="000000"/>
+              </w:rPr>
+            </w:pPr>
+            <w:r>
+              <w:rPr>
+                <w:b w:val="false"/>
+                <w:bCs w:val="false"/>
+                <w:i w:val="false"/>
+                <w:iCs w:val="false"/>
+                <w:strike w:val="false"/>
+                <w:dstrike w:val="false"/>
+                <w:outline w:val="false"/>
+                <w:shadow w:val="false"/>
+                <w:color w:val="000000"/>
+                <w:sz w:val="24"/>
+                <w:szCs w:val="24"/>
+                <w:u w:val="none"/>
+              </w:rPr>
+              <w:t>1</w:t>
+            </w:r>
+            <w:r>
+              <w:rPr>
+                <w:b w:val="false"/>
+                <w:bCs w:val="false"/>
+                <w:i w:val="false"/>
+                <w:iCs w:val="false"/>
+                <w:strike w:val="false"/>
+                <w:dstrike w:val="false"/>
+                <w:outline w:val="false"/>
+                <w:shadow w:val="false"/>
+                <w:color w:val="000000"/>
+                <w:sz w:val="24"/>
+                <w:szCs w:val="24"/>
+                <w:u w:val="none"/>
+              </w:rPr>
+              <w:t>.0</w:t>
+            </w:r>
+            <w:r>
+              <w:rPr>
+                <w:b w:val="false"/>
+                <w:bCs w:val="false"/>
+                <w:i w:val="false"/>
+                <w:iCs w:val="false"/>
+                <w:strike w:val="false"/>
+                <w:dstrike w:val="false"/>
+                <w:outline w:val="false"/>
+                <w:shadow w:val="false"/>
+                <w:color w:val="000000"/>
+                <w:sz w:val="24"/>
+                <w:szCs w:val="24"/>
+                <w:u w:val="none"/>
+              </w:rPr>
+              <w:t xml:space="preserve">5 </w:t>
+            </w:r>
+            <w:hyperlink r:id="rId54">
+              <w:r>
+                <w:rPr>
+                  <w:rStyle w:val="EnlacedeInternet"/>
+                  <w:rFonts w:ascii="Liberation Serif" w:hAnsi="Liberation Serif"/>
+                  <w:b w:val="false"/>
+                  <w:bCs w:val="false"/>
+                  <w:i w:val="false"/>
+                  <w:iCs w:val="false"/>
+                  <w:strike w:val="false"/>
+                  <w:dstrike w:val="false"/>
+                  <w:outline w:val="false"/>
+                  <w:shadow w:val="false"/>
+                  <w:color w:val="000000"/>
+                  <w:sz w:val="24"/>
+                  <w:szCs w:val="24"/>
+                  <w:u w:val="none"/>
+                  <w:effect w:val="none"/>
+                </w:rPr>
+                <w:t>±</w:t>
+              </w:r>
+            </w:hyperlink>
+            <w:r>
+              <w:rPr>
+                <w:rFonts w:ascii="Liberation Serif" w:hAnsi="Liberation Serif"/>
+                <w:b w:val="false"/>
+                <w:bCs w:val="false"/>
+                <w:i w:val="false"/>
+                <w:iCs w:val="false"/>
+                <w:strike w:val="false"/>
+                <w:dstrike w:val="false"/>
+                <w:outline w:val="false"/>
+                <w:shadow w:val="false"/>
+                <w:color w:val="000000"/>
+                <w:sz w:val="24"/>
+                <w:szCs w:val="24"/>
+                <w:u w:val="none"/>
+                <w:effect w:val="none"/>
+              </w:rPr>
+              <w:t xml:space="preserve"> 0.38</w:t>
+            </w:r>
+          </w:p>
+        </w:tc>
+        <w:tc>
+          <w:tcPr>
             <w:tcW w:w="1995" w:type="dxa"/>
             <w:tcBorders/>
           </w:tcPr>
@@ -9571,13 +12738,109 @@
                 <w:szCs w:val="24"/>
                 <w:u w:val="none"/>
               </w:rPr>
-              <w:t>0.06047</w:t>
+              <w:t>0.9</w:t>
+            </w:r>
+            <w:r>
+              <w:rPr>
+                <w:b w:val="false"/>
+                <w:bCs w:val="false"/>
+                <w:i w:val="false"/>
+                <w:iCs w:val="false"/>
+                <w:strike w:val="false"/>
+                <w:dstrike w:val="false"/>
+                <w:outline w:val="false"/>
+                <w:shadow w:val="false"/>
+                <w:color w:val="000000"/>
+                <w:sz w:val="24"/>
+                <w:szCs w:val="24"/>
+                <w:u w:val="none"/>
+              </w:rPr>
+              <w:t xml:space="preserve">9 </w:t>
+            </w:r>
+            <w:hyperlink r:id="rId55">
+              <w:r>
+                <w:rPr>
+                  <w:rStyle w:val="EnlacedeInternet"/>
+                  <w:rFonts w:ascii="Liberation Serif" w:hAnsi="Liberation Serif"/>
+                  <w:b w:val="false"/>
+                  <w:bCs w:val="false"/>
+                  <w:i w:val="false"/>
+                  <w:iCs w:val="false"/>
+                  <w:strike w:val="false"/>
+                  <w:dstrike w:val="false"/>
+                  <w:outline w:val="false"/>
+                  <w:shadow w:val="false"/>
+                  <w:color w:val="000000"/>
+                  <w:sz w:val="24"/>
+                  <w:szCs w:val="24"/>
+                  <w:u w:val="none"/>
+                  <w:effect w:val="none"/>
+                </w:rPr>
+                <w:t>±</w:t>
+              </w:r>
+            </w:hyperlink>
+            <w:r>
+              <w:rPr>
+                <w:rFonts w:ascii="Liberation Serif" w:hAnsi="Liberation Serif"/>
+                <w:b w:val="false"/>
+                <w:bCs w:val="false"/>
+                <w:i w:val="false"/>
+                <w:iCs w:val="false"/>
+                <w:strike w:val="false"/>
+                <w:dstrike w:val="false"/>
+                <w:outline w:val="false"/>
+                <w:shadow w:val="false"/>
+                <w:color w:val="000000"/>
+                <w:sz w:val="24"/>
+                <w:szCs w:val="24"/>
+                <w:u w:val="none"/>
+                <w:effect w:val="none"/>
+              </w:rPr>
+              <w:t xml:space="preserve"> </w:t>
+            </w:r>
+            <w:r>
+              <w:rPr>
+                <w:rFonts w:ascii="Liberation Serif" w:hAnsi="Liberation Serif"/>
+                <w:b w:val="false"/>
+                <w:bCs w:val="false"/>
+                <w:i w:val="false"/>
+                <w:iCs w:val="false"/>
+                <w:strike w:val="false"/>
+                <w:dstrike w:val="false"/>
+                <w:outline w:val="false"/>
+                <w:shadow w:val="false"/>
+                <w:color w:val="000000"/>
+                <w:sz w:val="24"/>
+                <w:szCs w:val="24"/>
+                <w:u w:val="none"/>
+                <w:effect w:val="none"/>
+              </w:rPr>
+              <w:t>0.07</w:t>
+            </w:r>
+            <w:r>
+              <w:rPr>
+                <w:rFonts w:ascii="Liberation Serif" w:hAnsi="Liberation Serif"/>
+                <w:b w:val="false"/>
+                <w:bCs w:val="false"/>
+                <w:i w:val="false"/>
+                <w:iCs w:val="false"/>
+                <w:strike w:val="false"/>
+                <w:dstrike w:val="false"/>
+                <w:outline w:val="false"/>
+                <w:shadow w:val="false"/>
+                <w:color w:val="000000"/>
+                <w:sz w:val="24"/>
+                <w:szCs w:val="24"/>
+                <w:u w:val="none"/>
+                <w:effect w:val="none"/>
+              </w:rPr>
+              <w:t xml:space="preserve"> </w:t>
             </w:r>
           </w:p>
         </w:tc>
         <w:tc>
           <w:tcPr>
-            <w:tcW w:w="1994" w:type="dxa"/>
+            <w:tcW w:w="1995" w:type="dxa"/>
             <w:tcBorders/>
           </w:tcPr>
           <w:p>
@@ -9591,27 +12854,13 @@
               </w:rPr>
             </w:pPr>
             <w:r>
-              <w:rPr>
-                <w:b w:val="false"/>
-                <w:bCs w:val="false"/>
-                <w:i w:val="false"/>
-                <w:iCs w:val="false"/>
-                <w:strike w:val="false"/>
-                <w:dstrike w:val="false"/>
-                <w:outline w:val="false"/>
-                <w:shadow w:val="false"/>
-                <w:color w:val="000000"/>
-                <w:sz w:val="24"/>
-                <w:szCs w:val="24"/>
-                <w:u w:val="none"/>
-              </w:rPr>
-              <w:t>0.98355</w:t>
+              <w:rPr/>
             </w:r>
           </w:p>
         </w:tc>
         <w:tc>
           <w:tcPr>
-            <w:tcW w:w="1996" w:type="dxa"/>
+            <w:tcW w:w="2001" w:type="dxa"/>
             <w:tcBorders/>
           </w:tcPr>
           <w:p>
@@ -9625,55 +12874,7 @@
               </w:rPr>
             </w:pPr>
             <w:r>
-              <w:rPr>
-                <w:b w:val="false"/>
-                <w:bCs w:val="false"/>
-                <w:i w:val="false"/>
-                <w:iCs w:val="false"/>
-                <w:strike w:val="false"/>
-                <w:dstrike w:val="false"/>
-                <w:outline w:val="false"/>
-                <w:shadow w:val="false"/>
-                <w:color w:val="000000"/>
-                <w:sz w:val="24"/>
-                <w:szCs w:val="24"/>
-                <w:u w:val="none"/>
-              </w:rPr>
-              <w:t>-0.03267</w:t>
-            </w:r>
-          </w:p>
-        </w:tc>
-        <w:tc>
-          <w:tcPr>
-            <w:tcW w:w="2000" w:type="dxa"/>
-            <w:tcBorders/>
-          </w:tcPr>
-          <w:p>
-            <w:pPr>
-              <w:pStyle w:val="Contenidodelatabla"/>
-              <w:widowControl w:val="false"/>
-              <w:bidi w:val="0"/>
-              <w:jc w:val="center"/>
-              <w:rPr>
-                <w:color w:val="000000"/>
-              </w:rPr>
-            </w:pPr>
-            <w:r>
-              <w:rPr>
-                <w:b w:val="false"/>
-                <w:bCs w:val="false"/>
-                <w:i w:val="false"/>
-                <w:iCs w:val="false"/>
-                <w:strike w:val="false"/>
-                <w:dstrike w:val="false"/>
-                <w:outline w:val="false"/>
-                <w:shadow w:val="false"/>
-                <w:color w:val="000000"/>
-                <w:sz w:val="24"/>
-                <w:szCs w:val="24"/>
-                <w:u w:val="none"/>
-              </w:rPr>
-              <w:t>0.87436</w:t>
+              <w:rPr/>
             </w:r>
           </w:p>
         </w:tc>
@@ -9729,6 +12930,115 @@
         </w:tc>
         <w:tc>
           <w:tcPr>
+            <w:tcW w:w="1994" w:type="dxa"/>
+            <w:tcBorders/>
+          </w:tcPr>
+          <w:p>
+            <w:pPr>
+              <w:pStyle w:val="Contenidodelatabla"/>
+              <w:widowControl w:val="false"/>
+              <w:bidi w:val="0"/>
+              <w:jc w:val="center"/>
+              <w:rPr>
+                <w:color w:val="000000"/>
+              </w:rPr>
+            </w:pPr>
+            <w:r>
+              <w:rPr>
+                <w:b w:val="false"/>
+                <w:bCs w:val="false"/>
+                <w:i w:val="false"/>
+                <w:iCs w:val="false"/>
+                <w:strike w:val="false"/>
+                <w:dstrike w:val="false"/>
+                <w:outline w:val="false"/>
+                <w:shadow w:val="false"/>
+                <w:color w:val="000000"/>
+                <w:sz w:val="24"/>
+                <w:szCs w:val="24"/>
+                <w:u w:val="none"/>
+              </w:rPr>
+              <w:t>1</w:t>
+            </w:r>
+            <w:r>
+              <w:rPr>
+                <w:b w:val="false"/>
+                <w:bCs w:val="false"/>
+                <w:i w:val="false"/>
+                <w:iCs w:val="false"/>
+                <w:strike w:val="false"/>
+                <w:dstrike w:val="false"/>
+                <w:outline w:val="false"/>
+                <w:shadow w:val="false"/>
+                <w:color w:val="000000"/>
+                <w:sz w:val="24"/>
+                <w:szCs w:val="24"/>
+                <w:u w:val="none"/>
+              </w:rPr>
+              <w:t>.</w:t>
+            </w:r>
+            <w:r>
+              <w:rPr>
+                <w:b w:val="false"/>
+                <w:bCs w:val="false"/>
+                <w:i w:val="false"/>
+                <w:iCs w:val="false"/>
+                <w:strike w:val="false"/>
+                <w:dstrike w:val="false"/>
+                <w:outline w:val="false"/>
+                <w:shadow w:val="false"/>
+                <w:color w:val="000000"/>
+                <w:sz w:val="24"/>
+                <w:szCs w:val="24"/>
+                <w:u w:val="none"/>
+              </w:rPr>
+              <w:t xml:space="preserve">18 </w:t>
+            </w:r>
+            <w:hyperlink r:id="rId56">
+              <w:r>
+                <w:rPr>
+                  <w:rStyle w:val="EnlacedeInternet"/>
+                  <w:rFonts w:ascii="Liberation Serif" w:hAnsi="Liberation Serif"/>
+                  <w:b w:val="false"/>
+                  <w:bCs w:val="false"/>
+                  <w:i w:val="false"/>
+                  <w:iCs w:val="false"/>
+                  <w:strike w:val="false"/>
+                  <w:dstrike w:val="false"/>
+                  <w:outline w:val="false"/>
+                  <w:shadow w:val="false"/>
+                  <w:color w:val="000000"/>
+                  <w:sz w:val="24"/>
+                  <w:szCs w:val="24"/>
+                  <w:u w:val="none"/>
+                  <w:effect w:val="none"/>
+                </w:rPr>
+                <w:t>±</w:t>
+              </w:r>
+            </w:hyperlink>
+            <w:r>
+              <w:rPr>
+                <w:rFonts w:ascii="Liberation Serif" w:hAnsi="Liberation Serif"/>
+                <w:b w:val="false"/>
+                <w:bCs w:val="false"/>
+                <w:i w:val="false"/>
+                <w:iCs w:val="false"/>
+                <w:strike w:val="false"/>
+                <w:dstrike w:val="false"/>
+                <w:outline w:val="false"/>
+                <w:shadow w:val="false"/>
+                <w:color w:val="000000"/>
+                <w:sz w:val="24"/>
+                <w:szCs w:val="24"/>
+                <w:u w:val="none"/>
+                <w:effect w:val="none"/>
+              </w:rPr>
+              <w:t xml:space="preserve"> 0.39</w:t>
+            </w:r>
+          </w:p>
+        </w:tc>
+        <w:tc>
+          <w:tcPr>
             <w:tcW w:w="1995" w:type="dxa"/>
             <w:tcBorders/>
           </w:tcPr>
@@ -9757,13 +13067,73 @@
                 <w:szCs w:val="24"/>
                 <w:u w:val="none"/>
               </w:rPr>
-              <w:t>0.07085</w:t>
+              <w:t xml:space="preserve">0.87 </w:t>
+            </w:r>
+            <w:hyperlink r:id="rId57">
+              <w:r>
+                <w:rPr>
+                  <w:rStyle w:val="EnlacedeInternet"/>
+                  <w:rFonts w:ascii="Liberation Serif" w:hAnsi="Liberation Serif"/>
+                  <w:b w:val="false"/>
+                  <w:bCs w:val="false"/>
+                  <w:i w:val="false"/>
+                  <w:iCs w:val="false"/>
+                  <w:strike w:val="false"/>
+                  <w:dstrike w:val="false"/>
+                  <w:outline w:val="false"/>
+                  <w:shadow w:val="false"/>
+                  <w:color w:val="000000"/>
+                  <w:sz w:val="24"/>
+                  <w:szCs w:val="24"/>
+                  <w:u w:val="none"/>
+                  <w:effect w:val="none"/>
+                </w:rPr>
+                <w:t>±</w:t>
+              </w:r>
+            </w:hyperlink>
+            <w:r>
+              <w:rPr>
+                <w:rFonts w:ascii="Liberation Serif" w:hAnsi="Liberation Serif"/>
+                <w:b w:val="false"/>
+                <w:bCs w:val="false"/>
+                <w:i w:val="false"/>
+                <w:iCs w:val="false"/>
+                <w:strike w:val="false"/>
+                <w:dstrike w:val="false"/>
+                <w:outline w:val="false"/>
+                <w:shadow w:val="false"/>
+                <w:color w:val="000000"/>
+                <w:sz w:val="24"/>
+                <w:szCs w:val="24"/>
+                <w:u w:val="none"/>
+                <w:effect w:val="none"/>
+              </w:rPr>
+              <w:t xml:space="preserve"> </w:t>
+            </w:r>
+            <w:r>
+              <w:rPr>
+                <w:rFonts w:ascii="Liberation Serif" w:hAnsi="Liberation Serif"/>
+                <w:b w:val="false"/>
+                <w:bCs w:val="false"/>
+                <w:i w:val="false"/>
+                <w:iCs w:val="false"/>
+                <w:strike w:val="false"/>
+                <w:dstrike w:val="false"/>
+                <w:outline w:val="false"/>
+                <w:shadow w:val="false"/>
+                <w:color w:val="000000"/>
+                <w:sz w:val="24"/>
+                <w:szCs w:val="24"/>
+                <w:u w:val="none"/>
+                <w:effect w:val="none"/>
+              </w:rPr>
+              <w:t>0.07</w:t>
             </w:r>
           </w:p>
         </w:tc>
         <w:tc>
           <w:tcPr>
-            <w:tcW w:w="1994" w:type="dxa"/>
+            <w:tcW w:w="1995" w:type="dxa"/>
             <w:tcBorders/>
           </w:tcPr>
           <w:p>
@@ -9777,27 +13147,13 @@
               </w:rPr>
             </w:pPr>
             <w:r>
-              <w:rPr>
-                <w:b w:val="false"/>
-                <w:bCs w:val="false"/>
-                <w:i w:val="false"/>
-                <w:iCs w:val="false"/>
-                <w:strike w:val="false"/>
-                <w:dstrike w:val="false"/>
-                <w:outline w:val="false"/>
-                <w:shadow w:val="false"/>
-                <w:color w:val="000000"/>
-                <w:sz w:val="24"/>
-                <w:szCs w:val="24"/>
-                <w:u w:val="none"/>
-              </w:rPr>
-              <w:t>0.87008</w:t>
+              <w:rPr/>
             </w:r>
           </w:p>
         </w:tc>
         <w:tc>
           <w:tcPr>
-            <w:tcW w:w="1996" w:type="dxa"/>
+            <w:tcW w:w="2001" w:type="dxa"/>
             <w:tcBorders/>
           </w:tcPr>
           <w:p>
@@ -9811,55 +13167,7 @@
               </w:rPr>
             </w:pPr>
             <w:r>
-              <w:rPr>
-                <w:b w:val="false"/>
-                <w:bCs w:val="false"/>
-                <w:i w:val="false"/>
-                <w:iCs w:val="false"/>
-                <w:strike w:val="false"/>
-                <w:dstrike w:val="false"/>
-                <w:outline w:val="false"/>
-                <w:shadow w:val="false"/>
-                <w:color w:val="000000"/>
-                <w:sz w:val="24"/>
-                <w:szCs w:val="24"/>
-                <w:u w:val="none"/>
-              </w:rPr>
-              <w:t>-0.04046</w:t>
-            </w:r>
-          </w:p>
-        </w:tc>
-        <w:tc>
-          <w:tcPr>
-            <w:tcW w:w="2000" w:type="dxa"/>
-            <w:tcBorders/>
-          </w:tcPr>
-          <w:p>
-            <w:pPr>
-              <w:pStyle w:val="Contenidodelatabla"/>
-              <w:widowControl w:val="false"/>
-              <w:bidi w:val="0"/>
-              <w:jc w:val="center"/>
-              <w:rPr>
-                <w:color w:val="000000"/>
-              </w:rPr>
-            </w:pPr>
-            <w:r>
-              <w:rPr>
-                <w:b w:val="false"/>
-                <w:bCs w:val="false"/>
-                <w:i w:val="false"/>
-                <w:iCs w:val="false"/>
-                <w:strike w:val="false"/>
-                <w:dstrike w:val="false"/>
-                <w:outline w:val="false"/>
-                <w:shadow w:val="false"/>
-                <w:color w:val="000000"/>
-                <w:sz w:val="24"/>
-                <w:szCs w:val="24"/>
-                <w:u w:val="none"/>
-              </w:rPr>
-              <w:t>0.85174</w:t>
+              <w:rPr/>
             </w:r>
           </w:p>
         </w:tc>
@@ -9917,6 +13225,117 @@
         </w:tc>
         <w:tc>
           <w:tcPr>
+            <w:tcW w:w="1994" w:type="dxa"/>
+            <w:tcBorders>
+              <w:bottom w:val="single" w:sz="6" w:space="0" w:color="000000"/>
+            </w:tcBorders>
+          </w:tcPr>
+          <w:p>
+            <w:pPr>
+              <w:pStyle w:val="Contenidodelatabla"/>
+              <w:widowControl w:val="false"/>
+              <w:bidi w:val="0"/>
+              <w:jc w:val="center"/>
+              <w:rPr>
+                <w:color w:val="000000"/>
+              </w:rPr>
+            </w:pPr>
+            <w:r>
+              <w:rPr>
+                <w:b w:val="false"/>
+                <w:bCs w:val="false"/>
+                <w:i w:val="false"/>
+                <w:iCs w:val="false"/>
+                <w:strike w:val="false"/>
+                <w:dstrike w:val="false"/>
+                <w:outline w:val="false"/>
+                <w:shadow w:val="false"/>
+                <w:color w:val="000000"/>
+                <w:sz w:val="24"/>
+                <w:szCs w:val="24"/>
+                <w:u w:val="none"/>
+              </w:rPr>
+              <w:t>1</w:t>
+            </w:r>
+            <w:r>
+              <w:rPr>
+                <w:b w:val="false"/>
+                <w:bCs w:val="false"/>
+                <w:i w:val="false"/>
+                <w:iCs w:val="false"/>
+                <w:strike w:val="false"/>
+                <w:dstrike w:val="false"/>
+                <w:outline w:val="false"/>
+                <w:shadow w:val="false"/>
+                <w:color w:val="000000"/>
+                <w:sz w:val="24"/>
+                <w:szCs w:val="24"/>
+                <w:u w:val="none"/>
+              </w:rPr>
+              <w:t>.0</w:t>
+            </w:r>
+            <w:r>
+              <w:rPr>
+                <w:b w:val="false"/>
+                <w:bCs w:val="false"/>
+                <w:i w:val="false"/>
+                <w:iCs w:val="false"/>
+                <w:strike w:val="false"/>
+                <w:dstrike w:val="false"/>
+                <w:outline w:val="false"/>
+                <w:shadow w:val="false"/>
+                <w:color w:val="000000"/>
+                <w:sz w:val="24"/>
+                <w:szCs w:val="24"/>
+                <w:u w:val="none"/>
+              </w:rPr>
+              <w:t xml:space="preserve">1 </w:t>
+            </w:r>
+            <w:hyperlink r:id="rId58">
+              <w:r>
+                <w:rPr>
+                  <w:rStyle w:val="EnlacedeInternet"/>
+                  <w:rFonts w:ascii="Liberation Serif" w:hAnsi="Liberation Serif"/>
+                  <w:b w:val="false"/>
+                  <w:bCs w:val="false"/>
+                  <w:i w:val="false"/>
+                  <w:iCs w:val="false"/>
+                  <w:strike w:val="false"/>
+                  <w:dstrike w:val="false"/>
+                  <w:outline w:val="false"/>
+                  <w:shadow w:val="false"/>
+                  <w:color w:val="000000"/>
+                  <w:sz w:val="24"/>
+                  <w:szCs w:val="24"/>
+                  <w:u w:val="none"/>
+                  <w:effect w:val="none"/>
+                </w:rPr>
+                <w:t>±</w:t>
+              </w:r>
+            </w:hyperlink>
+            <w:r>
+              <w:rPr>
+                <w:rFonts w:ascii="Liberation Serif" w:hAnsi="Liberation Serif"/>
+                <w:b w:val="false"/>
+                <w:bCs w:val="false"/>
+                <w:i w:val="false"/>
+                <w:iCs w:val="false"/>
+                <w:strike w:val="false"/>
+                <w:dstrike w:val="false"/>
+                <w:outline w:val="false"/>
+                <w:shadow w:val="false"/>
+                <w:color w:val="000000"/>
+                <w:sz w:val="24"/>
+                <w:szCs w:val="24"/>
+                <w:u w:val="none"/>
+                <w:effect w:val="none"/>
+              </w:rPr>
+              <w:t xml:space="preserve"> 0.39</w:t>
+            </w:r>
+          </w:p>
+        </w:tc>
+        <w:tc>
+          <w:tcPr>
             <w:tcW w:w="1995" w:type="dxa"/>
             <w:tcBorders>
               <w:bottom w:val="single" w:sz="6" w:space="0" w:color="000000"/>
@@ -9947,13 +13366,107 @@
                 <w:szCs w:val="24"/>
                 <w:u w:val="none"/>
               </w:rPr>
-              <w:t>0.05749</w:t>
+              <w:t>0</w:t>
+            </w:r>
+            <w:r>
+              <w:rPr>
+                <w:b w:val="false"/>
+                <w:bCs w:val="false"/>
+                <w:i w:val="false"/>
+                <w:iCs w:val="false"/>
+                <w:strike w:val="false"/>
+                <w:dstrike w:val="false"/>
+                <w:outline w:val="false"/>
+                <w:shadow w:val="false"/>
+                <w:color w:val="000000"/>
+                <w:sz w:val="24"/>
+                <w:szCs w:val="24"/>
+                <w:u w:val="none"/>
+              </w:rPr>
+              <w:t>.</w:t>
+            </w:r>
+            <w:r>
+              <w:rPr>
+                <w:b w:val="false"/>
+                <w:bCs w:val="false"/>
+                <w:i w:val="false"/>
+                <w:iCs w:val="false"/>
+                <w:strike w:val="false"/>
+                <w:dstrike w:val="false"/>
+                <w:outline w:val="false"/>
+                <w:shadow w:val="false"/>
+                <w:color w:val="000000"/>
+                <w:sz w:val="24"/>
+                <w:szCs w:val="24"/>
+                <w:u w:val="none"/>
+              </w:rPr>
+              <w:t xml:space="preserve">91 </w:t>
+            </w:r>
+            <w:hyperlink r:id="rId59">
+              <w:r>
+                <w:rPr>
+                  <w:rStyle w:val="EnlacedeInternet"/>
+                  <w:rFonts w:ascii="Liberation Serif" w:hAnsi="Liberation Serif"/>
+                  <w:b w:val="false"/>
+                  <w:bCs w:val="false"/>
+                  <w:i w:val="false"/>
+                  <w:iCs w:val="false"/>
+                  <w:strike w:val="false"/>
+                  <w:dstrike w:val="false"/>
+                  <w:outline w:val="false"/>
+                  <w:shadow w:val="false"/>
+                  <w:color w:val="000000"/>
+                  <w:sz w:val="24"/>
+                  <w:szCs w:val="24"/>
+                  <w:u w:val="none"/>
+                  <w:effect w:val="none"/>
+                </w:rPr>
+                <w:t>±</w:t>
+              </w:r>
+            </w:hyperlink>
+            <w:r>
+              <w:rPr>
+                <w:rFonts w:ascii="Liberation Serif" w:hAnsi="Liberation Serif"/>
+                <w:b w:val="false"/>
+                <w:bCs w:val="false"/>
+                <w:i w:val="false"/>
+                <w:iCs w:val="false"/>
+                <w:strike w:val="false"/>
+                <w:dstrike w:val="false"/>
+                <w:outline w:val="false"/>
+                <w:shadow w:val="false"/>
+                <w:color w:val="000000"/>
+                <w:sz w:val="24"/>
+                <w:szCs w:val="24"/>
+                <w:u w:val="none"/>
+                <w:effect w:val="none"/>
+              </w:rPr>
+              <w:t xml:space="preserve"> </w:t>
+            </w:r>
+            <w:r>
+              <w:rPr>
+                <w:rFonts w:ascii="Liberation Serif" w:hAnsi="Liberation Serif"/>
+                <w:b w:val="false"/>
+                <w:bCs w:val="false"/>
+                <w:i w:val="false"/>
+                <w:iCs w:val="false"/>
+                <w:strike w:val="false"/>
+                <w:dstrike w:val="false"/>
+                <w:outline w:val="false"/>
+                <w:shadow w:val="false"/>
+                <w:color w:val="000000"/>
+                <w:sz w:val="24"/>
+                <w:szCs w:val="24"/>
+                <w:u w:val="none"/>
+                <w:effect w:val="none"/>
+              </w:rPr>
+              <w:t>0.07</w:t>
             </w:r>
           </w:p>
         </w:tc>
         <w:tc>
           <w:tcPr>
-            <w:tcW w:w="1994" w:type="dxa"/>
+            <w:tcW w:w="1995" w:type="dxa"/>
             <w:tcBorders>
               <w:bottom w:val="single" w:sz="6" w:space="0" w:color="000000"/>
             </w:tcBorders>
@@ -9969,27 +13482,13 @@
               </w:rPr>
             </w:pPr>
             <w:r>
-              <w:rPr>
-                <w:b w:val="false"/>
-                <w:bCs w:val="false"/>
-                <w:i w:val="false"/>
-                <w:iCs w:val="false"/>
-                <w:strike w:val="false"/>
-                <w:dstrike w:val="false"/>
-                <w:outline w:val="false"/>
-                <w:shadow w:val="false"/>
-                <w:color w:val="000000"/>
-                <w:sz w:val="24"/>
-                <w:szCs w:val="24"/>
-                <w:u w:val="none"/>
-              </w:rPr>
-              <w:t>0.90903</w:t>
+              <w:rPr/>
             </w:r>
           </w:p>
         </w:tc>
         <w:tc>
           <w:tcPr>
-            <w:tcW w:w="1996" w:type="dxa"/>
+            <w:tcW w:w="2001" w:type="dxa"/>
             <w:tcBorders>
               <w:bottom w:val="single" w:sz="6" w:space="0" w:color="000000"/>
             </w:tcBorders>
@@ -10005,57 +13504,7 @@
               </w:rPr>
             </w:pPr>
             <w:r>
-              <w:rPr>
-                <w:b w:val="false"/>
-                <w:bCs w:val="false"/>
-                <w:i w:val="false"/>
-                <w:iCs w:val="false"/>
-                <w:strike w:val="false"/>
-                <w:dstrike w:val="false"/>
-                <w:outline w:val="false"/>
-                <w:shadow w:val="false"/>
-                <w:color w:val="000000"/>
-                <w:sz w:val="24"/>
-                <w:szCs w:val="24"/>
-                <w:u w:val="none"/>
-              </w:rPr>
-              <w:t>-0.03584</w:t>
-            </w:r>
-          </w:p>
-        </w:tc>
-        <w:tc>
-          <w:tcPr>
-            <w:tcW w:w="2000" w:type="dxa"/>
-            <w:tcBorders>
-              <w:bottom w:val="single" w:sz="6" w:space="0" w:color="000000"/>
-            </w:tcBorders>
-          </w:tcPr>
-          <w:p>
-            <w:pPr>
-              <w:pStyle w:val="Contenidodelatabla"/>
-              <w:widowControl w:val="false"/>
-              <w:bidi w:val="0"/>
-              <w:jc w:val="center"/>
-              <w:rPr>
-                <w:color w:val="000000"/>
-              </w:rPr>
-            </w:pPr>
-            <w:r>
-              <w:rPr>
-                <w:b w:val="false"/>
-                <w:bCs w:val="false"/>
-                <w:i w:val="false"/>
-                <w:iCs w:val="false"/>
-                <w:strike w:val="false"/>
-                <w:dstrike w:val="false"/>
-                <w:outline w:val="false"/>
-                <w:shadow w:val="false"/>
-                <w:color w:val="000000"/>
-                <w:sz w:val="24"/>
-                <w:szCs w:val="24"/>
-                <w:u w:val="none"/>
-              </w:rPr>
-              <w:t>0.87986</w:t>
+              <w:rPr/>
             </w:r>
           </w:p>
         </w:tc>
@@ -10326,7 +13775,7 @@
         </w:rPr>
         <w:t xml:space="preserve">Abraham, K. J. y Díaz, C. 2014. Identifying large sets of unrelated individuals and unrelated markers. Source Code for biology and Medicine 9 (6). </w:t>
       </w:r>
-      <w:hyperlink r:id="rId6">
+      <w:hyperlink r:id="rId60">
         <w:r>
           <w:rPr>
             <w:rStyle w:val="EnlacedeInternet"/>
@@ -10492,7 +13941,7 @@
         </w:rPr>
         <w:t xml:space="preserve">Bonifazi R. 2023. TuttiFrutti: A Collection of Miscellaneous R Functions and R Scripts. GitHub Repository. DOI: </w:t>
       </w:r>
-      <w:hyperlink r:id="rId7">
+      <w:hyperlink r:id="rId61">
         <w:r>
           <w:rPr>
             <w:rStyle w:val="EnlacedeInternet"/>
@@ -10528,7 +13977,7 @@
         </w:rPr>
         <w:t xml:space="preserve">. Available on line: </w:t>
       </w:r>
-      <w:hyperlink r:id="rId8">
+      <w:hyperlink r:id="rId62">
         <w:r>
           <w:rPr>
             <w:rStyle w:val="EnlacedeInternet"/>
@@ -10597,7 +14046,7 @@
         </w:rPr>
         <w:t xml:space="preserve">Browning, B. L. Zhou, Y. y Browning S. R. 2018. A one-penny imputed genome from next generation reference panels. Am J Hum Genet 103(3):338-348. </w:t>
       </w:r>
-      <w:hyperlink r:id="rId9" w:tgtFrame="_blank">
+      <w:hyperlink r:id="rId63" w:tgtFrame="_blank">
         <w:r>
           <w:rPr>
             <w:rStyle w:val="EnlacedeInternet"/>
@@ -10719,7 +14168,7 @@
         </w:rPr>
         <w:t xml:space="preserve">Using LD structure of several populations to optimize an SNP panel for conservation and selection. Journal of Animal Science 94: 168-169. </w:t>
       </w:r>
-      <w:hyperlink r:id="rId10">
+      <w:hyperlink r:id="rId64">
         <w:r>
           <w:rPr>
             <w:rStyle w:val="EnlacedeInternet"/>
@@ -10805,7 +14254,7 @@
         </w:rPr>
         <w:t xml:space="preserve">Legarra A. y Reverter A. 2018. Semi-parametric estimates of population accuracy and bias of predictions of breeding values and future phenotypes using the LR method. Genet Sel Evol 50(1):53. </w:t>
       </w:r>
-      <w:hyperlink r:id="rId11">
+      <w:hyperlink r:id="rId65">
         <w:r>
           <w:rPr>
             <w:rStyle w:val="EnlacedeInternet"/>
@@ -10937,7 +14386,7 @@
         </w:rPr>
         <w:t xml:space="preserve">5 (3): e9697. </w:t>
       </w:r>
-      <w:hyperlink r:id="rId12">
+      <w:hyperlink r:id="rId66">
         <w:r>
           <w:rPr>
             <w:rStyle w:val="EnlacedeInternet"/>
@@ -11103,7 +14552,7 @@
         </w:rPr>
         <w:t xml:space="preserve">81: 981-94. </w:t>
       </w:r>
-      <w:hyperlink r:id="rId13">
+      <w:hyperlink r:id="rId67">
         <w:r>
           <w:rPr>
             <w:rStyle w:val="EnlacedeInternet"/>
@@ -11206,7 +14655,7 @@
         </w:rPr>
         <w:t xml:space="preserve">. Journal of Applied Gnetics 63: 389-400. </w:t>
       </w:r>
-      <w:hyperlink r:id="rId14">
+      <w:hyperlink r:id="rId68">
         <w:r>
           <w:rPr>
             <w:rStyle w:val="EnlacedeInternet"/>
@@ -11297,7 +14746,7 @@
         </w:rPr>
         <w:t xml:space="preserve">Wu X. L., Li H., Ferretti R., Simpson B., Walker J., Parham J., Mastro L., Qiu J., Schultz T., Tait jr R. G. y Bauck S. 2020. A unified local objective function for optimally selecting SNPs on arrays for agricultural genomics applications. Animal Genetics 51 (2): 306-310. </w:t>
       </w:r>
-      <w:hyperlink r:id="rId15">
+      <w:hyperlink r:id="rId69">
         <w:r>
           <w:rPr>
             <w:rStyle w:val="EnlacedeInternet"/>
@@ -11390,6 +14839,23 @@
       <w:sz w:val="24"/>
       <w:szCs w:val="24"/>
       <w:lang w:val="es-ES" w:eastAsia="zh-CN" w:bidi="hi-IN"/>
+    </w:rPr>
+  </w:style>
+  <w:style w:type="paragraph" w:styleId="Ttulo3">
+    <w:name w:val="Heading 3"/>
+    <w:basedOn w:val="Ttulo"/>
+    <w:next w:val="Cuerpodetexto"/>
+    <w:qFormat/>
+    <w:pPr>
+      <w:spacing w:before="140" w:after="120"/>
+      <w:outlineLvl w:val="2"/>
+    </w:pPr>
+    <w:rPr>
+      <w:rFonts w:ascii="Liberation Serif" w:hAnsi="Liberation Serif" w:eastAsia="Noto Serif CJK SC" w:cs="Lohit Devanagari"/>
+      <w:b/>
+      <w:bCs/>
+      <w:sz w:val="28"/>
+      <w:szCs w:val="28"/>
     </w:rPr>
   </w:style>
   <w:style w:type="character" w:styleId="Destaquemayor">
